--- a/Nitya_Laptop/MB Section/5- SIO -EC Requirement and Post Power Btn Pressed/1- Input- SIO Requirement Before Power Button Pressed.docx
+++ b/Nitya_Laptop/MB Section/5- SIO -EC Requirement and Post Power Btn Pressed/1- Input- SIO Requirement Before Power Button Pressed.docx
@@ -108,7 +108,7 @@
         <w:rPr>
           <w:rFonts w:ascii="Georgia" w:hAnsi="Georgia"/>
         </w:rPr>
-        <w:t>VSTY0, LID_SW#,  ACIN#</w:t>
+        <w:t>LID_SW#,  ACIN#</w:t>
       </w:r>
       <w:r>
         <w:rPr>
@@ -116,6 +116,12 @@
         </w:rPr>
         <w:t>(ACOK, ACON)</w:t>
       </w:r>
+      <w:r>
+        <w:rPr>
+          <w:rFonts w:ascii="Georgia" w:hAnsi="Georgia"/>
+        </w:rPr>
+        <w:t>- to confirm – adapter or battery</w:t>
+      </w:r>
     </w:p>
     <w:p>
       <w:pPr>
@@ -129,7 +135,19 @@
         <w:rPr>
           <w:rFonts w:ascii="Georgia" w:hAnsi="Georgia"/>
         </w:rPr>
+        <w:t xml:space="preserve">VSTY0, </w:t>
+      </w:r>
+      <w:r>
+        <w:rPr>
+          <w:rFonts w:ascii="Georgia" w:hAnsi="Georgia"/>
+        </w:rPr>
         <w:t>VSTBY1, VSTBY2, VSTBY3, VSTBY4, VSTBY5, VSTBY6,</w:t>
+      </w:r>
+      <w:r>
+        <w:rPr>
+          <w:rFonts w:ascii="Georgia" w:hAnsi="Georgia"/>
+        </w:rPr>
+        <w:t xml:space="preserve"> - input pins</w:t>
       </w:r>
     </w:p>
     <w:p>
@@ -150,6 +168,873 @@
         </w:rPr>
         <w:t>PWRBTN</w:t>
       </w:r>
+    </w:p>
+    <w:p>
+      <w:pPr>
+        <w:spacing w:line="480" w:lineRule="auto"/>
+        <w:rPr>
+          <w:rFonts w:ascii="Georgia" w:hAnsi="Georgia"/>
+        </w:rPr>
+      </w:pPr>
+      <w:r>
+        <w:rPr>
+          <w:rFonts w:ascii="Georgia" w:hAnsi="Georgia"/>
+        </w:rPr>
+        <w:t>EC_RST</w:t>
+      </w:r>
+    </w:p>
+    <w:p>
+      <w:pPr>
+        <w:spacing w:line="480" w:lineRule="auto"/>
+        <w:rPr>
+          <w:rFonts w:ascii="Georgia" w:hAnsi="Georgia"/>
+        </w:rPr>
+      </w:pPr>
+    </w:p>
+    <w:p>
+      <w:pPr>
+        <w:spacing w:line="480" w:lineRule="auto"/>
+        <w:rPr>
+          <w:rFonts w:ascii="Georgia" w:hAnsi="Georgia"/>
+        </w:rPr>
+      </w:pPr>
+      <w:r>
+        <w:rPr>
+          <w:rFonts w:ascii="Georgia" w:hAnsi="Georgia"/>
+          <w:b/>
+          <w:bCs/>
+        </w:rPr>
+        <w:t>SIO POWER ON REQUIRMEN TESTING WITH </w:t>
+      </w:r>
+      <w:hyperlink r:id="rId5" w:history="1">
+        <w:r>
+          <w:rPr>
+            <w:rStyle w:val="Hyperlink"/>
+            <w:rFonts w:ascii="Georgia" w:hAnsi="Georgia"/>
+            <w:b/>
+            <w:bCs/>
+          </w:rPr>
+          <w:t>#SCHKMATIC</w:t>
+        </w:r>
+      </w:hyperlink>
+      <w:r>
+        <w:rPr>
+          <w:rFonts w:ascii="Georgia" w:hAnsi="Georgia"/>
+          <w:b/>
+          <w:bCs/>
+        </w:rPr>
+        <w:t> </w:t>
+      </w:r>
+      <w:hyperlink r:id="rId6" w:history="1">
+        <w:r>
+          <w:rPr>
+            <w:rStyle w:val="Hyperlink"/>
+            <w:rFonts w:ascii="Georgia" w:hAnsi="Georgia"/>
+            <w:b/>
+            <w:bCs/>
+          </w:rPr>
+          <w:t>#DIGRAM</w:t>
+        </w:r>
+      </w:hyperlink>
+      <w:r>
+        <w:rPr>
+          <w:rFonts w:ascii="Georgia" w:hAnsi="Georgia"/>
+          <w:b/>
+          <w:bCs/>
+        </w:rPr>
+        <w:t> TESTING</w:t>
+      </w:r>
+    </w:p>
+    <w:p>
+      <w:pPr>
+        <w:spacing w:line="480" w:lineRule="auto"/>
+        <w:rPr>
+          <w:rFonts w:ascii="Georgia" w:hAnsi="Georgia"/>
+        </w:rPr>
+      </w:pPr>
+      <w:hyperlink r:id="rId7" w:history="1">
+        <w:r>
+          <w:rPr>
+            <w:rStyle w:val="Hyperlink"/>
+            <w:rFonts w:ascii="Georgia" w:hAnsi="Georgia"/>
+          </w:rPr>
+          <w:t>https://www.youtube.com/watch?v=tHzMVuMxTP8&amp;list=PLlz0cASECY1FZ36h9oYhTPw6jix9cV39a</w:t>
+        </w:r>
+      </w:hyperlink>
+    </w:p>
+    <w:p>
+      <w:pPr>
+        <w:spacing w:line="480" w:lineRule="auto"/>
+        <w:rPr>
+          <w:rFonts w:ascii="Georgia" w:hAnsi="Georgia"/>
+          <w:b/>
+          <w:bCs/>
+        </w:rPr>
+      </w:pPr>
+      <w:r>
+        <w:rPr>
+          <w:rFonts w:ascii="Georgia" w:hAnsi="Georgia"/>
+          <w:b/>
+          <w:bCs/>
+        </w:rPr>
+        <w:t xml:space="preserve">SIO </w:t>
+      </w:r>
+      <w:r>
+        <w:rPr>
+          <w:rFonts w:ascii="Georgia" w:hAnsi="Georgia"/>
+          <w:b/>
+          <w:bCs/>
+        </w:rPr>
+        <w:t>Input</w:t>
+      </w:r>
+    </w:p>
+    <w:p>
+      <w:pPr>
+        <w:pStyle w:val="ListParagraph"/>
+        <w:numPr>
+          <w:ilvl w:val="0"/>
+          <w:numId w:val="2"/>
+        </w:numPr>
+        <w:spacing w:line="480" w:lineRule="auto"/>
+        <w:rPr>
+          <w:rFonts w:ascii="Times New Roman" w:hAnsi="Times New Roman" w:cs="Times New Roman"/>
+        </w:rPr>
+      </w:pPr>
+      <w:r>
+        <w:rPr>
+          <w:rFonts w:ascii="Times New Roman" w:hAnsi="Times New Roman" w:cs="Times New Roman"/>
+        </w:rPr>
+        <w:t>VCC(EC_VDD/VCC</w:t>
+      </w:r>
+      <w:r>
+        <w:rPr>
+          <w:rFonts w:ascii="Times New Roman" w:hAnsi="Times New Roman" w:cs="Times New Roman"/>
+        </w:rPr>
+        <w:t>, VSTY0</w:t>
+      </w:r>
+      <w:r>
+        <w:rPr>
+          <w:rFonts w:ascii="Times New Roman" w:hAnsi="Times New Roman" w:cs="Times New Roman"/>
+        </w:rPr>
+        <w:t>)</w:t>
+      </w:r>
+      <w:r>
+        <w:rPr>
+          <w:rFonts w:ascii="Times New Roman" w:hAnsi="Times New Roman" w:cs="Times New Roman"/>
+        </w:rPr>
+        <w:t>,  AVCC</w:t>
+      </w:r>
+      <w:r>
+        <w:rPr>
+          <w:rFonts w:ascii="Times New Roman" w:hAnsi="Times New Roman" w:cs="Times New Roman"/>
+        </w:rPr>
+        <w:t xml:space="preserve"> – LDO to wake up</w:t>
+      </w:r>
+    </w:p>
+    <w:p>
+      <w:pPr>
+        <w:pStyle w:val="ListParagraph"/>
+        <w:numPr>
+          <w:ilvl w:val="0"/>
+          <w:numId w:val="2"/>
+        </w:numPr>
+        <w:spacing w:line="480" w:lineRule="auto"/>
+        <w:rPr>
+          <w:rFonts w:ascii="Times New Roman" w:hAnsi="Times New Roman" w:cs="Times New Roman"/>
+        </w:rPr>
+      </w:pPr>
+      <w:r>
+        <w:rPr>
+          <w:rFonts w:ascii="Times New Roman" w:hAnsi="Times New Roman" w:cs="Times New Roman"/>
+        </w:rPr>
+        <w:t>EC_RST – 3VALW_EC</w:t>
+      </w:r>
+    </w:p>
+    <w:p>
+      <w:pPr>
+        <w:pStyle w:val="ListParagraph"/>
+        <w:numPr>
+          <w:ilvl w:val="0"/>
+          <w:numId w:val="2"/>
+        </w:numPr>
+        <w:spacing w:line="480" w:lineRule="auto"/>
+        <w:rPr>
+          <w:rFonts w:ascii="Times New Roman" w:hAnsi="Times New Roman" w:cs="Times New Roman"/>
+        </w:rPr>
+      </w:pPr>
+      <w:r>
+        <w:rPr>
+          <w:rFonts w:ascii="Times New Roman" w:hAnsi="Times New Roman" w:cs="Times New Roman"/>
+        </w:rPr>
+        <w:t>ACIN# to confirm adapter connection</w:t>
+      </w:r>
+    </w:p>
+    <w:p>
+      <w:pPr>
+        <w:pStyle w:val="ListParagraph"/>
+        <w:numPr>
+          <w:ilvl w:val="0"/>
+          <w:numId w:val="2"/>
+        </w:numPr>
+        <w:spacing w:line="480" w:lineRule="auto"/>
+        <w:rPr>
+          <w:rFonts w:ascii="Times New Roman" w:hAnsi="Times New Roman" w:cs="Times New Roman"/>
+        </w:rPr>
+      </w:pPr>
+      <w:r>
+        <w:rPr>
+          <w:rFonts w:ascii="Times New Roman" w:hAnsi="Times New Roman" w:cs="Times New Roman"/>
+        </w:rPr>
+        <w:t>LID_SW#  info about latop in sleep mode(0V) or working mode(3.3V)</w:t>
+      </w:r>
+    </w:p>
+    <w:p>
+      <w:pPr>
+        <w:pStyle w:val="ListParagraph"/>
+        <w:numPr>
+          <w:ilvl w:val="0"/>
+          <w:numId w:val="2"/>
+        </w:numPr>
+        <w:spacing w:line="480" w:lineRule="auto"/>
+        <w:rPr>
+          <w:rFonts w:ascii="Times New Roman" w:hAnsi="Times New Roman" w:cs="Times New Roman"/>
+        </w:rPr>
+      </w:pPr>
+      <w:r>
+        <w:rPr>
+          <w:rFonts w:ascii="Times New Roman" w:hAnsi="Times New Roman" w:cs="Times New Roman"/>
+          <w:b/>
+          <w:bCs/>
+        </w:rPr>
+        <w:t>VCIN0_PH1</w:t>
+      </w:r>
+      <w:r>
+        <w:rPr>
+          <w:rFonts w:ascii="Times New Roman" w:hAnsi="Times New Roman" w:cs="Times New Roman"/>
+        </w:rPr>
+        <w:t xml:space="preserve"> – EC Thermal -</w:t>
+      </w:r>
+      <w:r>
+        <w:rPr>
+          <w:rFonts w:ascii="Times New Roman" w:hAnsi="Times New Roman" w:cs="Times New Roman"/>
+        </w:rPr>
+        <w:t xml:space="preserve"> ~</w:t>
+      </w:r>
+      <w:r>
+        <w:rPr>
+          <w:rFonts w:ascii="Times New Roman" w:hAnsi="Times New Roman" w:cs="Times New Roman"/>
+        </w:rPr>
+        <w:t>2.7V as per votage devider</w:t>
+      </w:r>
+    </w:p>
+    <w:p>
+      <w:pPr>
+        <w:spacing w:line="480" w:lineRule="auto"/>
+        <w:ind w:left="360" w:hanging="360"/>
+        <w:jc w:val="both"/>
+        <w:rPr>
+          <w:rFonts w:ascii="Georgia" w:hAnsi="Georgia"/>
+          <w:b/>
+          <w:bCs/>
+        </w:rPr>
+      </w:pPr>
+      <w:r>
+        <w:rPr>
+          <w:rFonts w:ascii="Georgia" w:hAnsi="Georgia"/>
+          <w:b/>
+          <w:bCs/>
+        </w:rPr>
+        <w:t xml:space="preserve">SIO </w:t>
+      </w:r>
+      <w:r>
+        <w:rPr>
+          <w:rFonts w:ascii="Georgia" w:hAnsi="Georgia"/>
+          <w:b/>
+          <w:bCs/>
+        </w:rPr>
+        <w:t>Output</w:t>
+      </w:r>
+    </w:p>
+    <w:p>
+      <w:pPr>
+        <w:pStyle w:val="ListParagraph"/>
+        <w:numPr>
+          <w:ilvl w:val="0"/>
+          <w:numId w:val="2"/>
+        </w:numPr>
+        <w:spacing w:line="480" w:lineRule="auto"/>
+        <w:jc w:val="both"/>
+        <w:rPr>
+          <w:rFonts w:ascii="Times New Roman" w:hAnsi="Times New Roman" w:cs="Times New Roman"/>
+          <w:b/>
+          <w:bCs/>
+        </w:rPr>
+      </w:pPr>
+      <w:r>
+        <w:rPr>
+          <w:rFonts w:ascii="Times New Roman" w:hAnsi="Times New Roman" w:cs="Times New Roman"/>
+          <w:b/>
+          <w:bCs/>
+        </w:rPr>
+        <w:t>EC_ON / S5_Enable/S5_ON – 3/5 Enable</w:t>
+      </w:r>
+    </w:p>
+    <w:p>
+      <w:pPr>
+        <w:pStyle w:val="ListParagraph"/>
+        <w:spacing w:line="480" w:lineRule="auto"/>
+        <w:jc w:val="both"/>
+        <w:rPr>
+          <w:rFonts w:ascii="Times New Roman" w:hAnsi="Times New Roman" w:cs="Times New Roman"/>
+        </w:rPr>
+      </w:pPr>
+      <w:r>
+        <w:rPr>
+          <w:rFonts w:ascii="Times New Roman" w:hAnsi="Times New Roman" w:cs="Times New Roman"/>
+        </w:rPr>
+        <w:t>Note: above requirement should be fullfilled for EC_ON</w:t>
+      </w:r>
+    </w:p>
+    <w:p>
+      <w:pPr>
+        <w:pStyle w:val="ListParagraph"/>
+        <w:spacing w:line="480" w:lineRule="auto"/>
+        <w:jc w:val="both"/>
+        <w:rPr>
+          <w:rFonts w:ascii="Times New Roman" w:hAnsi="Times New Roman" w:cs="Times New Roman"/>
+          <w:b/>
+          <w:bCs/>
+        </w:rPr>
+      </w:pPr>
+      <w:r>
+        <w:rPr>
+          <w:rFonts w:ascii="Times New Roman" w:hAnsi="Times New Roman" w:cs="Times New Roman"/>
+          <w:b/>
+          <w:bCs/>
+        </w:rPr>
+        <w:t>ON/Off – 3V - Power Button (H L H)</w:t>
+      </w:r>
+    </w:p>
+    <w:p>
+      <w:pPr>
+        <w:pStyle w:val="ListParagraph"/>
+        <w:spacing w:line="480" w:lineRule="auto"/>
+        <w:ind w:left="630"/>
+        <w:jc w:val="both"/>
+        <w:rPr>
+          <w:rFonts w:ascii="Times New Roman" w:hAnsi="Times New Roman" w:cs="Times New Roman"/>
+          <w:b/>
+          <w:bCs/>
+        </w:rPr>
+      </w:pPr>
+      <w:r>
+        <w:rPr>
+          <w:rFonts w:ascii="Times New Roman" w:hAnsi="Times New Roman" w:cs="Times New Roman"/>
+          <w:b/>
+          <w:bCs/>
+          <w:highlight w:val="yellow"/>
+        </w:rPr>
+        <w:t>After Power Button Press</w:t>
+      </w:r>
+      <w:r>
+        <w:rPr>
+          <w:rFonts w:ascii="Times New Roman" w:hAnsi="Times New Roman" w:cs="Times New Roman"/>
+          <w:b/>
+          <w:bCs/>
+          <w:highlight w:val="yellow"/>
+        </w:rPr>
+        <w:t xml:space="preserve">ed EC Release 3 </w:t>
+      </w:r>
+      <w:r>
+        <w:rPr>
+          <w:rFonts w:ascii="Times New Roman" w:hAnsi="Times New Roman" w:cs="Times New Roman"/>
+          <w:b/>
+          <w:bCs/>
+          <w:highlight w:val="yellow"/>
+        </w:rPr>
+        <w:t>Signal</w:t>
+      </w:r>
+      <w:r>
+        <w:rPr>
+          <w:rFonts w:ascii="Times New Roman" w:hAnsi="Times New Roman" w:cs="Times New Roman"/>
+          <w:b/>
+          <w:bCs/>
+          <w:highlight w:val="yellow"/>
+        </w:rPr>
+        <w:t xml:space="preserve"> for PCH</w:t>
+      </w:r>
+    </w:p>
+    <w:p>
+      <w:pPr>
+        <w:pStyle w:val="ListParagraph"/>
+        <w:spacing w:line="480" w:lineRule="auto"/>
+        <w:ind w:left="630" w:hanging="540"/>
+        <w:jc w:val="both"/>
+        <w:rPr>
+          <w:rFonts w:ascii="Times New Roman" w:hAnsi="Times New Roman" w:cs="Times New Roman"/>
+          <w:b/>
+          <w:bCs/>
+        </w:rPr>
+      </w:pPr>
+      <w:r>
+        <w:rPr>
+          <w:rFonts w:ascii="Times New Roman" w:hAnsi="Times New Roman" w:cs="Times New Roman"/>
+          <w:b/>
+          <w:bCs/>
+          <w:highlight w:val="yellow"/>
+        </w:rPr>
+        <w:t>PCH INPUT</w:t>
+      </w:r>
+    </w:p>
+    <w:p>
+      <w:pPr>
+        <w:pStyle w:val="ListParagraph"/>
+        <w:numPr>
+          <w:ilvl w:val="0"/>
+          <w:numId w:val="4"/>
+        </w:numPr>
+        <w:spacing w:line="480" w:lineRule="auto"/>
+        <w:jc w:val="both"/>
+        <w:rPr>
+          <w:rFonts w:ascii="Times New Roman" w:hAnsi="Times New Roman" w:cs="Times New Roman"/>
+          <w:b/>
+          <w:bCs/>
+        </w:rPr>
+      </w:pPr>
+      <w:r>
+        <w:rPr>
+          <w:rFonts w:ascii="Times New Roman" w:hAnsi="Times New Roman" w:cs="Times New Roman"/>
+          <w:b/>
+          <w:bCs/>
+        </w:rPr>
+        <w:t>EC_RSMRST# (~3.</w:t>
+      </w:r>
+      <w:r>
+        <w:rPr>
+          <w:rFonts w:ascii="Times New Roman" w:hAnsi="Times New Roman" w:cs="Times New Roman"/>
+          <w:b/>
+          <w:bCs/>
+        </w:rPr>
+        <w:t>2</w:t>
+      </w:r>
+      <w:r>
+        <w:rPr>
+          <w:rFonts w:ascii="Times New Roman" w:hAnsi="Times New Roman" w:cs="Times New Roman"/>
+          <w:b/>
+          <w:bCs/>
+        </w:rPr>
+        <w:t>V)</w:t>
+      </w:r>
+      <w:r>
+        <w:rPr>
+          <w:rFonts w:ascii="Times New Roman" w:hAnsi="Times New Roman" w:cs="Times New Roman"/>
+          <w:b/>
+          <w:bCs/>
+        </w:rPr>
+        <w:t xml:space="preserve"> F</w:t>
+      </w:r>
+      <w:r>
+        <w:rPr>
+          <w:rFonts w:ascii="Times New Roman" w:hAnsi="Times New Roman" w:cs="Times New Roman"/>
+          <w:b/>
+          <w:bCs/>
+        </w:rPr>
+        <w:t>or PCH</w:t>
+      </w:r>
+    </w:p>
+    <w:p>
+      <w:pPr>
+        <w:pStyle w:val="ListParagraph"/>
+        <w:numPr>
+          <w:ilvl w:val="0"/>
+          <w:numId w:val="4"/>
+        </w:numPr>
+        <w:spacing w:line="480" w:lineRule="auto"/>
+        <w:jc w:val="both"/>
+        <w:rPr>
+          <w:rFonts w:ascii="Times New Roman" w:hAnsi="Times New Roman" w:cs="Times New Roman"/>
+          <w:b/>
+          <w:bCs/>
+        </w:rPr>
+      </w:pPr>
+      <w:r>
+        <w:rPr>
+          <w:rFonts w:ascii="Times New Roman" w:hAnsi="Times New Roman" w:cs="Times New Roman"/>
+          <w:b/>
+          <w:bCs/>
+        </w:rPr>
+        <w:t xml:space="preserve">PWRBTN_OUT# </w:t>
+      </w:r>
+      <w:r>
+        <w:rPr>
+          <w:rFonts w:ascii="Times New Roman" w:hAnsi="Times New Roman" w:cs="Times New Roman"/>
+          <w:b/>
+          <w:bCs/>
+        </w:rPr>
+        <w:t>(~3.2V)</w:t>
+      </w:r>
+      <w:r>
+        <w:rPr>
+          <w:rFonts w:ascii="Times New Roman" w:hAnsi="Times New Roman" w:cs="Times New Roman"/>
+          <w:b/>
+          <w:bCs/>
+        </w:rPr>
+        <w:t>- For PCH</w:t>
+      </w:r>
+    </w:p>
+    <w:p>
+      <w:pPr>
+        <w:pStyle w:val="ListParagraph"/>
+        <w:numPr>
+          <w:ilvl w:val="0"/>
+          <w:numId w:val="4"/>
+        </w:numPr>
+        <w:spacing w:line="480" w:lineRule="auto"/>
+        <w:jc w:val="both"/>
+        <w:rPr>
+          <w:rFonts w:ascii="Times New Roman" w:hAnsi="Times New Roman" w:cs="Times New Roman"/>
+          <w:b/>
+          <w:bCs/>
+        </w:rPr>
+      </w:pPr>
+      <w:r>
+        <w:rPr>
+          <w:rFonts w:ascii="Times New Roman" w:hAnsi="Times New Roman" w:cs="Times New Roman"/>
+          <w:b/>
+          <w:bCs/>
+        </w:rPr>
+        <w:lastRenderedPageBreak/>
+        <w:t>AC_PRESENT – For PCH System Management</w:t>
+      </w:r>
+    </w:p>
+    <w:p>
+      <w:pPr>
+        <w:spacing w:line="480" w:lineRule="auto"/>
+        <w:ind w:left="720"/>
+        <w:jc w:val="both"/>
+        <w:rPr>
+          <w:rFonts w:ascii="Times New Roman" w:hAnsi="Times New Roman" w:cs="Times New Roman"/>
+          <w:b/>
+          <w:bCs/>
+        </w:rPr>
+      </w:pPr>
+      <w:r>
+        <w:rPr>
+          <w:rFonts w:ascii="Times New Roman" w:hAnsi="Times New Roman" w:cs="Times New Roman"/>
+          <w:b/>
+          <w:bCs/>
+          <w:highlight w:val="green"/>
+        </w:rPr>
+        <w:t>AC_PRESENT – Kuch board me power button press se pehle aur kuch me power button press ke bad out hota hai.</w:t>
+      </w:r>
+    </w:p>
+    <w:p>
+      <w:pPr>
+        <w:spacing w:after="0" w:line="480" w:lineRule="auto"/>
+        <w:ind w:firstLine="630"/>
+        <w:jc w:val="both"/>
+        <w:rPr>
+          <w:rFonts w:ascii="Times New Roman" w:hAnsi="Times New Roman" w:cs="Times New Roman"/>
+          <w:b/>
+          <w:bCs/>
+        </w:rPr>
+      </w:pPr>
+      <w:r>
+        <w:rPr>
+          <w:rFonts w:ascii="Times New Roman" w:hAnsi="Times New Roman" w:cs="Times New Roman"/>
+          <w:b/>
+          <w:bCs/>
+          <w:highlight w:val="yellow"/>
+        </w:rPr>
+        <w:t>After Receiving above 3 requirement PCH Release 3 signals</w:t>
+      </w:r>
+    </w:p>
+    <w:p>
+      <w:pPr>
+        <w:spacing w:line="480" w:lineRule="auto"/>
+        <w:jc w:val="both"/>
+        <w:rPr>
+          <w:rFonts w:ascii="Times New Roman" w:hAnsi="Times New Roman" w:cs="Times New Roman"/>
+          <w:b/>
+          <w:bCs/>
+        </w:rPr>
+      </w:pPr>
+      <w:r>
+        <w:rPr>
+          <w:rFonts w:ascii="Times New Roman" w:hAnsi="Times New Roman" w:cs="Times New Roman"/>
+          <w:b/>
+          <w:bCs/>
+          <w:highlight w:val="yellow"/>
+        </w:rPr>
+        <w:t>PCH OUTPUT</w:t>
+      </w:r>
+    </w:p>
+    <w:p>
+      <w:pPr>
+        <w:pStyle w:val="ListParagraph"/>
+        <w:numPr>
+          <w:ilvl w:val="0"/>
+          <w:numId w:val="5"/>
+        </w:numPr>
+        <w:spacing w:line="480" w:lineRule="auto"/>
+        <w:jc w:val="both"/>
+        <w:rPr>
+          <w:rFonts w:ascii="Times New Roman" w:hAnsi="Times New Roman" w:cs="Times New Roman"/>
+          <w:b/>
+          <w:bCs/>
+        </w:rPr>
+      </w:pPr>
+      <w:r>
+        <w:rPr>
+          <w:rFonts w:ascii="Times New Roman" w:hAnsi="Times New Roman" w:cs="Times New Roman"/>
+          <w:b/>
+          <w:bCs/>
+        </w:rPr>
+        <w:t>SUSCLK</w:t>
+      </w:r>
+    </w:p>
+    <w:p>
+      <w:pPr>
+        <w:pStyle w:val="ListParagraph"/>
+        <w:numPr>
+          <w:ilvl w:val="0"/>
+          <w:numId w:val="5"/>
+        </w:numPr>
+        <w:spacing w:line="480" w:lineRule="auto"/>
+        <w:jc w:val="both"/>
+        <w:rPr>
+          <w:rFonts w:ascii="Times New Roman" w:hAnsi="Times New Roman" w:cs="Times New Roman"/>
+          <w:b/>
+          <w:bCs/>
+        </w:rPr>
+      </w:pPr>
+      <w:r>
+        <w:rPr>
+          <w:rFonts w:ascii="Times New Roman" w:hAnsi="Times New Roman" w:cs="Times New Roman"/>
+          <w:b/>
+          <w:bCs/>
+        </w:rPr>
+        <w:t>PM_SLP4#</w:t>
+      </w:r>
+      <w:r>
+        <w:rPr>
+          <w:rFonts w:ascii="Times New Roman" w:hAnsi="Times New Roman" w:cs="Times New Roman"/>
+          <w:b/>
+          <w:bCs/>
+        </w:rPr>
+        <w:t xml:space="preserve"> ~3.3V send back to SIO</w:t>
+      </w:r>
+      <w:r>
+        <w:rPr>
+          <w:rFonts w:ascii="Times New Roman" w:hAnsi="Times New Roman" w:cs="Times New Roman"/>
+          <w:b/>
+          <w:bCs/>
+        </w:rPr>
+        <w:t xml:space="preserve">- Release </w:t>
+      </w:r>
+      <w:r>
+        <w:rPr>
+          <w:rFonts w:ascii="Times New Roman" w:hAnsi="Times New Roman" w:cs="Times New Roman"/>
+          <w:b/>
+          <w:bCs/>
+          <w:highlight w:val="yellow"/>
+        </w:rPr>
+        <w:t>SYSON#</w:t>
+      </w:r>
+    </w:p>
+    <w:p>
+      <w:pPr>
+        <w:pStyle w:val="ListParagraph"/>
+        <w:numPr>
+          <w:ilvl w:val="0"/>
+          <w:numId w:val="5"/>
+        </w:numPr>
+        <w:spacing w:line="480" w:lineRule="auto"/>
+        <w:jc w:val="both"/>
+        <w:rPr>
+          <w:rFonts w:ascii="Times New Roman" w:hAnsi="Times New Roman" w:cs="Times New Roman"/>
+          <w:b/>
+          <w:bCs/>
+        </w:rPr>
+      </w:pPr>
+      <w:r>
+        <w:rPr>
+          <w:rFonts w:ascii="Times New Roman" w:hAnsi="Times New Roman" w:cs="Times New Roman"/>
+          <w:b/>
+          <w:bCs/>
+        </w:rPr>
+        <w:t>PM_SLP3#</w:t>
+      </w:r>
+      <w:r>
+        <w:rPr>
+          <w:rFonts w:ascii="Times New Roman" w:hAnsi="Times New Roman" w:cs="Times New Roman"/>
+          <w:b/>
+          <w:bCs/>
+        </w:rPr>
+        <w:t xml:space="preserve"> ~3.3V send back to SIO</w:t>
+      </w:r>
+      <w:r>
+        <w:rPr>
+          <w:rFonts w:ascii="Times New Roman" w:hAnsi="Times New Roman" w:cs="Times New Roman"/>
+          <w:b/>
+          <w:bCs/>
+        </w:rPr>
+        <w:t xml:space="preserve"> – Release </w:t>
+      </w:r>
+      <w:r>
+        <w:rPr>
+          <w:rFonts w:ascii="Times New Roman" w:hAnsi="Times New Roman" w:cs="Times New Roman"/>
+          <w:b/>
+          <w:bCs/>
+          <w:highlight w:val="yellow"/>
+        </w:rPr>
+        <w:t>SUSP#</w:t>
+      </w:r>
+    </w:p>
+    <w:p>
+      <w:pPr>
+        <w:spacing w:line="480" w:lineRule="auto"/>
+        <w:jc w:val="both"/>
+        <w:rPr>
+          <w:rFonts w:ascii="Times New Roman" w:hAnsi="Times New Roman" w:cs="Times New Roman"/>
+          <w:b/>
+          <w:bCs/>
+        </w:rPr>
+      </w:pPr>
+      <w:r>
+        <w:rPr>
+          <w:rFonts w:ascii="Times New Roman" w:hAnsi="Times New Roman" w:cs="Times New Roman"/>
+          <w:b/>
+          <w:bCs/>
+        </w:rPr>
+        <w:t>SYSON# - AS EN Ram Regulator IC and release VDDQ as per DDR3/DDR4.</w:t>
+      </w:r>
+    </w:p>
+    <w:p>
+      <w:pPr>
+        <w:spacing w:line="480" w:lineRule="auto"/>
+        <w:jc w:val="both"/>
+        <w:rPr>
+          <w:rFonts w:ascii="Times New Roman" w:hAnsi="Times New Roman" w:cs="Times New Roman"/>
+          <w:b/>
+          <w:bCs/>
+        </w:rPr>
+      </w:pPr>
+      <w:r>
+        <w:rPr>
+          <w:rFonts w:ascii="Times New Roman" w:hAnsi="Times New Roman" w:cs="Times New Roman"/>
+          <w:b/>
+          <w:bCs/>
+        </w:rPr>
+        <w:t xml:space="preserve">SUSP# </w:t>
+      </w:r>
+    </w:p>
+    <w:p>
+      <w:pPr>
+        <w:pStyle w:val="ListParagraph"/>
+        <w:numPr>
+          <w:ilvl w:val="0"/>
+          <w:numId w:val="6"/>
+        </w:numPr>
+        <w:spacing w:line="480" w:lineRule="auto"/>
+        <w:jc w:val="both"/>
+        <w:rPr>
+          <w:rFonts w:ascii="Times New Roman" w:hAnsi="Times New Roman" w:cs="Times New Roman"/>
+          <w:b/>
+          <w:bCs/>
+        </w:rPr>
+      </w:pPr>
+      <w:r>
+        <w:rPr>
+          <w:rFonts w:ascii="Times New Roman" w:hAnsi="Times New Roman" w:cs="Times New Roman"/>
+          <w:b/>
+          <w:bCs/>
+        </w:rPr>
+        <w:t>AS EN Ram Regulator IC and Release VTT = VDDQ/2</w:t>
+      </w:r>
+    </w:p>
+    <w:p>
+      <w:pPr>
+        <w:pStyle w:val="ListParagraph"/>
+        <w:numPr>
+          <w:ilvl w:val="0"/>
+          <w:numId w:val="6"/>
+        </w:numPr>
+        <w:spacing w:line="480" w:lineRule="auto"/>
+        <w:jc w:val="both"/>
+        <w:rPr>
+          <w:rFonts w:ascii="Times New Roman" w:hAnsi="Times New Roman" w:cs="Times New Roman"/>
+          <w:b/>
+          <w:bCs/>
+        </w:rPr>
+      </w:pPr>
+      <w:r>
+        <w:rPr>
+          <w:rFonts w:ascii="Times New Roman" w:hAnsi="Times New Roman" w:cs="Times New Roman"/>
+          <w:b/>
+          <w:bCs/>
+        </w:rPr>
+        <w:t>Ram Regulator – 1.5 VSP</w:t>
+      </w:r>
+    </w:p>
+    <w:p>
+      <w:pPr>
+        <w:pStyle w:val="ListParagraph"/>
+        <w:numPr>
+          <w:ilvl w:val="0"/>
+          <w:numId w:val="6"/>
+        </w:numPr>
+        <w:spacing w:line="480" w:lineRule="auto"/>
+        <w:jc w:val="both"/>
+        <w:rPr>
+          <w:rFonts w:ascii="Times New Roman" w:hAnsi="Times New Roman" w:cs="Times New Roman"/>
+          <w:b/>
+          <w:bCs/>
+        </w:rPr>
+      </w:pPr>
+      <w:r>
+        <w:rPr>
+          <w:rFonts w:ascii="Times New Roman" w:hAnsi="Times New Roman" w:cs="Times New Roman"/>
+          <w:b/>
+          <w:bCs/>
+        </w:rPr>
+        <w:t>1.8 VGS</w:t>
+      </w:r>
+    </w:p>
+    <w:p>
+      <w:pPr>
+        <w:pStyle w:val="ListParagraph"/>
+        <w:numPr>
+          <w:ilvl w:val="0"/>
+          <w:numId w:val="6"/>
+        </w:numPr>
+        <w:spacing w:line="480" w:lineRule="auto"/>
+        <w:jc w:val="both"/>
+        <w:rPr>
+          <w:rFonts w:ascii="Times New Roman" w:hAnsi="Times New Roman" w:cs="Times New Roman"/>
+          <w:b/>
+          <w:bCs/>
+        </w:rPr>
+      </w:pPr>
+      <w:r>
+        <w:rPr>
+          <w:rFonts w:ascii="Times New Roman" w:hAnsi="Times New Roman" w:cs="Times New Roman"/>
+          <w:b/>
+          <w:bCs/>
+        </w:rPr>
+        <w:t>1.05VS</w:t>
+      </w:r>
+    </w:p>
+    <w:p>
+      <w:pPr>
+        <w:spacing w:line="480" w:lineRule="auto"/>
+        <w:jc w:val="both"/>
+        <w:rPr>
+          <w:rFonts w:ascii="Times New Roman" w:hAnsi="Times New Roman" w:cs="Times New Roman"/>
+          <w:b/>
+          <w:bCs/>
+        </w:rPr>
+      </w:pPr>
     </w:p>
     <w:sectPr>
       <w:pgSz w:w="12240" w:h="15840"/>
@@ -253,8 +1138,468 @@
       </w:pPr>
     </w:lvl>
   </w:abstractNum>
+  <w:abstractNum w:abstractNumId="1" w15:restartNumberingAfterBreak="0">
+    <w:nsid w:val="27A22367"/>
+    <w:multiLevelType w:val="hybridMultilevel"/>
+    <w:tmpl w:val="4C2C9F68"/>
+    <w:lvl w:ilvl="0" w:tplc="F93C2D90">
+      <w:start w:val="1"/>
+      <w:numFmt w:val="decimal"/>
+      <w:lvlText w:val="%1-"/>
+      <w:lvlJc w:val="left"/>
+      <w:pPr>
+        <w:ind w:left="720" w:hanging="360"/>
+      </w:pPr>
+      <w:rPr>
+        <w:rFonts w:hint="default"/>
+      </w:rPr>
+    </w:lvl>
+    <w:lvl w:ilvl="1" w:tplc="04090019" w:tentative="1">
+      <w:start w:val="1"/>
+      <w:numFmt w:val="lowerLetter"/>
+      <w:lvlText w:val="%2."/>
+      <w:lvlJc w:val="left"/>
+      <w:pPr>
+        <w:ind w:left="1440" w:hanging="360"/>
+      </w:pPr>
+    </w:lvl>
+    <w:lvl w:ilvl="2" w:tplc="0409001B" w:tentative="1">
+      <w:start w:val="1"/>
+      <w:numFmt w:val="lowerRoman"/>
+      <w:lvlText w:val="%3."/>
+      <w:lvlJc w:val="right"/>
+      <w:pPr>
+        <w:ind w:left="2160" w:hanging="180"/>
+      </w:pPr>
+    </w:lvl>
+    <w:lvl w:ilvl="3" w:tplc="0409000F" w:tentative="1">
+      <w:start w:val="1"/>
+      <w:numFmt w:val="decimal"/>
+      <w:lvlText w:val="%4."/>
+      <w:lvlJc w:val="left"/>
+      <w:pPr>
+        <w:ind w:left="2880" w:hanging="360"/>
+      </w:pPr>
+    </w:lvl>
+    <w:lvl w:ilvl="4" w:tplc="04090019" w:tentative="1">
+      <w:start w:val="1"/>
+      <w:numFmt w:val="lowerLetter"/>
+      <w:lvlText w:val="%5."/>
+      <w:lvlJc w:val="left"/>
+      <w:pPr>
+        <w:ind w:left="3600" w:hanging="360"/>
+      </w:pPr>
+    </w:lvl>
+    <w:lvl w:ilvl="5" w:tplc="0409001B" w:tentative="1">
+      <w:start w:val="1"/>
+      <w:numFmt w:val="lowerRoman"/>
+      <w:lvlText w:val="%6."/>
+      <w:lvlJc w:val="right"/>
+      <w:pPr>
+        <w:ind w:left="4320" w:hanging="180"/>
+      </w:pPr>
+    </w:lvl>
+    <w:lvl w:ilvl="6" w:tplc="0409000F" w:tentative="1">
+      <w:start w:val="1"/>
+      <w:numFmt w:val="decimal"/>
+      <w:lvlText w:val="%7."/>
+      <w:lvlJc w:val="left"/>
+      <w:pPr>
+        <w:ind w:left="5040" w:hanging="360"/>
+      </w:pPr>
+    </w:lvl>
+    <w:lvl w:ilvl="7" w:tplc="04090019" w:tentative="1">
+      <w:start w:val="1"/>
+      <w:numFmt w:val="lowerLetter"/>
+      <w:lvlText w:val="%8."/>
+      <w:lvlJc w:val="left"/>
+      <w:pPr>
+        <w:ind w:left="5760" w:hanging="360"/>
+      </w:pPr>
+    </w:lvl>
+    <w:lvl w:ilvl="8" w:tplc="0409001B" w:tentative="1">
+      <w:start w:val="1"/>
+      <w:numFmt w:val="lowerRoman"/>
+      <w:lvlText w:val="%9."/>
+      <w:lvlJc w:val="right"/>
+      <w:pPr>
+        <w:ind w:left="6480" w:hanging="180"/>
+      </w:pPr>
+    </w:lvl>
+  </w:abstractNum>
+  <w:abstractNum w:abstractNumId="2" w15:restartNumberingAfterBreak="0">
+    <w:nsid w:val="306E3ADD"/>
+    <w:multiLevelType w:val="hybridMultilevel"/>
+    <w:tmpl w:val="A8C8B5C4"/>
+    <w:lvl w:ilvl="0" w:tplc="AAC0023A">
+      <w:start w:val="1"/>
+      <w:numFmt w:val="decimal"/>
+      <w:lvlText w:val="%1-"/>
+      <w:lvlJc w:val="left"/>
+      <w:pPr>
+        <w:ind w:left="990" w:hanging="360"/>
+      </w:pPr>
+      <w:rPr>
+        <w:rFonts w:hint="default"/>
+      </w:rPr>
+    </w:lvl>
+    <w:lvl w:ilvl="1" w:tplc="04090019" w:tentative="1">
+      <w:start w:val="1"/>
+      <w:numFmt w:val="lowerLetter"/>
+      <w:lvlText w:val="%2."/>
+      <w:lvlJc w:val="left"/>
+      <w:pPr>
+        <w:ind w:left="1710" w:hanging="360"/>
+      </w:pPr>
+    </w:lvl>
+    <w:lvl w:ilvl="2" w:tplc="0409001B" w:tentative="1">
+      <w:start w:val="1"/>
+      <w:numFmt w:val="lowerRoman"/>
+      <w:lvlText w:val="%3."/>
+      <w:lvlJc w:val="right"/>
+      <w:pPr>
+        <w:ind w:left="2430" w:hanging="180"/>
+      </w:pPr>
+    </w:lvl>
+    <w:lvl w:ilvl="3" w:tplc="0409000F" w:tentative="1">
+      <w:start w:val="1"/>
+      <w:numFmt w:val="decimal"/>
+      <w:lvlText w:val="%4."/>
+      <w:lvlJc w:val="left"/>
+      <w:pPr>
+        <w:ind w:left="3150" w:hanging="360"/>
+      </w:pPr>
+    </w:lvl>
+    <w:lvl w:ilvl="4" w:tplc="04090019" w:tentative="1">
+      <w:start w:val="1"/>
+      <w:numFmt w:val="lowerLetter"/>
+      <w:lvlText w:val="%5."/>
+      <w:lvlJc w:val="left"/>
+      <w:pPr>
+        <w:ind w:left="3870" w:hanging="360"/>
+      </w:pPr>
+    </w:lvl>
+    <w:lvl w:ilvl="5" w:tplc="0409001B" w:tentative="1">
+      <w:start w:val="1"/>
+      <w:numFmt w:val="lowerRoman"/>
+      <w:lvlText w:val="%6."/>
+      <w:lvlJc w:val="right"/>
+      <w:pPr>
+        <w:ind w:left="4590" w:hanging="180"/>
+      </w:pPr>
+    </w:lvl>
+    <w:lvl w:ilvl="6" w:tplc="0409000F" w:tentative="1">
+      <w:start w:val="1"/>
+      <w:numFmt w:val="decimal"/>
+      <w:lvlText w:val="%7."/>
+      <w:lvlJc w:val="left"/>
+      <w:pPr>
+        <w:ind w:left="5310" w:hanging="360"/>
+      </w:pPr>
+    </w:lvl>
+    <w:lvl w:ilvl="7" w:tplc="04090019" w:tentative="1">
+      <w:start w:val="1"/>
+      <w:numFmt w:val="lowerLetter"/>
+      <w:lvlText w:val="%8."/>
+      <w:lvlJc w:val="left"/>
+      <w:pPr>
+        <w:ind w:left="6030" w:hanging="360"/>
+      </w:pPr>
+    </w:lvl>
+    <w:lvl w:ilvl="8" w:tplc="0409001B" w:tentative="1">
+      <w:start w:val="1"/>
+      <w:numFmt w:val="lowerRoman"/>
+      <w:lvlText w:val="%9."/>
+      <w:lvlJc w:val="right"/>
+      <w:pPr>
+        <w:ind w:left="6750" w:hanging="180"/>
+      </w:pPr>
+    </w:lvl>
+  </w:abstractNum>
+  <w:abstractNum w:abstractNumId="3" w15:restartNumberingAfterBreak="0">
+    <w:nsid w:val="4A7D5004"/>
+    <w:multiLevelType w:val="hybridMultilevel"/>
+    <w:tmpl w:val="22B25E16"/>
+    <w:lvl w:ilvl="0" w:tplc="1430DB14">
+      <w:start w:val="1"/>
+      <w:numFmt w:val="decimal"/>
+      <w:lvlText w:val="%1-"/>
+      <w:lvlJc w:val="left"/>
+      <w:pPr>
+        <w:ind w:left="720" w:hanging="360"/>
+      </w:pPr>
+      <w:rPr>
+        <w:rFonts w:hint="default"/>
+      </w:rPr>
+    </w:lvl>
+    <w:lvl w:ilvl="1" w:tplc="04090019" w:tentative="1">
+      <w:start w:val="1"/>
+      <w:numFmt w:val="lowerLetter"/>
+      <w:lvlText w:val="%2."/>
+      <w:lvlJc w:val="left"/>
+      <w:pPr>
+        <w:ind w:left="1440" w:hanging="360"/>
+      </w:pPr>
+    </w:lvl>
+    <w:lvl w:ilvl="2" w:tplc="0409001B" w:tentative="1">
+      <w:start w:val="1"/>
+      <w:numFmt w:val="lowerRoman"/>
+      <w:lvlText w:val="%3."/>
+      <w:lvlJc w:val="right"/>
+      <w:pPr>
+        <w:ind w:left="2160" w:hanging="180"/>
+      </w:pPr>
+    </w:lvl>
+    <w:lvl w:ilvl="3" w:tplc="0409000F" w:tentative="1">
+      <w:start w:val="1"/>
+      <w:numFmt w:val="decimal"/>
+      <w:lvlText w:val="%4."/>
+      <w:lvlJc w:val="left"/>
+      <w:pPr>
+        <w:ind w:left="2880" w:hanging="360"/>
+      </w:pPr>
+    </w:lvl>
+    <w:lvl w:ilvl="4" w:tplc="04090019" w:tentative="1">
+      <w:start w:val="1"/>
+      <w:numFmt w:val="lowerLetter"/>
+      <w:lvlText w:val="%5."/>
+      <w:lvlJc w:val="left"/>
+      <w:pPr>
+        <w:ind w:left="3600" w:hanging="360"/>
+      </w:pPr>
+    </w:lvl>
+    <w:lvl w:ilvl="5" w:tplc="0409001B" w:tentative="1">
+      <w:start w:val="1"/>
+      <w:numFmt w:val="lowerRoman"/>
+      <w:lvlText w:val="%6."/>
+      <w:lvlJc w:val="right"/>
+      <w:pPr>
+        <w:ind w:left="4320" w:hanging="180"/>
+      </w:pPr>
+    </w:lvl>
+    <w:lvl w:ilvl="6" w:tplc="0409000F" w:tentative="1">
+      <w:start w:val="1"/>
+      <w:numFmt w:val="decimal"/>
+      <w:lvlText w:val="%7."/>
+      <w:lvlJc w:val="left"/>
+      <w:pPr>
+        <w:ind w:left="5040" w:hanging="360"/>
+      </w:pPr>
+    </w:lvl>
+    <w:lvl w:ilvl="7" w:tplc="04090019" w:tentative="1">
+      <w:start w:val="1"/>
+      <w:numFmt w:val="lowerLetter"/>
+      <w:lvlText w:val="%8."/>
+      <w:lvlJc w:val="left"/>
+      <w:pPr>
+        <w:ind w:left="5760" w:hanging="360"/>
+      </w:pPr>
+    </w:lvl>
+    <w:lvl w:ilvl="8" w:tplc="0409001B" w:tentative="1">
+      <w:start w:val="1"/>
+      <w:numFmt w:val="lowerRoman"/>
+      <w:lvlText w:val="%9."/>
+      <w:lvlJc w:val="right"/>
+      <w:pPr>
+        <w:ind w:left="6480" w:hanging="180"/>
+      </w:pPr>
+    </w:lvl>
+  </w:abstractNum>
+  <w:abstractNum w:abstractNumId="4" w15:restartNumberingAfterBreak="0">
+    <w:nsid w:val="76D92DFA"/>
+    <w:multiLevelType w:val="hybridMultilevel"/>
+    <w:tmpl w:val="B8EA8890"/>
+    <w:lvl w:ilvl="0" w:tplc="D23CFD8E">
+      <w:start w:val="1"/>
+      <w:numFmt w:val="decimal"/>
+      <w:lvlText w:val="%1-"/>
+      <w:lvlJc w:val="left"/>
+      <w:pPr>
+        <w:ind w:left="1080" w:hanging="360"/>
+      </w:pPr>
+      <w:rPr>
+        <w:rFonts w:hint="default"/>
+      </w:rPr>
+    </w:lvl>
+    <w:lvl w:ilvl="1" w:tplc="04090019" w:tentative="1">
+      <w:start w:val="1"/>
+      <w:numFmt w:val="lowerLetter"/>
+      <w:lvlText w:val="%2."/>
+      <w:lvlJc w:val="left"/>
+      <w:pPr>
+        <w:ind w:left="1800" w:hanging="360"/>
+      </w:pPr>
+    </w:lvl>
+    <w:lvl w:ilvl="2" w:tplc="0409001B" w:tentative="1">
+      <w:start w:val="1"/>
+      <w:numFmt w:val="lowerRoman"/>
+      <w:lvlText w:val="%3."/>
+      <w:lvlJc w:val="right"/>
+      <w:pPr>
+        <w:ind w:left="2520" w:hanging="180"/>
+      </w:pPr>
+    </w:lvl>
+    <w:lvl w:ilvl="3" w:tplc="0409000F" w:tentative="1">
+      <w:start w:val="1"/>
+      <w:numFmt w:val="decimal"/>
+      <w:lvlText w:val="%4."/>
+      <w:lvlJc w:val="left"/>
+      <w:pPr>
+        <w:ind w:left="3240" w:hanging="360"/>
+      </w:pPr>
+    </w:lvl>
+    <w:lvl w:ilvl="4" w:tplc="04090019" w:tentative="1">
+      <w:start w:val="1"/>
+      <w:numFmt w:val="lowerLetter"/>
+      <w:lvlText w:val="%5."/>
+      <w:lvlJc w:val="left"/>
+      <w:pPr>
+        <w:ind w:left="3960" w:hanging="360"/>
+      </w:pPr>
+    </w:lvl>
+    <w:lvl w:ilvl="5" w:tplc="0409001B" w:tentative="1">
+      <w:start w:val="1"/>
+      <w:numFmt w:val="lowerRoman"/>
+      <w:lvlText w:val="%6."/>
+      <w:lvlJc w:val="right"/>
+      <w:pPr>
+        <w:ind w:left="4680" w:hanging="180"/>
+      </w:pPr>
+    </w:lvl>
+    <w:lvl w:ilvl="6" w:tplc="0409000F" w:tentative="1">
+      <w:start w:val="1"/>
+      <w:numFmt w:val="decimal"/>
+      <w:lvlText w:val="%7."/>
+      <w:lvlJc w:val="left"/>
+      <w:pPr>
+        <w:ind w:left="5400" w:hanging="360"/>
+      </w:pPr>
+    </w:lvl>
+    <w:lvl w:ilvl="7" w:tplc="04090019" w:tentative="1">
+      <w:start w:val="1"/>
+      <w:numFmt w:val="lowerLetter"/>
+      <w:lvlText w:val="%8."/>
+      <w:lvlJc w:val="left"/>
+      <w:pPr>
+        <w:ind w:left="6120" w:hanging="360"/>
+      </w:pPr>
+    </w:lvl>
+    <w:lvl w:ilvl="8" w:tplc="0409001B" w:tentative="1">
+      <w:start w:val="1"/>
+      <w:numFmt w:val="lowerRoman"/>
+      <w:lvlText w:val="%9."/>
+      <w:lvlJc w:val="right"/>
+      <w:pPr>
+        <w:ind w:left="6840" w:hanging="180"/>
+      </w:pPr>
+    </w:lvl>
+  </w:abstractNum>
+  <w:abstractNum w:abstractNumId="5" w15:restartNumberingAfterBreak="0">
+    <w:nsid w:val="7FA8220D"/>
+    <w:multiLevelType w:val="hybridMultilevel"/>
+    <w:tmpl w:val="5BD8E8D2"/>
+    <w:lvl w:ilvl="0" w:tplc="242E70BC">
+      <w:start w:val="1"/>
+      <w:numFmt w:val="decimal"/>
+      <w:lvlText w:val="%1-"/>
+      <w:lvlJc w:val="left"/>
+      <w:pPr>
+        <w:ind w:left="720" w:hanging="360"/>
+      </w:pPr>
+      <w:rPr>
+        <w:rFonts w:hint="default"/>
+      </w:rPr>
+    </w:lvl>
+    <w:lvl w:ilvl="1" w:tplc="04090019" w:tentative="1">
+      <w:start w:val="1"/>
+      <w:numFmt w:val="lowerLetter"/>
+      <w:lvlText w:val="%2."/>
+      <w:lvlJc w:val="left"/>
+      <w:pPr>
+        <w:ind w:left="1440" w:hanging="360"/>
+      </w:pPr>
+    </w:lvl>
+    <w:lvl w:ilvl="2" w:tplc="0409001B" w:tentative="1">
+      <w:start w:val="1"/>
+      <w:numFmt w:val="lowerRoman"/>
+      <w:lvlText w:val="%3."/>
+      <w:lvlJc w:val="right"/>
+      <w:pPr>
+        <w:ind w:left="2160" w:hanging="180"/>
+      </w:pPr>
+    </w:lvl>
+    <w:lvl w:ilvl="3" w:tplc="0409000F" w:tentative="1">
+      <w:start w:val="1"/>
+      <w:numFmt w:val="decimal"/>
+      <w:lvlText w:val="%4."/>
+      <w:lvlJc w:val="left"/>
+      <w:pPr>
+        <w:ind w:left="2880" w:hanging="360"/>
+      </w:pPr>
+    </w:lvl>
+    <w:lvl w:ilvl="4" w:tplc="04090019" w:tentative="1">
+      <w:start w:val="1"/>
+      <w:numFmt w:val="lowerLetter"/>
+      <w:lvlText w:val="%5."/>
+      <w:lvlJc w:val="left"/>
+      <w:pPr>
+        <w:ind w:left="3600" w:hanging="360"/>
+      </w:pPr>
+    </w:lvl>
+    <w:lvl w:ilvl="5" w:tplc="0409001B" w:tentative="1">
+      <w:start w:val="1"/>
+      <w:numFmt w:val="lowerRoman"/>
+      <w:lvlText w:val="%6."/>
+      <w:lvlJc w:val="right"/>
+      <w:pPr>
+        <w:ind w:left="4320" w:hanging="180"/>
+      </w:pPr>
+    </w:lvl>
+    <w:lvl w:ilvl="6" w:tplc="0409000F" w:tentative="1">
+      <w:start w:val="1"/>
+      <w:numFmt w:val="decimal"/>
+      <w:lvlText w:val="%7."/>
+      <w:lvlJc w:val="left"/>
+      <w:pPr>
+        <w:ind w:left="5040" w:hanging="360"/>
+      </w:pPr>
+    </w:lvl>
+    <w:lvl w:ilvl="7" w:tplc="04090019" w:tentative="1">
+      <w:start w:val="1"/>
+      <w:numFmt w:val="lowerLetter"/>
+      <w:lvlText w:val="%8."/>
+      <w:lvlJc w:val="left"/>
+      <w:pPr>
+        <w:ind w:left="5760" w:hanging="360"/>
+      </w:pPr>
+    </w:lvl>
+    <w:lvl w:ilvl="8" w:tplc="0409001B" w:tentative="1">
+      <w:start w:val="1"/>
+      <w:numFmt w:val="lowerRoman"/>
+      <w:lvlText w:val="%9."/>
+      <w:lvlJc w:val="right"/>
+      <w:pPr>
+        <w:ind w:left="6480" w:hanging="180"/>
+      </w:pPr>
+    </w:lvl>
+  </w:abstractNum>
   <w:num w:numId="1" w16cid:durableId="1264655208">
     <w:abstractNumId w:val="0"/>
+  </w:num>
+  <w:num w:numId="2" w16cid:durableId="1948850517">
+    <w:abstractNumId w:val="1"/>
+  </w:num>
+  <w:num w:numId="3" w16cid:durableId="2091467293">
+    <w:abstractNumId w:val="3"/>
+  </w:num>
+  <w:num w:numId="4" w16cid:durableId="887187535">
+    <w:abstractNumId w:val="4"/>
+  </w:num>
+  <w:num w:numId="5" w16cid:durableId="1892306971">
+    <w:abstractNumId w:val="2"/>
+  </w:num>
+  <w:num w:numId="6" w16cid:durableId="3410534">
+    <w:abstractNumId w:val="5"/>
   </w:num>
 </w:numbering>
 </file>
@@ -1174,6 +2519,29 @@
       <w:spacing w:val="5"/>
     </w:rPr>
   </w:style>
+  <w:style w:type="character" w:styleId="Hyperlink">
+    <w:name w:val="Hyperlink"/>
+    <w:basedOn w:val="DefaultParagraphFont"/>
+    <w:uiPriority w:val="99"/>
+    <w:unhideWhenUsed/>
+    <w:rsid w:val="00F12DE3"/>
+    <w:rPr>
+      <w:color w:val="467886" w:themeColor="hyperlink"/>
+      <w:u w:val="single"/>
+    </w:rPr>
+  </w:style>
+  <w:style w:type="character" w:styleId="UnresolvedMention">
+    <w:name w:val="Unresolved Mention"/>
+    <w:basedOn w:val="DefaultParagraphFont"/>
+    <w:uiPriority w:val="99"/>
+    <w:semiHidden/>
+    <w:unhideWhenUsed/>
+    <w:rsid w:val="00F12DE3"/>
+    <w:rPr>
+      <w:color w:val="605E5C"/>
+      <w:shd w:val="clear" w:color="auto" w:fill="E1DFDD"/>
+    </w:rPr>
+  </w:style>
 </w:styles>
 </file>
 

--- a/Nitya_Laptop/MB Section/5- SIO -EC Requirement and Post Power Btn Pressed/1- Input- SIO Requirement Before Power Button Pressed.docx
+++ b/Nitya_Laptop/MB Section/5- SIO -EC Requirement and Post Power Btn Pressed/1- Input- SIO Requirement Before Power Button Pressed.docx
@@ -1,6 +1,6 @@
 
 <file path=word/document.xml><?xml version="1.0" encoding="utf-8"?>
-<w:document xmlns:wpc="http://schemas.microsoft.com/office/word/2010/wordprocessingCanvas" xmlns:cx="http://schemas.microsoft.com/office/drawing/2014/chartex" xmlns:cx1="http://schemas.microsoft.com/office/drawing/2015/9/8/chartex" xmlns:cx2="http://schemas.microsoft.com/office/drawing/2015/10/21/chartex" xmlns:cx3="http://schemas.microsoft.com/office/drawing/2016/5/9/chartex" xmlns:cx4="http://schemas.microsoft.com/office/drawing/2016/5/10/chartex" xmlns:cx5="http://schemas.microsoft.com/office/drawing/2016/5/11/chartex" xmlns:cx6="http://schemas.microsoft.com/office/drawing/2016/5/12/chartex" xmlns:cx7="http://schemas.microsoft.com/office/drawing/2016/5/13/chartex" xmlns:cx8="http://schemas.microsoft.com/office/drawing/2016/5/14/chartex" xmlns:mc="http://schemas.openxmlformats.org/markup-compatibility/2006" xmlns:aink="http://schemas.microsoft.com/office/drawing/2016/ink" xmlns:am3d="http://schemas.microsoft.com/office/drawing/2017/model3d" xmlns:o="urn:schemas-microsoft-com:office:office" xmlns:oel="http://schemas.microsoft.com/office/2019/extlst" xmlns:r="http://schemas.openxmlformats.org/officeDocument/2006/relationships" xmlns:m="http://schemas.openxmlformats.org/officeDocument/2006/math" xmlns:v="urn:schemas-microsoft-com:vml" xmlns:wp14="http://schemas.microsoft.com/office/word/2010/wordprocessingDrawing" xmlns:wp="http://schemas.openxmlformats.org/drawingml/2006/wordprocessingDrawing" xmlns:w10="urn:schemas-microsoft-com:office:word" xmlns:w="http://schemas.openxmlformats.org/wordprocessingml/2006/main" xmlns:w14="http://schemas.microsoft.com/office/word/2010/wordml" xmlns:w15="http://schemas.microsoft.com/office/word/2012/wordml" xmlns:w16cex="http://schemas.microsoft.com/office/word/2018/wordml/cex" xmlns:w16cid="http://schemas.microsoft.com/office/word/2016/wordml/cid" xmlns:w16="http://schemas.microsoft.com/office/word/2018/wordml" xmlns:w16sdtdh="http://schemas.microsoft.com/office/word/2020/wordml/sdtdatahash" xmlns:w16se="http://schemas.microsoft.com/office/word/2015/wordml/symex" xmlns:wpg="http://schemas.microsoft.com/office/word/2010/wordprocessingGroup" xmlns:wpi="http://schemas.microsoft.com/office/word/2010/wordprocessingInk" xmlns:wne="http://schemas.microsoft.com/office/word/2006/wordml" xmlns:wps="http://schemas.microsoft.com/office/word/2010/wordprocessingShape" mc:Ignorable="w14 w15 w16se w16cid w16 w16cex w16sdtdh wp14">
+<w:document xmlns:wpc="http://schemas.microsoft.com/office/word/2010/wordprocessingCanvas" xmlns:cx="http://schemas.microsoft.com/office/drawing/2014/chartex" xmlns:cx1="http://schemas.microsoft.com/office/drawing/2015/9/8/chartex" xmlns:cx2="http://schemas.microsoft.com/office/drawing/2015/10/21/chartex" xmlns:cx3="http://schemas.microsoft.com/office/drawing/2016/5/9/chartex" xmlns:cx4="http://schemas.microsoft.com/office/drawing/2016/5/10/chartex" xmlns:cx5="http://schemas.microsoft.com/office/drawing/2016/5/11/chartex" xmlns:cx6="http://schemas.microsoft.com/office/drawing/2016/5/12/chartex" xmlns:cx7="http://schemas.microsoft.com/office/drawing/2016/5/13/chartex" xmlns:cx8="http://schemas.microsoft.com/office/drawing/2016/5/14/chartex" xmlns:mc="http://schemas.openxmlformats.org/markup-compatibility/2006" xmlns:aink="http://schemas.microsoft.com/office/drawing/2016/ink" xmlns:am3d="http://schemas.microsoft.com/office/drawing/2017/model3d" xmlns:o="urn:schemas-microsoft-com:office:office" xmlns:r="http://schemas.openxmlformats.org/officeDocument/2006/relationships" xmlns:m="http://schemas.openxmlformats.org/officeDocument/2006/math" xmlns:v="urn:schemas-microsoft-com:vml" xmlns:wp14="http://schemas.microsoft.com/office/word/2010/wordprocessingDrawing" xmlns:wp="http://schemas.openxmlformats.org/drawingml/2006/wordprocessingDrawing" xmlns:w10="urn:schemas-microsoft-com:office:word" xmlns:w="http://schemas.openxmlformats.org/wordprocessingml/2006/main" xmlns:w14="http://schemas.microsoft.com/office/word/2010/wordml" xmlns:w15="http://schemas.microsoft.com/office/word/2012/wordml" xmlns:w16cex="http://schemas.microsoft.com/office/word/2018/wordml/cex" xmlns:w16cid="http://schemas.microsoft.com/office/word/2016/wordml/cid" xmlns:w16="http://schemas.microsoft.com/office/word/2018/wordml" xmlns:w16sdtdh="http://schemas.microsoft.com/office/word/2020/wordml/sdtdatahash" xmlns:w16se="http://schemas.microsoft.com/office/word/2015/wordml/symex" xmlns:wpg="http://schemas.microsoft.com/office/word/2010/wordprocessingGroup" xmlns:wpi="http://schemas.microsoft.com/office/word/2010/wordprocessingInk" xmlns:wne="http://schemas.microsoft.com/office/word/2006/wordml" xmlns:wps="http://schemas.microsoft.com/office/word/2010/wordprocessingShape" mc:Ignorable="w14 w15 w16se w16cid w16 w16cex w16sdtdh wp14">
   <w:body>
     <w:p>
       <w:pPr>
@@ -492,7 +492,31 @@
         <w:rPr>
           <w:rFonts w:ascii="Times New Roman" w:hAnsi="Times New Roman" w:cs="Times New Roman"/>
         </w:rPr>
-        <w:t>Note: above requirement should be fullfilled for EC_ON</w:t>
+        <w:t xml:space="preserve">Note: </w:t>
+      </w:r>
+      <w:r>
+        <w:rPr>
+          <w:rFonts w:ascii="Times New Roman" w:hAnsi="Times New Roman" w:cs="Times New Roman"/>
+        </w:rPr>
+        <w:t xml:space="preserve">the </w:t>
+      </w:r>
+      <w:r>
+        <w:rPr>
+          <w:rFonts w:ascii="Times New Roman" w:hAnsi="Times New Roman" w:cs="Times New Roman"/>
+        </w:rPr>
+        <w:t xml:space="preserve">above requirement should be </w:t>
+      </w:r>
+      <w:r>
+        <w:rPr>
+          <w:rFonts w:ascii="Times New Roman" w:hAnsi="Times New Roman" w:cs="Times New Roman"/>
+        </w:rPr>
+        <w:t>fulfilled</w:t>
+      </w:r>
+      <w:r>
+        <w:rPr>
+          <w:rFonts w:ascii="Times New Roman" w:hAnsi="Times New Roman" w:cs="Times New Roman"/>
+        </w:rPr>
+        <w:t xml:space="preserve"> for EC_ON</w:t>
       </w:r>
     </w:p>
     <w:p>
@@ -534,7 +558,25 @@
           <w:bCs/>
           <w:highlight w:val="yellow"/>
         </w:rPr>
-        <w:t>After Power Button Press</w:t>
+        <w:t xml:space="preserve">After </w:t>
+      </w:r>
+      <w:r>
+        <w:rPr>
+          <w:rFonts w:ascii="Times New Roman" w:hAnsi="Times New Roman" w:cs="Times New Roman"/>
+          <w:b/>
+          <w:bCs/>
+          <w:highlight w:val="yellow"/>
+        </w:rPr>
+        <w:t xml:space="preserve">the </w:t>
+      </w:r>
+      <w:r>
+        <w:rPr>
+          <w:rFonts w:ascii="Times New Roman" w:hAnsi="Times New Roman" w:cs="Times New Roman"/>
+          <w:b/>
+          <w:bCs/>
+          <w:highlight w:val="yellow"/>
+        </w:rPr>
+        <w:t>Power Button Press</w:t>
       </w:r>
       <w:r>
         <w:rPr>
@@ -746,7 +788,43 @@
           <w:bCs/>
           <w:highlight w:val="yellow"/>
         </w:rPr>
-        <w:t>After Receiving above 3 requirement PCH Release 3 signals</w:t>
+        <w:t xml:space="preserve">After </w:t>
+      </w:r>
+      <w:r>
+        <w:rPr>
+          <w:rFonts w:ascii="Times New Roman" w:hAnsi="Times New Roman" w:cs="Times New Roman"/>
+          <w:b/>
+          <w:bCs/>
+          <w:highlight w:val="yellow"/>
+        </w:rPr>
+        <w:t>receiving the</w:t>
+      </w:r>
+      <w:r>
+        <w:rPr>
+          <w:rFonts w:ascii="Times New Roman" w:hAnsi="Times New Roman" w:cs="Times New Roman"/>
+          <w:b/>
+          <w:bCs/>
+          <w:highlight w:val="yellow"/>
+        </w:rPr>
+        <w:t xml:space="preserve"> above 3 </w:t>
+      </w:r>
+      <w:r>
+        <w:rPr>
+          <w:rFonts w:ascii="Times New Roman" w:hAnsi="Times New Roman" w:cs="Times New Roman"/>
+          <w:b/>
+          <w:bCs/>
+          <w:highlight w:val="yellow"/>
+        </w:rPr>
+        <w:t>requirements,</w:t>
+      </w:r>
+      <w:r>
+        <w:rPr>
+          <w:rFonts w:ascii="Times New Roman" w:hAnsi="Times New Roman" w:cs="Times New Roman"/>
+          <w:b/>
+          <w:bCs/>
+          <w:highlight w:val="yellow"/>
+        </w:rPr>
+        <w:t xml:space="preserve"> PCH Release 3 signals</w:t>
       </w:r>
     </w:p>
     <w:p>
@@ -1048,7 +1126,7 @@
 </file>
 
 <file path=word/numbering.xml><?xml version="1.0" encoding="utf-8"?>
-<w:numbering xmlns:wpc="http://schemas.microsoft.com/office/word/2010/wordprocessingCanvas" xmlns:cx="http://schemas.microsoft.com/office/drawing/2014/chartex" xmlns:cx1="http://schemas.microsoft.com/office/drawing/2015/9/8/chartex" xmlns:cx2="http://schemas.microsoft.com/office/drawing/2015/10/21/chartex" xmlns:cx3="http://schemas.microsoft.com/office/drawing/2016/5/9/chartex" xmlns:cx4="http://schemas.microsoft.com/office/drawing/2016/5/10/chartex" xmlns:cx5="http://schemas.microsoft.com/office/drawing/2016/5/11/chartex" xmlns:cx6="http://schemas.microsoft.com/office/drawing/2016/5/12/chartex" xmlns:cx7="http://schemas.microsoft.com/office/drawing/2016/5/13/chartex" xmlns:cx8="http://schemas.microsoft.com/office/drawing/2016/5/14/chartex" xmlns:mc="http://schemas.openxmlformats.org/markup-compatibility/2006" xmlns:aink="http://schemas.microsoft.com/office/drawing/2016/ink" xmlns:am3d="http://schemas.microsoft.com/office/drawing/2017/model3d" xmlns:o="urn:schemas-microsoft-com:office:office" xmlns:oel="http://schemas.microsoft.com/office/2019/extlst" xmlns:r="http://schemas.openxmlformats.org/officeDocument/2006/relationships" xmlns:m="http://schemas.openxmlformats.org/officeDocument/2006/math" xmlns:v="urn:schemas-microsoft-com:vml" xmlns:wp14="http://schemas.microsoft.com/office/word/2010/wordprocessingDrawing" xmlns:wp="http://schemas.openxmlformats.org/drawingml/2006/wordprocessingDrawing" xmlns:w10="urn:schemas-microsoft-com:office:word" xmlns:w="http://schemas.openxmlformats.org/wordprocessingml/2006/main" xmlns:w14="http://schemas.microsoft.com/office/word/2010/wordml" xmlns:w15="http://schemas.microsoft.com/office/word/2012/wordml" xmlns:w16cex="http://schemas.microsoft.com/office/word/2018/wordml/cex" xmlns:w16cid="http://schemas.microsoft.com/office/word/2016/wordml/cid" xmlns:w16="http://schemas.microsoft.com/office/word/2018/wordml" xmlns:w16sdtdh="http://schemas.microsoft.com/office/word/2020/wordml/sdtdatahash" xmlns:w16se="http://schemas.microsoft.com/office/word/2015/wordml/symex" xmlns:wpg="http://schemas.microsoft.com/office/word/2010/wordprocessingGroup" xmlns:wpi="http://schemas.microsoft.com/office/word/2010/wordprocessingInk" xmlns:wne="http://schemas.microsoft.com/office/word/2006/wordml" xmlns:wps="http://schemas.microsoft.com/office/word/2010/wordprocessingShape" mc:Ignorable="w14 w15 w16se w16cid w16 w16cex w16sdtdh wp14">
+<w:numbering xmlns:wpc="http://schemas.microsoft.com/office/word/2010/wordprocessingCanvas" xmlns:cx="http://schemas.microsoft.com/office/drawing/2014/chartex" xmlns:cx1="http://schemas.microsoft.com/office/drawing/2015/9/8/chartex" xmlns:cx2="http://schemas.microsoft.com/office/drawing/2015/10/21/chartex" xmlns:cx3="http://schemas.microsoft.com/office/drawing/2016/5/9/chartex" xmlns:cx4="http://schemas.microsoft.com/office/drawing/2016/5/10/chartex" xmlns:cx5="http://schemas.microsoft.com/office/drawing/2016/5/11/chartex" xmlns:cx6="http://schemas.microsoft.com/office/drawing/2016/5/12/chartex" xmlns:cx7="http://schemas.microsoft.com/office/drawing/2016/5/13/chartex" xmlns:cx8="http://schemas.microsoft.com/office/drawing/2016/5/14/chartex" xmlns:mc="http://schemas.openxmlformats.org/markup-compatibility/2006" xmlns:aink="http://schemas.microsoft.com/office/drawing/2016/ink" xmlns:am3d="http://schemas.microsoft.com/office/drawing/2017/model3d" xmlns:o="urn:schemas-microsoft-com:office:office" xmlns:r="http://schemas.openxmlformats.org/officeDocument/2006/relationships" xmlns:m="http://schemas.openxmlformats.org/officeDocument/2006/math" xmlns:v="urn:schemas-microsoft-com:vml" xmlns:wp14="http://schemas.microsoft.com/office/word/2010/wordprocessingDrawing" xmlns:wp="http://schemas.openxmlformats.org/drawingml/2006/wordprocessingDrawing" xmlns:w10="urn:schemas-microsoft-com:office:word" xmlns:w="http://schemas.openxmlformats.org/wordprocessingml/2006/main" xmlns:w14="http://schemas.microsoft.com/office/word/2010/wordml" xmlns:w15="http://schemas.microsoft.com/office/word/2012/wordml" xmlns:w16cex="http://schemas.microsoft.com/office/word/2018/wordml/cex" xmlns:w16cid="http://schemas.microsoft.com/office/word/2016/wordml/cid" xmlns:w16="http://schemas.microsoft.com/office/word/2018/wordml" xmlns:w16sdtdh="http://schemas.microsoft.com/office/word/2020/wordml/sdtdatahash" xmlns:w16se="http://schemas.microsoft.com/office/word/2015/wordml/symex" xmlns:wpg="http://schemas.microsoft.com/office/word/2010/wordprocessingGroup" xmlns:wpi="http://schemas.microsoft.com/office/word/2010/wordprocessingInk" xmlns:wne="http://schemas.microsoft.com/office/word/2006/wordml" xmlns:wps="http://schemas.microsoft.com/office/word/2010/wordprocessingShape" mc:Ignorable="w14 w15 w16se w16cid w16 w16cex w16sdtdh wp14">
   <w:abstractNum w:abstractNumId="0" w15:restartNumberingAfterBreak="0">
     <w:nsid w:val="10083DDE"/>
     <w:multiLevelType w:val="hybridMultilevel"/>
@@ -1583,22 +1661,22 @@
       </w:pPr>
     </w:lvl>
   </w:abstractNum>
-  <w:num w:numId="1" w16cid:durableId="1264655208">
+  <w:num w:numId="1">
     <w:abstractNumId w:val="0"/>
   </w:num>
-  <w:num w:numId="2" w16cid:durableId="1948850517">
+  <w:num w:numId="2">
     <w:abstractNumId w:val="1"/>
   </w:num>
-  <w:num w:numId="3" w16cid:durableId="2091467293">
+  <w:num w:numId="3">
     <w:abstractNumId w:val="3"/>
   </w:num>
-  <w:num w:numId="4" w16cid:durableId="887187535">
+  <w:num w:numId="4">
     <w:abstractNumId w:val="4"/>
   </w:num>
-  <w:num w:numId="5" w16cid:durableId="1892306971">
+  <w:num w:numId="5">
     <w:abstractNumId w:val="2"/>
   </w:num>
-  <w:num w:numId="6" w16cid:durableId="3410534">
+  <w:num w:numId="6">
     <w:abstractNumId w:val="5"/>
   </w:num>
 </w:numbering>

--- a/Nitya_Laptop/MB Section/5- SIO -EC Requirement and Post Power Btn Pressed/1- Input- SIO Requirement Before Power Button Pressed.docx
+++ b/Nitya_Laptop/MB Section/5- SIO -EC Requirement and Post Power Btn Pressed/1- Input- SIO Requirement Before Power Button Pressed.docx
@@ -1,6 +1,6 @@
 
 <file path=word/document.xml><?xml version="1.0" encoding="utf-8"?>
-<w:document xmlns:wpc="http://schemas.microsoft.com/office/word/2010/wordprocessingCanvas" xmlns:cx="http://schemas.microsoft.com/office/drawing/2014/chartex" xmlns:cx1="http://schemas.microsoft.com/office/drawing/2015/9/8/chartex" xmlns:cx2="http://schemas.microsoft.com/office/drawing/2015/10/21/chartex" xmlns:cx3="http://schemas.microsoft.com/office/drawing/2016/5/9/chartex" xmlns:cx4="http://schemas.microsoft.com/office/drawing/2016/5/10/chartex" xmlns:cx5="http://schemas.microsoft.com/office/drawing/2016/5/11/chartex" xmlns:cx6="http://schemas.microsoft.com/office/drawing/2016/5/12/chartex" xmlns:cx7="http://schemas.microsoft.com/office/drawing/2016/5/13/chartex" xmlns:cx8="http://schemas.microsoft.com/office/drawing/2016/5/14/chartex" xmlns:mc="http://schemas.openxmlformats.org/markup-compatibility/2006" xmlns:aink="http://schemas.microsoft.com/office/drawing/2016/ink" xmlns:am3d="http://schemas.microsoft.com/office/drawing/2017/model3d" xmlns:o="urn:schemas-microsoft-com:office:office" xmlns:r="http://schemas.openxmlformats.org/officeDocument/2006/relationships" xmlns:m="http://schemas.openxmlformats.org/officeDocument/2006/math" xmlns:v="urn:schemas-microsoft-com:vml" xmlns:wp14="http://schemas.microsoft.com/office/word/2010/wordprocessingDrawing" xmlns:wp="http://schemas.openxmlformats.org/drawingml/2006/wordprocessingDrawing" xmlns:w10="urn:schemas-microsoft-com:office:word" xmlns:w="http://schemas.openxmlformats.org/wordprocessingml/2006/main" xmlns:w14="http://schemas.microsoft.com/office/word/2010/wordml" xmlns:w15="http://schemas.microsoft.com/office/word/2012/wordml" xmlns:w16cex="http://schemas.microsoft.com/office/word/2018/wordml/cex" xmlns:w16cid="http://schemas.microsoft.com/office/word/2016/wordml/cid" xmlns:w16="http://schemas.microsoft.com/office/word/2018/wordml" xmlns:w16sdtdh="http://schemas.microsoft.com/office/word/2020/wordml/sdtdatahash" xmlns:w16se="http://schemas.microsoft.com/office/word/2015/wordml/symex" xmlns:wpg="http://schemas.microsoft.com/office/word/2010/wordprocessingGroup" xmlns:wpi="http://schemas.microsoft.com/office/word/2010/wordprocessingInk" xmlns:wne="http://schemas.microsoft.com/office/word/2006/wordml" xmlns:wps="http://schemas.microsoft.com/office/word/2010/wordprocessingShape" mc:Ignorable="w14 w15 w16se w16cid w16 w16cex w16sdtdh wp14">
+<w:document xmlns:wpc="http://schemas.microsoft.com/office/word/2010/wordprocessingCanvas" xmlns:cx="http://schemas.microsoft.com/office/drawing/2014/chartex" xmlns:cx1="http://schemas.microsoft.com/office/drawing/2015/9/8/chartex" xmlns:cx2="http://schemas.microsoft.com/office/drawing/2015/10/21/chartex" xmlns:cx3="http://schemas.microsoft.com/office/drawing/2016/5/9/chartex" xmlns:cx4="http://schemas.microsoft.com/office/drawing/2016/5/10/chartex" xmlns:cx5="http://schemas.microsoft.com/office/drawing/2016/5/11/chartex" xmlns:cx6="http://schemas.microsoft.com/office/drawing/2016/5/12/chartex" xmlns:cx7="http://schemas.microsoft.com/office/drawing/2016/5/13/chartex" xmlns:cx8="http://schemas.microsoft.com/office/drawing/2016/5/14/chartex" xmlns:mc="http://schemas.openxmlformats.org/markup-compatibility/2006" xmlns:aink="http://schemas.microsoft.com/office/drawing/2016/ink" xmlns:am3d="http://schemas.microsoft.com/office/drawing/2017/model3d" xmlns:o="urn:schemas-microsoft-com:office:office" xmlns:oel="http://schemas.microsoft.com/office/2019/extlst" xmlns:r="http://schemas.openxmlformats.org/officeDocument/2006/relationships" xmlns:m="http://schemas.openxmlformats.org/officeDocument/2006/math" xmlns:v="urn:schemas-microsoft-com:vml" xmlns:wp14="http://schemas.microsoft.com/office/word/2010/wordprocessingDrawing" xmlns:wp="http://schemas.openxmlformats.org/drawingml/2006/wordprocessingDrawing" xmlns:w10="urn:schemas-microsoft-com:office:word" xmlns:w="http://schemas.openxmlformats.org/wordprocessingml/2006/main" xmlns:w14="http://schemas.microsoft.com/office/word/2010/wordml" xmlns:w15="http://schemas.microsoft.com/office/word/2012/wordml" xmlns:w16cex="http://schemas.microsoft.com/office/word/2018/wordml/cex" xmlns:w16cid="http://schemas.microsoft.com/office/word/2016/wordml/cid" xmlns:w16="http://schemas.microsoft.com/office/word/2018/wordml" xmlns:w16sdtdh="http://schemas.microsoft.com/office/word/2020/wordml/sdtdatahash" xmlns:w16se="http://schemas.microsoft.com/office/word/2015/wordml/symex" xmlns:wpg="http://schemas.microsoft.com/office/word/2010/wordprocessingGroup" xmlns:wpi="http://schemas.microsoft.com/office/word/2010/wordprocessingInk" xmlns:wne="http://schemas.microsoft.com/office/word/2006/wordml" xmlns:wps="http://schemas.microsoft.com/office/word/2010/wordprocessingShape" mc:Ignorable="w14 w15 w16se w16cid w16 w16cex w16sdtdh wp14">
   <w:body>
     <w:p>
       <w:pPr>
@@ -266,14 +266,14 @@
       <w:pPr>
         <w:spacing w:line="480" w:lineRule="auto"/>
         <w:rPr>
-          <w:rFonts w:ascii="Georgia" w:hAnsi="Georgia"/>
-          <w:b/>
-          <w:bCs/>
-        </w:rPr>
-      </w:pPr>
-      <w:r>
-        <w:rPr>
-          <w:rFonts w:ascii="Georgia" w:hAnsi="Georgia"/>
+          <w:rFonts w:ascii="Times New Roman" w:hAnsi="Times New Roman" w:cs="Times New Roman"/>
+          <w:b/>
+          <w:bCs/>
+        </w:rPr>
+      </w:pPr>
+      <w:r>
+        <w:rPr>
+          <w:rFonts w:ascii="Times New Roman" w:hAnsi="Times New Roman" w:cs="Times New Roman"/>
           <w:b/>
           <w:bCs/>
         </w:rPr>
@@ -281,11 +281,43 @@
       </w:r>
       <w:r>
         <w:rPr>
-          <w:rFonts w:ascii="Georgia" w:hAnsi="Georgia"/>
+          <w:rFonts w:ascii="Times New Roman" w:hAnsi="Times New Roman" w:cs="Times New Roman"/>
           <w:b/>
           <w:bCs/>
         </w:rPr>
         <w:t>Input</w:t>
+      </w:r>
+      <w:r>
+        <w:rPr>
+          <w:rFonts w:ascii="Times New Roman" w:hAnsi="Times New Roman" w:cs="Times New Roman"/>
+          <w:b/>
+          <w:bCs/>
+        </w:rPr>
+        <w:t xml:space="preserve">  </w:t>
+      </w:r>
+      <w:r>
+        <w:rPr>
+          <w:rFonts w:ascii="Times New Roman" w:hAnsi="Times New Roman" w:cs="Times New Roman"/>
+          <w:b/>
+          <w:bCs/>
+        </w:rPr>
+        <w:t>(</w:t>
+      </w:r>
+      <w:r>
+        <w:rPr>
+          <w:rFonts w:ascii="Times New Roman" w:hAnsi="Times New Roman" w:cs="Times New Roman"/>
+          <w:b/>
+          <w:bCs/>
+        </w:rPr>
+        <w:t>~3.3LDO</w:t>
+      </w:r>
+      <w:r>
+        <w:rPr>
+          <w:rFonts w:ascii="Times New Roman" w:hAnsi="Times New Roman" w:cs="Times New Roman"/>
+          <w:b/>
+          <w:bCs/>
+        </w:rPr>
+        <w:t>)</w:t>
       </w:r>
     </w:p>
     <w:p>
@@ -349,6 +381,36 @@
         </w:rPr>
         <w:t>EC_RST – 3VALW_EC</w:t>
       </w:r>
+      <w:r>
+        <w:rPr>
+          <w:rFonts w:ascii="Times New Roman" w:hAnsi="Times New Roman" w:cs="Times New Roman"/>
+        </w:rPr>
+        <w:t xml:space="preserve"> (</w:t>
+      </w:r>
+      <w:r>
+        <w:rPr>
+          <w:rFonts w:ascii="Times New Roman" w:hAnsi="Times New Roman" w:cs="Times New Roman"/>
+        </w:rPr>
+        <w:t>SIO ko start karna</w:t>
+      </w:r>
+      <w:r>
+        <w:rPr>
+          <w:rFonts w:ascii="Times New Roman" w:hAnsi="Times New Roman" w:cs="Times New Roman"/>
+        </w:rPr>
+        <w:t xml:space="preserve">, </w:t>
+      </w:r>
+      <w:r>
+        <w:rPr>
+          <w:rFonts w:ascii="Times New Roman" w:hAnsi="Times New Roman" w:cs="Times New Roman"/>
+        </w:rPr>
+        <w:t>SIO ko jagata hai</w:t>
+      </w:r>
+      <w:r>
+        <w:rPr>
+          <w:rFonts w:ascii="Times New Roman" w:hAnsi="Times New Roman" w:cs="Times New Roman"/>
+        </w:rPr>
+        <w:t>)</w:t>
+      </w:r>
     </w:p>
     <w:p>
       <w:pPr>
@@ -683,6 +745,30 @@
         </w:rPr>
         <w:t>or PCH</w:t>
       </w:r>
+      <w:r>
+        <w:rPr>
+          <w:rFonts w:ascii="Times New Roman" w:hAnsi="Times New Roman" w:cs="Times New Roman"/>
+          <w:b/>
+          <w:bCs/>
+        </w:rPr>
+        <w:t xml:space="preserve"> (</w:t>
+      </w:r>
+      <w:r>
+        <w:rPr>
+          <w:rFonts w:ascii="Times New Roman" w:hAnsi="Times New Roman" w:cs="Times New Roman"/>
+          <w:b/>
+          <w:bCs/>
+        </w:rPr>
+        <w:t>PCH ko jagata hai</w:t>
+      </w:r>
+      <w:r>
+        <w:rPr>
+          <w:rFonts w:ascii="Times New Roman" w:hAnsi="Times New Roman" w:cs="Times New Roman"/>
+          <w:b/>
+          <w:bCs/>
+        </w:rPr>
+        <w:t>)</w:t>
+      </w:r>
     </w:p>
     <w:p>
       <w:pPr>
@@ -744,9 +830,34 @@
           <w:rFonts w:ascii="Times New Roman" w:hAnsi="Times New Roman" w:cs="Times New Roman"/>
           <w:b/>
           <w:bCs/>
+          <w:highlight w:val="yellow"/>
         </w:rPr>
         <w:lastRenderedPageBreak/>
-        <w:t>AC_PRESENT – For PCH System Management</w:t>
+        <w:t>AC_PRESENT</w:t>
+      </w:r>
+      <w:r>
+        <w:rPr>
+          <w:rFonts w:ascii="Times New Roman" w:hAnsi="Times New Roman" w:cs="Times New Roman"/>
+          <w:b/>
+          <w:bCs/>
+        </w:rPr>
+        <w:t xml:space="preserve"> </w:t>
+      </w:r>
+      <w:r>
+        <w:rPr>
+          <w:rFonts w:ascii="Times New Roman" w:hAnsi="Times New Roman" w:cs="Times New Roman"/>
+          <w:b/>
+          <w:bCs/>
+        </w:rPr>
+        <w:t>(~3.3V)</w:t>
+      </w:r>
+      <w:r>
+        <w:rPr>
+          <w:rFonts w:ascii="Times New Roman" w:hAnsi="Times New Roman" w:cs="Times New Roman"/>
+          <w:b/>
+          <w:bCs/>
+        </w:rPr>
+        <w:t>– For PCH System Management</w:t>
       </w:r>
     </w:p>
     <w:p>
@@ -767,7 +878,25 @@
           <w:bCs/>
           <w:highlight w:val="green"/>
         </w:rPr>
-        <w:t>AC_PRESENT – Kuch board me power button press se pehle aur kuch me power button press ke bad out hota hai.</w:t>
+        <w:t>AC_PRESENT – Kuch board me power button press se pehle aur kuch me power button press ke bad out hota hai</w:t>
+      </w:r>
+      <w:r>
+        <w:rPr>
+          <w:rFonts w:ascii="Times New Roman" w:hAnsi="Times New Roman" w:cs="Times New Roman"/>
+          <w:b/>
+          <w:bCs/>
+          <w:highlight w:val="green"/>
+        </w:rPr>
+        <w:t xml:space="preserve"> SIO se</w:t>
+      </w:r>
+      <w:r>
+        <w:rPr>
+          <w:rFonts w:ascii="Times New Roman" w:hAnsi="Times New Roman" w:cs="Times New Roman"/>
+          <w:b/>
+          <w:bCs/>
+          <w:highlight w:val="green"/>
+        </w:rPr>
+        <w:t>.</w:t>
       </w:r>
     </w:p>
     <w:p>
@@ -1102,17 +1231,6 @@
         </w:rPr>
         <w:t>1.05VS</w:t>
       </w:r>
-    </w:p>
-    <w:p>
-      <w:pPr>
-        <w:spacing w:line="480" w:lineRule="auto"/>
-        <w:jc w:val="both"/>
-        <w:rPr>
-          <w:rFonts w:ascii="Times New Roman" w:hAnsi="Times New Roman" w:cs="Times New Roman"/>
-          <w:b/>
-          <w:bCs/>
-        </w:rPr>
-      </w:pPr>
     </w:p>
     <w:sectPr>
       <w:pgSz w:w="12240" w:h="15840"/>
@@ -1126,8 +1244,157 @@
 </file>
 
 <file path=word/numbering.xml><?xml version="1.0" encoding="utf-8"?>
-<w:numbering xmlns:wpc="http://schemas.microsoft.com/office/word/2010/wordprocessingCanvas" xmlns:cx="http://schemas.microsoft.com/office/drawing/2014/chartex" xmlns:cx1="http://schemas.microsoft.com/office/drawing/2015/9/8/chartex" xmlns:cx2="http://schemas.microsoft.com/office/drawing/2015/10/21/chartex" xmlns:cx3="http://schemas.microsoft.com/office/drawing/2016/5/9/chartex" xmlns:cx4="http://schemas.microsoft.com/office/drawing/2016/5/10/chartex" xmlns:cx5="http://schemas.microsoft.com/office/drawing/2016/5/11/chartex" xmlns:cx6="http://schemas.microsoft.com/office/drawing/2016/5/12/chartex" xmlns:cx7="http://schemas.microsoft.com/office/drawing/2016/5/13/chartex" xmlns:cx8="http://schemas.microsoft.com/office/drawing/2016/5/14/chartex" xmlns:mc="http://schemas.openxmlformats.org/markup-compatibility/2006" xmlns:aink="http://schemas.microsoft.com/office/drawing/2016/ink" xmlns:am3d="http://schemas.microsoft.com/office/drawing/2017/model3d" xmlns:o="urn:schemas-microsoft-com:office:office" xmlns:r="http://schemas.openxmlformats.org/officeDocument/2006/relationships" xmlns:m="http://schemas.openxmlformats.org/officeDocument/2006/math" xmlns:v="urn:schemas-microsoft-com:vml" xmlns:wp14="http://schemas.microsoft.com/office/word/2010/wordprocessingDrawing" xmlns:wp="http://schemas.openxmlformats.org/drawingml/2006/wordprocessingDrawing" xmlns:w10="urn:schemas-microsoft-com:office:word" xmlns:w="http://schemas.openxmlformats.org/wordprocessingml/2006/main" xmlns:w14="http://schemas.microsoft.com/office/word/2010/wordml" xmlns:w15="http://schemas.microsoft.com/office/word/2012/wordml" xmlns:w16cex="http://schemas.microsoft.com/office/word/2018/wordml/cex" xmlns:w16cid="http://schemas.microsoft.com/office/word/2016/wordml/cid" xmlns:w16="http://schemas.microsoft.com/office/word/2018/wordml" xmlns:w16sdtdh="http://schemas.microsoft.com/office/word/2020/wordml/sdtdatahash" xmlns:w16se="http://schemas.microsoft.com/office/word/2015/wordml/symex" xmlns:wpg="http://schemas.microsoft.com/office/word/2010/wordprocessingGroup" xmlns:wpi="http://schemas.microsoft.com/office/word/2010/wordprocessingInk" xmlns:wne="http://schemas.microsoft.com/office/word/2006/wordml" xmlns:wps="http://schemas.microsoft.com/office/word/2010/wordprocessingShape" mc:Ignorable="w14 w15 w16se w16cid w16 w16cex w16sdtdh wp14">
+<w:numbering xmlns:wpc="http://schemas.microsoft.com/office/word/2010/wordprocessingCanvas" xmlns:cx="http://schemas.microsoft.com/office/drawing/2014/chartex" xmlns:cx1="http://schemas.microsoft.com/office/drawing/2015/9/8/chartex" xmlns:cx2="http://schemas.microsoft.com/office/drawing/2015/10/21/chartex" xmlns:cx3="http://schemas.microsoft.com/office/drawing/2016/5/9/chartex" xmlns:cx4="http://schemas.microsoft.com/office/drawing/2016/5/10/chartex" xmlns:cx5="http://schemas.microsoft.com/office/drawing/2016/5/11/chartex" xmlns:cx6="http://schemas.microsoft.com/office/drawing/2016/5/12/chartex" xmlns:cx7="http://schemas.microsoft.com/office/drawing/2016/5/13/chartex" xmlns:cx8="http://schemas.microsoft.com/office/drawing/2016/5/14/chartex" xmlns:mc="http://schemas.openxmlformats.org/markup-compatibility/2006" xmlns:aink="http://schemas.microsoft.com/office/drawing/2016/ink" xmlns:am3d="http://schemas.microsoft.com/office/drawing/2017/model3d" xmlns:o="urn:schemas-microsoft-com:office:office" xmlns:oel="http://schemas.microsoft.com/office/2019/extlst" xmlns:r="http://schemas.openxmlformats.org/officeDocument/2006/relationships" xmlns:m="http://schemas.openxmlformats.org/officeDocument/2006/math" xmlns:v="urn:schemas-microsoft-com:vml" xmlns:wp14="http://schemas.microsoft.com/office/word/2010/wordprocessingDrawing" xmlns:wp="http://schemas.openxmlformats.org/drawingml/2006/wordprocessingDrawing" xmlns:w10="urn:schemas-microsoft-com:office:word" xmlns:w="http://schemas.openxmlformats.org/wordprocessingml/2006/main" xmlns:w14="http://schemas.microsoft.com/office/word/2010/wordml" xmlns:w15="http://schemas.microsoft.com/office/word/2012/wordml" xmlns:w16cex="http://schemas.microsoft.com/office/word/2018/wordml/cex" xmlns:w16cid="http://schemas.microsoft.com/office/word/2016/wordml/cid" xmlns:w16="http://schemas.microsoft.com/office/word/2018/wordml" xmlns:w16sdtdh="http://schemas.microsoft.com/office/word/2020/wordml/sdtdatahash" xmlns:w16se="http://schemas.microsoft.com/office/word/2015/wordml/symex" xmlns:wpg="http://schemas.microsoft.com/office/word/2010/wordprocessingGroup" xmlns:wpi="http://schemas.microsoft.com/office/word/2010/wordprocessingInk" xmlns:wne="http://schemas.microsoft.com/office/word/2006/wordml" xmlns:wps="http://schemas.microsoft.com/office/word/2010/wordprocessingShape" mc:Ignorable="w14 w15 w16se w16cid w16 w16cex w16sdtdh wp14">
   <w:abstractNum w:abstractNumId="0" w15:restartNumberingAfterBreak="0">
+    <w:nsid w:val="0FD764CB"/>
+    <w:multiLevelType w:val="multilevel"/>
+    <w:tmpl w:val="2EF2885E"/>
+    <w:lvl w:ilvl="0">
+      <w:start w:val="1"/>
+      <w:numFmt w:val="bullet"/>
+      <w:lvlText w:val=""/>
+      <w:lvlJc w:val="left"/>
+      <w:pPr>
+        <w:tabs>
+          <w:tab w:val="num" w:pos="720"/>
+        </w:tabs>
+        <w:ind w:left="720" w:hanging="360"/>
+      </w:pPr>
+      <w:rPr>
+        <w:rFonts w:ascii="Symbol" w:hAnsi="Symbol" w:hint="default"/>
+        <w:sz w:val="20"/>
+      </w:rPr>
+    </w:lvl>
+    <w:lvl w:ilvl="1" w:tentative="1">
+      <w:start w:val="1"/>
+      <w:numFmt w:val="bullet"/>
+      <w:lvlText w:val="o"/>
+      <w:lvlJc w:val="left"/>
+      <w:pPr>
+        <w:tabs>
+          <w:tab w:val="num" w:pos="1440"/>
+        </w:tabs>
+        <w:ind w:left="1440" w:hanging="360"/>
+      </w:pPr>
+      <w:rPr>
+        <w:rFonts w:ascii="Courier New" w:hAnsi="Courier New" w:hint="default"/>
+        <w:sz w:val="20"/>
+      </w:rPr>
+    </w:lvl>
+    <w:lvl w:ilvl="2" w:tentative="1">
+      <w:start w:val="1"/>
+      <w:numFmt w:val="bullet"/>
+      <w:lvlText w:val=""/>
+      <w:lvlJc w:val="left"/>
+      <w:pPr>
+        <w:tabs>
+          <w:tab w:val="num" w:pos="2160"/>
+        </w:tabs>
+        <w:ind w:left="2160" w:hanging="360"/>
+      </w:pPr>
+      <w:rPr>
+        <w:rFonts w:ascii="Wingdings" w:hAnsi="Wingdings" w:hint="default"/>
+        <w:sz w:val="20"/>
+      </w:rPr>
+    </w:lvl>
+    <w:lvl w:ilvl="3" w:tentative="1">
+      <w:start w:val="1"/>
+      <w:numFmt w:val="bullet"/>
+      <w:lvlText w:val=""/>
+      <w:lvlJc w:val="left"/>
+      <w:pPr>
+        <w:tabs>
+          <w:tab w:val="num" w:pos="2880"/>
+        </w:tabs>
+        <w:ind w:left="2880" w:hanging="360"/>
+      </w:pPr>
+      <w:rPr>
+        <w:rFonts w:ascii="Wingdings" w:hAnsi="Wingdings" w:hint="default"/>
+        <w:sz w:val="20"/>
+      </w:rPr>
+    </w:lvl>
+    <w:lvl w:ilvl="4" w:tentative="1">
+      <w:start w:val="1"/>
+      <w:numFmt w:val="bullet"/>
+      <w:lvlText w:val=""/>
+      <w:lvlJc w:val="left"/>
+      <w:pPr>
+        <w:tabs>
+          <w:tab w:val="num" w:pos="3600"/>
+        </w:tabs>
+        <w:ind w:left="3600" w:hanging="360"/>
+      </w:pPr>
+      <w:rPr>
+        <w:rFonts w:ascii="Wingdings" w:hAnsi="Wingdings" w:hint="default"/>
+        <w:sz w:val="20"/>
+      </w:rPr>
+    </w:lvl>
+    <w:lvl w:ilvl="5" w:tentative="1">
+      <w:start w:val="1"/>
+      <w:numFmt w:val="bullet"/>
+      <w:lvlText w:val=""/>
+      <w:lvlJc w:val="left"/>
+      <w:pPr>
+        <w:tabs>
+          <w:tab w:val="num" w:pos="4320"/>
+        </w:tabs>
+        <w:ind w:left="4320" w:hanging="360"/>
+      </w:pPr>
+      <w:rPr>
+        <w:rFonts w:ascii="Wingdings" w:hAnsi="Wingdings" w:hint="default"/>
+        <w:sz w:val="20"/>
+      </w:rPr>
+    </w:lvl>
+    <w:lvl w:ilvl="6" w:tentative="1">
+      <w:start w:val="1"/>
+      <w:numFmt w:val="bullet"/>
+      <w:lvlText w:val=""/>
+      <w:lvlJc w:val="left"/>
+      <w:pPr>
+        <w:tabs>
+          <w:tab w:val="num" w:pos="5040"/>
+        </w:tabs>
+        <w:ind w:left="5040" w:hanging="360"/>
+      </w:pPr>
+      <w:rPr>
+        <w:rFonts w:ascii="Wingdings" w:hAnsi="Wingdings" w:hint="default"/>
+        <w:sz w:val="20"/>
+      </w:rPr>
+    </w:lvl>
+    <w:lvl w:ilvl="7" w:tentative="1">
+      <w:start w:val="1"/>
+      <w:numFmt w:val="bullet"/>
+      <w:lvlText w:val=""/>
+      <w:lvlJc w:val="left"/>
+      <w:pPr>
+        <w:tabs>
+          <w:tab w:val="num" w:pos="5760"/>
+        </w:tabs>
+        <w:ind w:left="5760" w:hanging="360"/>
+      </w:pPr>
+      <w:rPr>
+        <w:rFonts w:ascii="Wingdings" w:hAnsi="Wingdings" w:hint="default"/>
+        <w:sz w:val="20"/>
+      </w:rPr>
+    </w:lvl>
+    <w:lvl w:ilvl="8" w:tentative="1">
+      <w:start w:val="1"/>
+      <w:numFmt w:val="bullet"/>
+      <w:lvlText w:val=""/>
+      <w:lvlJc w:val="left"/>
+      <w:pPr>
+        <w:tabs>
+          <w:tab w:val="num" w:pos="6480"/>
+        </w:tabs>
+        <w:ind w:left="6480" w:hanging="360"/>
+      </w:pPr>
+      <w:rPr>
+        <w:rFonts w:ascii="Wingdings" w:hAnsi="Wingdings" w:hint="default"/>
+        <w:sz w:val="20"/>
+      </w:rPr>
+    </w:lvl>
+  </w:abstractNum>
+  <w:abstractNum w:abstractNumId="1" w15:restartNumberingAfterBreak="0">
     <w:nsid w:val="10083DDE"/>
     <w:multiLevelType w:val="hybridMultilevel"/>
     <w:tmpl w:val="E7820288"/>
@@ -1216,7 +1483,7 @@
       </w:pPr>
     </w:lvl>
   </w:abstractNum>
-  <w:abstractNum w:abstractNumId="1" w15:restartNumberingAfterBreak="0">
+  <w:abstractNum w:abstractNumId="2" w15:restartNumberingAfterBreak="0">
     <w:nsid w:val="27A22367"/>
     <w:multiLevelType w:val="hybridMultilevel"/>
     <w:tmpl w:val="4C2C9F68"/>
@@ -1305,7 +1572,7 @@
       </w:pPr>
     </w:lvl>
   </w:abstractNum>
-  <w:abstractNum w:abstractNumId="2" w15:restartNumberingAfterBreak="0">
+  <w:abstractNum w:abstractNumId="3" w15:restartNumberingAfterBreak="0">
     <w:nsid w:val="306E3ADD"/>
     <w:multiLevelType w:val="hybridMultilevel"/>
     <w:tmpl w:val="A8C8B5C4"/>
@@ -1394,7 +1661,7 @@
       </w:pPr>
     </w:lvl>
   </w:abstractNum>
-  <w:abstractNum w:abstractNumId="3" w15:restartNumberingAfterBreak="0">
+  <w:abstractNum w:abstractNumId="4" w15:restartNumberingAfterBreak="0">
     <w:nsid w:val="4A7D5004"/>
     <w:multiLevelType w:val="hybridMultilevel"/>
     <w:tmpl w:val="22B25E16"/>
@@ -1483,7 +1750,7 @@
       </w:pPr>
     </w:lvl>
   </w:abstractNum>
-  <w:abstractNum w:abstractNumId="4" w15:restartNumberingAfterBreak="0">
+  <w:abstractNum w:abstractNumId="5" w15:restartNumberingAfterBreak="0">
     <w:nsid w:val="76D92DFA"/>
     <w:multiLevelType w:val="hybridMultilevel"/>
     <w:tmpl w:val="B8EA8890"/>
@@ -1572,7 +1839,7 @@
       </w:pPr>
     </w:lvl>
   </w:abstractNum>
-  <w:abstractNum w:abstractNumId="5" w15:restartNumberingAfterBreak="0">
+  <w:abstractNum w:abstractNumId="6" w15:restartNumberingAfterBreak="0">
     <w:nsid w:val="7FA8220D"/>
     <w:multiLevelType w:val="hybridMultilevel"/>
     <w:tmpl w:val="5BD8E8D2"/>
@@ -1661,23 +1928,26 @@
       </w:pPr>
     </w:lvl>
   </w:abstractNum>
-  <w:num w:numId="1">
-    <w:abstractNumId w:val="0"/>
-  </w:num>
-  <w:num w:numId="2">
+  <w:num w:numId="1" w16cid:durableId="109668009">
     <w:abstractNumId w:val="1"/>
   </w:num>
-  <w:num w:numId="3">
+  <w:num w:numId="2" w16cid:durableId="916211466">
+    <w:abstractNumId w:val="2"/>
+  </w:num>
+  <w:num w:numId="3" w16cid:durableId="2130391712">
+    <w:abstractNumId w:val="4"/>
+  </w:num>
+  <w:num w:numId="4" w16cid:durableId="1162893245">
+    <w:abstractNumId w:val="5"/>
+  </w:num>
+  <w:num w:numId="5" w16cid:durableId="430048282">
     <w:abstractNumId w:val="3"/>
   </w:num>
-  <w:num w:numId="4">
-    <w:abstractNumId w:val="4"/>
+  <w:num w:numId="6" w16cid:durableId="706294338">
+    <w:abstractNumId w:val="6"/>
   </w:num>
-  <w:num w:numId="5">
-    <w:abstractNumId w:val="2"/>
-  </w:num>
-  <w:num w:numId="6">
-    <w:abstractNumId w:val="5"/>
+  <w:num w:numId="7" w16cid:durableId="1907836227">
+    <w:abstractNumId w:val="0"/>
   </w:num>
 </w:numbering>
 </file>
@@ -2283,7 +2553,6 @@
   <w:style w:type="character" w:default="1" w:styleId="DefaultParagraphFont">
     <w:name w:val="Default Paragraph Font"/>
     <w:uiPriority w:val="1"/>
-    <w:semiHidden/>
     <w:unhideWhenUsed/>
   </w:style>
   <w:style w:type="table" w:default="1" w:styleId="TableNormal">

--- a/Nitya_Laptop/MB Section/5- SIO -EC Requirement and Post Power Btn Pressed/1- Input- SIO Requirement Before Power Button Pressed.docx
+++ b/Nitya_Laptop/MB Section/5- SIO -EC Requirement and Post Power Btn Pressed/1- Input- SIO Requirement Before Power Button Pressed.docx
@@ -1114,7 +1114,39 @@
           <w:b/>
           <w:bCs/>
         </w:rPr>
-        <w:t>SYSON# - AS EN Ram Regulator IC and release VDDQ as per DDR3/DDR4.</w:t>
+        <w:t>SYSON# - AS EN Ram Regulator IC and release VDDQ as per DDR3</w:t>
+      </w:r>
+      <w:r>
+        <w:rPr>
+          <w:rFonts w:ascii="Times New Roman" w:hAnsi="Times New Roman" w:cs="Times New Roman"/>
+          <w:b/>
+          <w:bCs/>
+        </w:rPr>
+        <w:t>(1.8/1.35V)</w:t>
+      </w:r>
+      <w:r>
+        <w:rPr>
+          <w:rFonts w:ascii="Times New Roman" w:hAnsi="Times New Roman" w:cs="Times New Roman"/>
+          <w:b/>
+          <w:bCs/>
+        </w:rPr>
+        <w:t>/DDR4</w:t>
+      </w:r>
+      <w:r>
+        <w:rPr>
+          <w:rFonts w:ascii="Times New Roman" w:hAnsi="Times New Roman" w:cs="Times New Roman"/>
+          <w:b/>
+          <w:bCs/>
+        </w:rPr>
+        <w:t>(1.2V)</w:t>
+      </w:r>
+      <w:r>
+        <w:rPr>
+          <w:rFonts w:ascii="Times New Roman" w:hAnsi="Times New Roman" w:cs="Times New Roman"/>
+          <w:b/>
+          <w:bCs/>
+        </w:rPr>
+        <w:t>.</w:t>
       </w:r>
     </w:p>
     <w:p>
@@ -2553,6 +2585,7 @@
   <w:style w:type="character" w:default="1" w:styleId="DefaultParagraphFont">
     <w:name w:val="Default Paragraph Font"/>
     <w:uiPriority w:val="1"/>
+    <w:semiHidden/>
     <w:unhideWhenUsed/>
   </w:style>
   <w:style w:type="table" w:default="1" w:styleId="TableNormal">

--- a/Nitya_Laptop/MB Section/5- SIO -EC Requirement and Post Power Btn Pressed/1- Input- SIO Requirement Before Power Button Pressed.docx
+++ b/Nitya_Laptop/MB Section/5- SIO -EC Requirement and Post Power Btn Pressed/1- Input- SIO Requirement Before Power Button Pressed.docx
@@ -1,6 +1,6 @@
 
 <file path=word/document.xml><?xml version="1.0" encoding="utf-8"?>
-<w:document xmlns:wpc="http://schemas.microsoft.com/office/word/2010/wordprocessingCanvas" xmlns:cx="http://schemas.microsoft.com/office/drawing/2014/chartex" xmlns:cx1="http://schemas.microsoft.com/office/drawing/2015/9/8/chartex" xmlns:cx2="http://schemas.microsoft.com/office/drawing/2015/10/21/chartex" xmlns:cx3="http://schemas.microsoft.com/office/drawing/2016/5/9/chartex" xmlns:cx4="http://schemas.microsoft.com/office/drawing/2016/5/10/chartex" xmlns:cx5="http://schemas.microsoft.com/office/drawing/2016/5/11/chartex" xmlns:cx6="http://schemas.microsoft.com/office/drawing/2016/5/12/chartex" xmlns:cx7="http://schemas.microsoft.com/office/drawing/2016/5/13/chartex" xmlns:cx8="http://schemas.microsoft.com/office/drawing/2016/5/14/chartex" xmlns:mc="http://schemas.openxmlformats.org/markup-compatibility/2006" xmlns:aink="http://schemas.microsoft.com/office/drawing/2016/ink" xmlns:am3d="http://schemas.microsoft.com/office/drawing/2017/model3d" xmlns:o="urn:schemas-microsoft-com:office:office" xmlns:oel="http://schemas.microsoft.com/office/2019/extlst" xmlns:r="http://schemas.openxmlformats.org/officeDocument/2006/relationships" xmlns:m="http://schemas.openxmlformats.org/officeDocument/2006/math" xmlns:v="urn:schemas-microsoft-com:vml" xmlns:wp14="http://schemas.microsoft.com/office/word/2010/wordprocessingDrawing" xmlns:wp="http://schemas.openxmlformats.org/drawingml/2006/wordprocessingDrawing" xmlns:w10="urn:schemas-microsoft-com:office:word" xmlns:w="http://schemas.openxmlformats.org/wordprocessingml/2006/main" xmlns:w14="http://schemas.microsoft.com/office/word/2010/wordml" xmlns:w15="http://schemas.microsoft.com/office/word/2012/wordml" xmlns:w16cex="http://schemas.microsoft.com/office/word/2018/wordml/cex" xmlns:w16cid="http://schemas.microsoft.com/office/word/2016/wordml/cid" xmlns:w16="http://schemas.microsoft.com/office/word/2018/wordml" xmlns:w16sdtdh="http://schemas.microsoft.com/office/word/2020/wordml/sdtdatahash" xmlns:w16se="http://schemas.microsoft.com/office/word/2015/wordml/symex" xmlns:wpg="http://schemas.microsoft.com/office/word/2010/wordprocessingGroup" xmlns:wpi="http://schemas.microsoft.com/office/word/2010/wordprocessingInk" xmlns:wne="http://schemas.microsoft.com/office/word/2006/wordml" xmlns:wps="http://schemas.microsoft.com/office/word/2010/wordprocessingShape" mc:Ignorable="w14 w15 w16se w16cid w16 w16cex w16sdtdh wp14">
+<w:document xmlns:wpc="http://schemas.microsoft.com/office/word/2010/wordprocessingCanvas" xmlns:cx="http://schemas.microsoft.com/office/drawing/2014/chartex" xmlns:cx1="http://schemas.microsoft.com/office/drawing/2015/9/8/chartex" xmlns:cx2="http://schemas.microsoft.com/office/drawing/2015/10/21/chartex" xmlns:cx3="http://schemas.microsoft.com/office/drawing/2016/5/9/chartex" xmlns:cx4="http://schemas.microsoft.com/office/drawing/2016/5/10/chartex" xmlns:cx5="http://schemas.microsoft.com/office/drawing/2016/5/11/chartex" xmlns:cx6="http://schemas.microsoft.com/office/drawing/2016/5/12/chartex" xmlns:cx7="http://schemas.microsoft.com/office/drawing/2016/5/13/chartex" xmlns:cx8="http://schemas.microsoft.com/office/drawing/2016/5/14/chartex" xmlns:mc="http://schemas.openxmlformats.org/markup-compatibility/2006" xmlns:aink="http://schemas.microsoft.com/office/drawing/2016/ink" xmlns:am3d="http://schemas.microsoft.com/office/drawing/2017/model3d" xmlns:o="urn:schemas-microsoft-com:office:office" xmlns:r="http://schemas.openxmlformats.org/officeDocument/2006/relationships" xmlns:m="http://schemas.openxmlformats.org/officeDocument/2006/math" xmlns:v="urn:schemas-microsoft-com:vml" xmlns:wp14="http://schemas.microsoft.com/office/word/2010/wordprocessingDrawing" xmlns:wp="http://schemas.openxmlformats.org/drawingml/2006/wordprocessingDrawing" xmlns:w10="urn:schemas-microsoft-com:office:word" xmlns:w="http://schemas.openxmlformats.org/wordprocessingml/2006/main" xmlns:w14="http://schemas.microsoft.com/office/word/2010/wordml" xmlns:w15="http://schemas.microsoft.com/office/word/2012/wordml" xmlns:w16cex="http://schemas.microsoft.com/office/word/2018/wordml/cex" xmlns:w16cid="http://schemas.microsoft.com/office/word/2016/wordml/cid" xmlns:w16="http://schemas.microsoft.com/office/word/2018/wordml" xmlns:w16sdtdh="http://schemas.microsoft.com/office/word/2020/wordml/sdtdatahash" xmlns:w16se="http://schemas.microsoft.com/office/word/2015/wordml/symex" xmlns:wpg="http://schemas.microsoft.com/office/word/2010/wordprocessingGroup" xmlns:wpi="http://schemas.microsoft.com/office/word/2010/wordprocessingInk" xmlns:wne="http://schemas.microsoft.com/office/word/2006/wordml" xmlns:wps="http://schemas.microsoft.com/office/word/2010/wordprocessingShape" mc:Ignorable="w14 w15 w16se w16cid w16 w16cex w16sdtdh wp14">
   <w:body>
     <w:p>
       <w:pPr>
@@ -182,14 +182,6 @@
         </w:rPr>
         <w:t>EC_RST</w:t>
       </w:r>
-    </w:p>
-    <w:p>
-      <w:pPr>
-        <w:spacing w:line="480" w:lineRule="auto"/>
-        <w:rPr>
-          <w:rFonts w:ascii="Georgia" w:hAnsi="Georgia"/>
-        </w:rPr>
-      </w:pPr>
     </w:p>
     <w:p>
       <w:pPr>
@@ -319,144 +311,561 @@
         </w:rPr>
         <w:t>)</w:t>
       </w:r>
-    </w:p>
-    <w:p>
-      <w:pPr>
-        <w:pStyle w:val="ListParagraph"/>
+      <w:r>
+        <w:rPr>
+          <w:rFonts w:ascii="Times New Roman" w:hAnsi="Times New Roman" w:cs="Times New Roman"/>
+          <w:b/>
+          <w:bCs/>
+        </w:rPr>
+        <w:t>- basic requirement</w:t>
+      </w:r>
+    </w:p>
+    <w:p>
+      <w:pPr>
+        <w:pStyle w:val="Heading4"/>
+        <w:ind w:firstLine="284"/>
+        <w:rPr>
+          <w:b/>
+          <w:bCs/>
+          <w:i w:val="0"/>
+          <w:iCs w:val="0"/>
+        </w:rPr>
+      </w:pPr>
+      <w:r>
+        <w:rPr>
+          <w:b/>
+          <w:bCs/>
+          <w:i w:val="0"/>
+          <w:iCs w:val="0"/>
+        </w:rPr>
+        <w:t xml:space="preserve">1. VCC (EC_VDD / VCC, VSTBY0 /), AVCC +3VALW_EC) </w:t>
+      </w:r>
+    </w:p>
+    <w:p>
+      <w:pPr>
         <w:numPr>
           <w:ilvl w:val="0"/>
-          <w:numId w:val="2"/>
+          <w:numId w:val="8"/>
         </w:numPr>
-        <w:spacing w:line="480" w:lineRule="auto"/>
-        <w:rPr>
-          <w:rFonts w:ascii="Times New Roman" w:hAnsi="Times New Roman" w:cs="Times New Roman"/>
-        </w:rPr>
-      </w:pPr>
-      <w:r>
-        <w:rPr>
-          <w:rFonts w:ascii="Times New Roman" w:hAnsi="Times New Roman" w:cs="Times New Roman"/>
-        </w:rPr>
-        <w:t>VCC(EC_VDD/VCC</w:t>
-      </w:r>
-      <w:r>
-        <w:rPr>
-          <w:rFonts w:ascii="Times New Roman" w:hAnsi="Times New Roman" w:cs="Times New Roman"/>
-        </w:rPr>
-        <w:t>, VSTY0</w:t>
-      </w:r>
-      <w:r>
-        <w:rPr>
-          <w:rFonts w:ascii="Times New Roman" w:hAnsi="Times New Roman" w:cs="Times New Roman"/>
-        </w:rPr>
-        <w:t>)</w:t>
-      </w:r>
-      <w:r>
-        <w:rPr>
-          <w:rFonts w:ascii="Times New Roman" w:hAnsi="Times New Roman" w:cs="Times New Roman"/>
-        </w:rPr>
-        <w:t>,  AVCC</w:t>
-      </w:r>
-      <w:r>
-        <w:rPr>
-          <w:rFonts w:ascii="Times New Roman" w:hAnsi="Times New Roman" w:cs="Times New Roman"/>
-        </w:rPr>
-        <w:t xml:space="preserve"> – LDO to wake up</w:t>
-      </w:r>
-    </w:p>
-    <w:p>
-      <w:pPr>
-        <w:pStyle w:val="ListParagraph"/>
+        <w:spacing w:after="100" w:afterAutospacing="1" w:line="240" w:lineRule="auto"/>
+      </w:pPr>
+      <w:r>
+        <w:rPr>
+          <w:rStyle w:val="Strong"/>
+        </w:rPr>
+        <w:t>Status:</w:t>
+      </w:r>
+      <w:r>
+        <w:t xml:space="preserve"> </w:t>
+      </w:r>
+      <w:r>
+        <w:rPr>
+          <w:rFonts w:ascii="Segoe UI Emoji" w:hAnsi="Segoe UI Emoji" w:cs="Segoe UI Emoji"/>
+        </w:rPr>
+        <w:t>✔</w:t>
+      </w:r>
+      <w:r>
+        <w:t xml:space="preserve">️ Correct </w:t>
+      </w:r>
+    </w:p>
+    <w:p>
+      <w:pPr>
         <w:numPr>
           <w:ilvl w:val="0"/>
-          <w:numId w:val="2"/>
+          <w:numId w:val="8"/>
         </w:numPr>
-        <w:spacing w:line="480" w:lineRule="auto"/>
-        <w:rPr>
-          <w:rFonts w:ascii="Times New Roman" w:hAnsi="Times New Roman" w:cs="Times New Roman"/>
-        </w:rPr>
-      </w:pPr>
-      <w:r>
-        <w:rPr>
-          <w:rFonts w:ascii="Times New Roman" w:hAnsi="Times New Roman" w:cs="Times New Roman"/>
-        </w:rPr>
-        <w:t>EC_RST – 3VALW_EC</w:t>
-      </w:r>
-      <w:r>
-        <w:rPr>
-          <w:rFonts w:ascii="Times New Roman" w:hAnsi="Times New Roman" w:cs="Times New Roman"/>
-        </w:rPr>
-        <w:t xml:space="preserve"> (</w:t>
-      </w:r>
-      <w:r>
-        <w:rPr>
-          <w:rFonts w:ascii="Times New Roman" w:hAnsi="Times New Roman" w:cs="Times New Roman"/>
-        </w:rPr>
-        <w:t>SIO ko start karna</w:t>
-      </w:r>
-      <w:r>
-        <w:rPr>
-          <w:rFonts w:ascii="Times New Roman" w:hAnsi="Times New Roman" w:cs="Times New Roman"/>
-        </w:rPr>
-        <w:t xml:space="preserve">, </w:t>
-      </w:r>
-      <w:r>
-        <w:rPr>
-          <w:rFonts w:ascii="Times New Roman" w:hAnsi="Times New Roman" w:cs="Times New Roman"/>
-        </w:rPr>
-        <w:t>SIO ko jagata hai</w:t>
-      </w:r>
-      <w:r>
-        <w:rPr>
-          <w:rFonts w:ascii="Times New Roman" w:hAnsi="Times New Roman" w:cs="Times New Roman"/>
-        </w:rPr>
-        <w:t>)</w:t>
-      </w:r>
-    </w:p>
-    <w:p>
-      <w:pPr>
-        <w:pStyle w:val="ListParagraph"/>
+        <w:spacing w:after="100" w:afterAutospacing="1" w:line="240" w:lineRule="auto"/>
+        <w:rPr>
+          <w:highlight w:val="yellow"/>
+        </w:rPr>
+      </w:pPr>
+      <w:r>
+        <w:rPr>
+          <w:highlight w:val="yellow"/>
+        </w:rPr>
+        <w:t xml:space="preserve">Ye SIO ki standby power supply hoti hai. </w:t>
+      </w:r>
+    </w:p>
+    <w:p>
+      <w:pPr>
         <w:numPr>
           <w:ilvl w:val="0"/>
-          <w:numId w:val="2"/>
+          <w:numId w:val="8"/>
         </w:numPr>
-        <w:spacing w:line="480" w:lineRule="auto"/>
-        <w:rPr>
-          <w:rFonts w:ascii="Times New Roman" w:hAnsi="Times New Roman" w:cs="Times New Roman"/>
-        </w:rPr>
-      </w:pPr>
-      <w:r>
-        <w:rPr>
-          <w:rFonts w:ascii="Times New Roman" w:hAnsi="Times New Roman" w:cs="Times New Roman"/>
-        </w:rPr>
-        <w:t>ACIN# to confirm adapter connection</w:t>
-      </w:r>
-    </w:p>
-    <w:p>
-      <w:pPr>
-        <w:pStyle w:val="ListParagraph"/>
+        <w:spacing w:after="100" w:afterAutospacing="1" w:line="240" w:lineRule="auto"/>
+      </w:pPr>
+      <w:r>
+        <w:t xml:space="preserve">Normally </w:t>
+      </w:r>
+      <w:r>
+        <w:rPr>
+          <w:rStyle w:val="Strong"/>
+          <w:highlight w:val="yellow"/>
+        </w:rPr>
+        <w:t>3.3V LDO / 3VALW</w:t>
+      </w:r>
+      <w:r>
+        <w:t xml:space="preserve"> se aati hai. </w:t>
+      </w:r>
+    </w:p>
+    <w:p>
+      <w:pPr>
         <w:numPr>
           <w:ilvl w:val="0"/>
-          <w:numId w:val="2"/>
+          <w:numId w:val="8"/>
         </w:numPr>
-        <w:spacing w:line="480" w:lineRule="auto"/>
-        <w:rPr>
-          <w:rFonts w:ascii="Times New Roman" w:hAnsi="Times New Roman" w:cs="Times New Roman"/>
-        </w:rPr>
-      </w:pPr>
-      <w:r>
-        <w:rPr>
-          <w:rFonts w:ascii="Times New Roman" w:hAnsi="Times New Roman" w:cs="Times New Roman"/>
-        </w:rPr>
-        <w:t>LID_SW#  info about latop in sleep mode(0V) or working mode(3.3V)</w:t>
-      </w:r>
-    </w:p>
-    <w:p>
-      <w:pPr>
-        <w:pStyle w:val="ListParagraph"/>
+        <w:spacing w:after="100" w:afterAutospacing="1" w:line="240" w:lineRule="auto"/>
+      </w:pPr>
+      <w:r>
+        <w:t>Iske bina SIO bilkul dead rahega.</w:t>
+      </w:r>
+    </w:p>
+    <w:p>
+      <w:pPr>
+        <w:pStyle w:val="Heading4"/>
+        <w:ind w:firstLine="284"/>
+        <w:rPr>
+          <w:b/>
+          <w:bCs/>
+          <w:i w:val="0"/>
+          <w:iCs w:val="0"/>
+        </w:rPr>
+      </w:pPr>
+      <w:r>
+        <w:rPr>
+          <w:b/>
+          <w:bCs/>
+          <w:i w:val="0"/>
+          <w:iCs w:val="0"/>
+        </w:rPr>
+        <w:t xml:space="preserve">2. </w:t>
+      </w:r>
+      <w:r>
+        <w:rPr>
+          <w:b/>
+          <w:bCs/>
+          <w:i w:val="0"/>
+          <w:iCs w:val="0"/>
+        </w:rPr>
+        <w:t>EC_RST – 3VALW_EC</w:t>
+      </w:r>
+      <w:r>
+        <w:rPr>
+          <w:b/>
+          <w:bCs/>
+          <w:i w:val="0"/>
+          <w:iCs w:val="0"/>
+        </w:rPr>
+        <w:t xml:space="preserve"> </w:t>
+      </w:r>
+    </w:p>
+    <w:p>
+      <w:pPr>
+        <w:ind w:left="426"/>
+      </w:pPr>
+      <w:r>
+        <w:rPr>
+          <w:highlight w:val="yellow"/>
+        </w:rPr>
+        <w:t>EC_RST# → PCH/Reset Circuit se generate</w:t>
+      </w:r>
+      <w:r>
+        <w:t xml:space="preserve"> hota hai. Jab 3VALW stable ho jata hai aur reset release hota hai tab EC execute/start hota hai.</w:t>
+      </w:r>
+    </w:p>
+    <w:p>
+      <w:pPr>
+        <w:pStyle w:val="Heading4"/>
+        <w:rPr>
+          <w:b/>
+          <w:bCs/>
+          <w:i w:val="0"/>
+          <w:iCs w:val="0"/>
+        </w:rPr>
+      </w:pPr>
+      <w:r>
+        <w:rPr>
+          <w:b/>
+          <w:bCs/>
+          <w:i w:val="0"/>
+          <w:iCs w:val="0"/>
+        </w:rPr>
+        <w:t xml:space="preserve">     3. ACIN# </w:t>
+      </w:r>
+    </w:p>
+    <w:p>
+      <w:pPr>
         <w:numPr>
           <w:ilvl w:val="0"/>
-          <w:numId w:val="2"/>
+          <w:numId w:val="9"/>
         </w:numPr>
+        <w:tabs>
+          <w:tab w:val="clear" w:pos="720"/>
+          <w:tab w:val="num" w:pos="567"/>
+        </w:tabs>
+        <w:spacing w:after="0" w:line="240" w:lineRule="auto"/>
+      </w:pPr>
+      <w:r>
+        <w:rPr>
+          <w:rStyle w:val="Strong"/>
+        </w:rPr>
+        <w:t>Status:</w:t>
+      </w:r>
+      <w:r>
+        <w:t xml:space="preserve"> Correct </w:t>
+      </w:r>
+    </w:p>
+    <w:p>
+      <w:pPr>
+        <w:pStyle w:val="NormalWeb"/>
+        <w:spacing w:before="0" w:beforeAutospacing="0" w:after="0" w:afterAutospacing="0"/>
+      </w:pPr>
+      <w:r>
+        <w:t xml:space="preserve">      Purpose:</w:t>
+      </w:r>
+    </w:p>
+    <w:p>
+      <w:pPr>
+        <w:numPr>
+          <w:ilvl w:val="0"/>
+          <w:numId w:val="10"/>
+        </w:numPr>
+        <w:spacing w:after="0" w:line="240" w:lineRule="auto"/>
+      </w:pPr>
+      <w:r>
+        <w:t xml:space="preserve">Adapter detect signal. </w:t>
+      </w:r>
+    </w:p>
+    <w:p>
+      <w:pPr>
+        <w:numPr>
+          <w:ilvl w:val="0"/>
+          <w:numId w:val="10"/>
+        </w:numPr>
+        <w:spacing w:after="0" w:line="240" w:lineRule="auto"/>
+      </w:pPr>
+      <w:r>
+        <w:t>SIO ko batata hai charger connected hai ya nahi.</w:t>
+      </w:r>
+    </w:p>
+    <w:p>
+      <w:pPr>
+        <w:pStyle w:val="Heading4"/>
+        <w:ind w:firstLine="284"/>
+        <w:rPr>
+          <w:b/>
+          <w:bCs/>
+          <w:i w:val="0"/>
+          <w:iCs w:val="0"/>
+        </w:rPr>
+      </w:pPr>
+    </w:p>
+    <w:p>
+      <w:pPr>
+        <w:pStyle w:val="Heading4"/>
+        <w:ind w:firstLine="284"/>
+        <w:rPr>
+          <w:b/>
+          <w:bCs/>
+          <w:i w:val="0"/>
+          <w:iCs w:val="0"/>
+        </w:rPr>
+      </w:pPr>
+      <w:r>
+        <w:rPr>
+          <w:b/>
+          <w:bCs/>
+          <w:i w:val="0"/>
+          <w:iCs w:val="0"/>
+        </w:rPr>
+        <w:t xml:space="preserve">4. </w:t>
+      </w:r>
+      <w:r>
+        <w:rPr>
+          <w:b/>
+          <w:bCs/>
+          <w:i w:val="0"/>
+          <w:iCs w:val="0"/>
+        </w:rPr>
+        <w:t>LID_SW#</w:t>
+      </w:r>
+    </w:p>
+    <w:p>
+      <w:pPr>
+        <w:numPr>
+          <w:ilvl w:val="0"/>
+          <w:numId w:val="11"/>
+        </w:numPr>
+        <w:spacing w:after="100" w:afterAutospacing="1" w:line="240" w:lineRule="auto"/>
+        <w:rPr>
+          <w:rFonts w:ascii="Times New Roman" w:eastAsia="Times New Roman" w:hAnsi="Times New Roman" w:cs="Times New Roman"/>
+          <w:sz w:val="24"/>
+          <w:szCs w:val="24"/>
+        </w:rPr>
+      </w:pPr>
+      <w:r>
+        <w:rPr>
+          <w:rFonts w:ascii="Times New Roman" w:eastAsia="Times New Roman" w:hAnsi="Times New Roman" w:cs="Times New Roman"/>
+          <w:sz w:val="24"/>
+          <w:szCs w:val="24"/>
+        </w:rPr>
+        <w:t xml:space="preserve">Laptop lid open hai ya close hai uski information deta hai. </w:t>
+      </w:r>
+    </w:p>
+    <w:p>
+      <w:pPr>
+        <w:numPr>
+          <w:ilvl w:val="0"/>
+          <w:numId w:val="11"/>
+        </w:numPr>
+        <w:spacing w:before="100" w:beforeAutospacing="1" w:after="100" w:afterAutospacing="1" w:line="240" w:lineRule="auto"/>
+        <w:rPr>
+          <w:rFonts w:ascii="Times New Roman" w:eastAsia="Times New Roman" w:hAnsi="Times New Roman" w:cs="Times New Roman"/>
+          <w:sz w:val="24"/>
+          <w:szCs w:val="24"/>
+        </w:rPr>
+      </w:pPr>
+      <w:r>
+        <w:rPr>
+          <w:rFonts w:ascii="Times New Roman" w:eastAsia="Times New Roman" w:hAnsi="Times New Roman" w:cs="Times New Roman"/>
+          <w:sz w:val="24"/>
+          <w:szCs w:val="24"/>
+        </w:rPr>
+        <w:t xml:space="preserve">Closed hone par SIO sleep initiate kar sakta hai (setting ke according). </w:t>
+      </w:r>
+    </w:p>
+    <w:p>
+      <w:pPr>
+        <w:spacing w:before="100" w:beforeAutospacing="1" w:after="100" w:afterAutospacing="1" w:line="240" w:lineRule="auto"/>
+        <w:rPr>
+          <w:rFonts w:ascii="Times New Roman" w:eastAsia="Times New Roman" w:hAnsi="Times New Roman" w:cs="Times New Roman"/>
+          <w:sz w:val="24"/>
+          <w:szCs w:val="24"/>
+        </w:rPr>
+      </w:pPr>
+      <w:r>
+        <w:rPr>
+          <w:rFonts w:ascii="Times New Roman" w:eastAsia="Times New Roman" w:hAnsi="Times New Roman" w:cs="Times New Roman"/>
+          <w:sz w:val="24"/>
+          <w:szCs w:val="24"/>
+        </w:rPr>
+        <w:t xml:space="preserve">       </w:t>
+      </w:r>
+      <w:r>
+        <w:rPr>
+          <w:rFonts w:ascii="Times New Roman" w:eastAsia="Times New Roman" w:hAnsi="Times New Roman" w:cs="Times New Roman"/>
+          <w:sz w:val="24"/>
+          <w:szCs w:val="24"/>
+        </w:rPr>
+        <w:t>Example:</w:t>
+      </w:r>
+    </w:p>
+    <w:tbl>
+      <w:tblPr>
+        <w:tblW w:w="6913" w:type="dxa"/>
+        <w:tblCellSpacing w:w="15" w:type="dxa"/>
+        <w:tblInd w:w="421" w:type="dxa"/>
+        <w:tblBorders>
+          <w:top w:val="single" w:sz="4" w:space="0" w:color="auto"/>
+          <w:left w:val="single" w:sz="4" w:space="0" w:color="auto"/>
+          <w:bottom w:val="single" w:sz="4" w:space="0" w:color="auto"/>
+          <w:right w:val="single" w:sz="4" w:space="0" w:color="auto"/>
+          <w:insideH w:val="single" w:sz="4" w:space="0" w:color="auto"/>
+          <w:insideV w:val="single" w:sz="4" w:space="0" w:color="auto"/>
+        </w:tblBorders>
+        <w:tblCellMar>
+          <w:top w:w="15" w:type="dxa"/>
+          <w:left w:w="15" w:type="dxa"/>
+          <w:bottom w:w="15" w:type="dxa"/>
+          <w:right w:w="15" w:type="dxa"/>
+        </w:tblCellMar>
+        <w:tblLook w:val="04A0" w:firstRow="1" w:lastRow="0" w:firstColumn="1" w:lastColumn="0" w:noHBand="0" w:noVBand="1"/>
+      </w:tblPr>
+      <w:tblGrid>
+        <w:gridCol w:w="3193"/>
+        <w:gridCol w:w="3720"/>
+      </w:tblGrid>
+      <w:tr>
+        <w:trPr>
+          <w:trHeight w:val="270"/>
+          <w:tblHeader/>
+          <w:tblCellSpacing w:w="15" w:type="dxa"/>
+        </w:trPr>
+        <w:tc>
+          <w:tcPr>
+            <w:tcW w:w="0" w:type="auto"/>
+            <w:vAlign w:val="center"/>
+            <w:hideMark/>
+          </w:tcPr>
+          <w:p>
+            <w:pPr>
+              <w:spacing w:after="0" w:line="240" w:lineRule="auto"/>
+              <w:rPr>
+                <w:rFonts w:ascii="Times New Roman" w:eastAsia="Times New Roman" w:hAnsi="Times New Roman" w:cs="Times New Roman"/>
+                <w:b/>
+                <w:bCs/>
+                <w:sz w:val="24"/>
+                <w:szCs w:val="24"/>
+              </w:rPr>
+            </w:pPr>
+            <w:r>
+              <w:rPr>
+                <w:rFonts w:ascii="Times New Roman" w:eastAsia="Times New Roman" w:hAnsi="Times New Roman" w:cs="Times New Roman"/>
+                <w:b/>
+                <w:bCs/>
+                <w:sz w:val="24"/>
+                <w:szCs w:val="24"/>
+              </w:rPr>
+              <w:t>Lid</w:t>
+            </w:r>
+          </w:p>
+        </w:tc>
+        <w:tc>
+          <w:tcPr>
+            <w:tcW w:w="0" w:type="auto"/>
+            <w:vAlign w:val="center"/>
+            <w:hideMark/>
+          </w:tcPr>
+          <w:p>
+            <w:pPr>
+              <w:spacing w:after="0" w:line="240" w:lineRule="auto"/>
+              <w:rPr>
+                <w:rFonts w:ascii="Times New Roman" w:eastAsia="Times New Roman" w:hAnsi="Times New Roman" w:cs="Times New Roman"/>
+                <w:b/>
+                <w:bCs/>
+                <w:sz w:val="24"/>
+                <w:szCs w:val="24"/>
+              </w:rPr>
+            </w:pPr>
+            <w:r>
+              <w:rPr>
+                <w:rFonts w:ascii="Times New Roman" w:eastAsia="Times New Roman" w:hAnsi="Times New Roman" w:cs="Times New Roman"/>
+                <w:b/>
+                <w:bCs/>
+                <w:sz w:val="24"/>
+                <w:szCs w:val="24"/>
+              </w:rPr>
+              <w:t>Voltage</w:t>
+            </w:r>
+          </w:p>
+        </w:tc>
+      </w:tr>
+      <w:tr>
+        <w:trPr>
+          <w:trHeight w:val="270"/>
+          <w:tblCellSpacing w:w="15" w:type="dxa"/>
+        </w:trPr>
+        <w:tc>
+          <w:tcPr>
+            <w:tcW w:w="0" w:type="auto"/>
+            <w:vAlign w:val="center"/>
+            <w:hideMark/>
+          </w:tcPr>
+          <w:p>
+            <w:pPr>
+              <w:spacing w:after="0" w:line="240" w:lineRule="auto"/>
+              <w:ind w:left="-60" w:firstLine="60"/>
+              <w:rPr>
+                <w:rFonts w:ascii="Times New Roman" w:eastAsia="Times New Roman" w:hAnsi="Times New Roman" w:cs="Times New Roman"/>
+                <w:sz w:val="24"/>
+                <w:szCs w:val="24"/>
+              </w:rPr>
+            </w:pPr>
+            <w:r>
+              <w:rPr>
+                <w:rFonts w:ascii="Times New Roman" w:eastAsia="Times New Roman" w:hAnsi="Times New Roman" w:cs="Times New Roman"/>
+                <w:sz w:val="24"/>
+                <w:szCs w:val="24"/>
+              </w:rPr>
+              <w:t>Open</w:t>
+            </w:r>
+          </w:p>
+        </w:tc>
+        <w:tc>
+          <w:tcPr>
+            <w:tcW w:w="0" w:type="auto"/>
+            <w:vAlign w:val="center"/>
+            <w:hideMark/>
+          </w:tcPr>
+          <w:p>
+            <w:pPr>
+              <w:spacing w:after="0" w:line="240" w:lineRule="auto"/>
+              <w:rPr>
+                <w:rFonts w:ascii="Times New Roman" w:eastAsia="Times New Roman" w:hAnsi="Times New Roman" w:cs="Times New Roman"/>
+                <w:sz w:val="24"/>
+                <w:szCs w:val="24"/>
+              </w:rPr>
+            </w:pPr>
+            <w:r>
+              <w:rPr>
+                <w:rFonts w:ascii="Times New Roman" w:eastAsia="Times New Roman" w:hAnsi="Times New Roman" w:cs="Times New Roman"/>
+                <w:sz w:val="24"/>
+                <w:szCs w:val="24"/>
+              </w:rPr>
+              <w:t>~3.3V</w:t>
+            </w:r>
+          </w:p>
+        </w:tc>
+      </w:tr>
+      <w:tr>
+        <w:trPr>
+          <w:trHeight w:val="285"/>
+          <w:tblCellSpacing w:w="15" w:type="dxa"/>
+        </w:trPr>
+        <w:tc>
+          <w:tcPr>
+            <w:tcW w:w="0" w:type="auto"/>
+            <w:vAlign w:val="center"/>
+            <w:hideMark/>
+          </w:tcPr>
+          <w:p>
+            <w:pPr>
+              <w:spacing w:after="0" w:line="240" w:lineRule="auto"/>
+              <w:rPr>
+                <w:rFonts w:ascii="Times New Roman" w:eastAsia="Times New Roman" w:hAnsi="Times New Roman" w:cs="Times New Roman"/>
+                <w:sz w:val="24"/>
+                <w:szCs w:val="24"/>
+              </w:rPr>
+            </w:pPr>
+            <w:r>
+              <w:rPr>
+                <w:rFonts w:ascii="Times New Roman" w:eastAsia="Times New Roman" w:hAnsi="Times New Roman" w:cs="Times New Roman"/>
+                <w:sz w:val="24"/>
+                <w:szCs w:val="24"/>
+              </w:rPr>
+              <w:t>Closed</w:t>
+            </w:r>
+          </w:p>
+        </w:tc>
+        <w:tc>
+          <w:tcPr>
+            <w:tcW w:w="0" w:type="auto"/>
+            <w:vAlign w:val="center"/>
+            <w:hideMark/>
+          </w:tcPr>
+          <w:p>
+            <w:pPr>
+              <w:spacing w:after="0" w:line="240" w:lineRule="auto"/>
+              <w:rPr>
+                <w:rFonts w:ascii="Times New Roman" w:eastAsia="Times New Roman" w:hAnsi="Times New Roman" w:cs="Times New Roman"/>
+                <w:sz w:val="24"/>
+                <w:szCs w:val="24"/>
+              </w:rPr>
+            </w:pPr>
+            <w:r>
+              <w:rPr>
+                <w:rFonts w:ascii="Times New Roman" w:eastAsia="Times New Roman" w:hAnsi="Times New Roman" w:cs="Times New Roman"/>
+                <w:sz w:val="24"/>
+                <w:szCs w:val="24"/>
+              </w:rPr>
+              <w:t>0V</w:t>
+            </w:r>
+          </w:p>
+        </w:tc>
+      </w:tr>
+    </w:tbl>
+    <w:p>
+      <w:pPr>
         <w:spacing w:line="480" w:lineRule="auto"/>
         <w:rPr>
           <w:rFonts w:ascii="Times New Roman" w:hAnsi="Times New Roman" w:cs="Times New Roman"/>
@@ -465,29 +874,132 @@
       <w:r>
         <w:rPr>
           <w:rFonts w:ascii="Times New Roman" w:hAnsi="Times New Roman" w:cs="Times New Roman"/>
-          <w:b/>
-          <w:bCs/>
+        </w:rPr>
+        <w:t xml:space="preserve">       </w:t>
+      </w:r>
+      <w:r>
+        <w:rPr>
+          <w:rFonts w:ascii="Times New Roman" w:hAnsi="Times New Roman" w:cs="Times New Roman"/>
+        </w:rPr>
+        <w:t>LID_SW#  info about latop in sleep mode(0V) or working mode(3.3V)</w:t>
+      </w:r>
+    </w:p>
+    <w:p>
+      <w:pPr>
+        <w:pStyle w:val="Heading4"/>
+        <w:ind w:firstLine="284"/>
+        <w:rPr>
+          <w:b/>
+          <w:bCs/>
+          <w:i w:val="0"/>
+          <w:iCs w:val="0"/>
+        </w:rPr>
+      </w:pPr>
+      <w:r>
+        <w:rPr>
+          <w:b/>
+          <w:bCs/>
+          <w:i w:val="0"/>
+          <w:iCs w:val="0"/>
+        </w:rPr>
+        <w:lastRenderedPageBreak/>
+        <w:t xml:space="preserve">5. VCIN0_PH1 – EC Thermal (~2.7V) </w:t>
+      </w:r>
+    </w:p>
+    <w:p>
+      <w:pPr>
+        <w:pStyle w:val="NormalWeb"/>
+        <w:spacing w:before="0" w:beforeAutospacing="0" w:after="0" w:afterAutospacing="0"/>
+      </w:pPr>
+      <w:r>
+        <w:t xml:space="preserve">      </w:t>
+      </w:r>
+      <w:r>
+        <w:t>Ye board specific hai.</w:t>
+      </w:r>
+    </w:p>
+    <w:p>
+      <w:pPr>
+        <w:pStyle w:val="NormalWeb"/>
+        <w:spacing w:before="0" w:beforeAutospacing="0"/>
+      </w:pPr>
+      <w:r>
+        <w:t xml:space="preserve">      </w:t>
+      </w:r>
+      <w:r>
+        <w:t xml:space="preserve">Agar schematic me ye </w:t>
+      </w:r>
+      <w:r>
+        <w:rPr>
+          <w:rStyle w:val="Strong"/>
+          <w:rFonts w:eastAsiaTheme="majorEastAsia"/>
         </w:rPr>
         <w:t>VCIN0_PH1</w:t>
       </w:r>
       <w:r>
-        <w:rPr>
-          <w:rFonts w:ascii="Times New Roman" w:hAnsi="Times New Roman" w:cs="Times New Roman"/>
-        </w:rPr>
-        <w:t xml:space="preserve"> – EC Thermal -</w:t>
-      </w:r>
-      <w:r>
-        <w:rPr>
-          <w:rFonts w:ascii="Times New Roman" w:hAnsi="Times New Roman" w:cs="Times New Roman"/>
-        </w:rPr>
-        <w:t xml:space="preserve"> ~</w:t>
-      </w:r>
-      <w:r>
-        <w:rPr>
-          <w:rFonts w:ascii="Times New Roman" w:hAnsi="Times New Roman" w:cs="Times New Roman"/>
-        </w:rPr>
-        <w:t>2.7V as per votage devider</w:t>
-      </w:r>
+        <w:t xml:space="preserve"> naam se hai to generally:</w:t>
+      </w:r>
+    </w:p>
+    <w:p>
+      <w:pPr>
+        <w:numPr>
+          <w:ilvl w:val="0"/>
+          <w:numId w:val="12"/>
+        </w:numPr>
+        <w:spacing w:before="100" w:beforeAutospacing="1" w:after="100" w:afterAutospacing="1" w:line="240" w:lineRule="auto"/>
+      </w:pPr>
+      <w:r>
+        <w:t xml:space="preserve">EC ka Analog Input hota hai. </w:t>
+      </w:r>
+    </w:p>
+    <w:p>
+      <w:pPr>
+        <w:numPr>
+          <w:ilvl w:val="0"/>
+          <w:numId w:val="12"/>
+        </w:numPr>
+        <w:spacing w:before="100" w:beforeAutospacing="1" w:after="100" w:afterAutospacing="1" w:line="240" w:lineRule="auto"/>
+      </w:pPr>
+      <w:r>
+        <w:t xml:space="preserve">Voltage divider ke through CPU/GPU thermal ya power monitoring hoti hai. </w:t>
+      </w:r>
+    </w:p>
+    <w:p>
+      <w:pPr>
+        <w:numPr>
+          <w:ilvl w:val="0"/>
+          <w:numId w:val="12"/>
+        </w:numPr>
+        <w:spacing w:before="100" w:beforeAutospacing="1" w:after="100" w:afterAutospacing="1" w:line="240" w:lineRule="auto"/>
+      </w:pPr>
+      <w:r>
+        <w:t xml:space="preserve">Iski value board ke hisab se 2V–3V ho sakti hai. </w:t>
+      </w:r>
+    </w:p>
+    <w:p>
+      <w:pPr>
+        <w:pStyle w:val="NormalWeb"/>
+        <w:ind w:left="284"/>
+      </w:pPr>
+      <w:r>
+        <w:rPr>
+          <w:rStyle w:val="Strong"/>
+          <w:rFonts w:eastAsiaTheme="majorEastAsia"/>
+        </w:rPr>
+        <w:t>VCIN0_PH1 → EC Analog Input (Voltage Divider) for Thermal/Power Monitoring (~2.7V board dependent).</w:t>
+      </w:r>
+    </w:p>
+    <w:p>
+      <w:pPr>
+        <w:spacing w:line="480" w:lineRule="auto"/>
+        <w:ind w:left="360" w:hanging="360"/>
+        <w:jc w:val="both"/>
+        <w:rPr>
+          <w:rFonts w:ascii="Georgia" w:hAnsi="Georgia"/>
+          <w:b/>
+          <w:bCs/>
+        </w:rPr>
+      </w:pPr>
     </w:p>
     <w:p>
       <w:pPr>
@@ -832,7 +1344,6 @@
           <w:bCs/>
           <w:highlight w:val="yellow"/>
         </w:rPr>
-        <w:lastRenderedPageBreak/>
         <w:t>AC_PRESENT</w:t>
       </w:r>
       <w:r>
@@ -1021,7 +1532,23 @@
           <w:b/>
           <w:bCs/>
         </w:rPr>
-        <w:t>PM_SLP4#</w:t>
+        <w:t>PM_SLP</w:t>
+      </w:r>
+      <w:r>
+        <w:rPr>
+          <w:rFonts w:ascii="Times New Roman" w:hAnsi="Times New Roman" w:cs="Times New Roman"/>
+          <w:b/>
+          <w:bCs/>
+        </w:rPr>
+        <w:t>_S</w:t>
+      </w:r>
+      <w:r>
+        <w:rPr>
+          <w:rFonts w:ascii="Times New Roman" w:hAnsi="Times New Roman" w:cs="Times New Roman"/>
+          <w:b/>
+          <w:bCs/>
+        </w:rPr>
+        <w:t>4#</w:t>
       </w:r>
       <w:r>
         <w:rPr>
@@ -1070,7 +1597,23 @@
           <w:b/>
           <w:bCs/>
         </w:rPr>
-        <w:t>PM_SLP3#</w:t>
+        <w:t>PM_SLP</w:t>
+      </w:r>
+      <w:r>
+        <w:rPr>
+          <w:rFonts w:ascii="Times New Roman" w:hAnsi="Times New Roman" w:cs="Times New Roman"/>
+          <w:b/>
+          <w:bCs/>
+        </w:rPr>
+        <w:t>_S</w:t>
+      </w:r>
+      <w:r>
+        <w:rPr>
+          <w:rFonts w:ascii="Times New Roman" w:hAnsi="Times New Roman" w:cs="Times New Roman"/>
+          <w:b/>
+          <w:bCs/>
+        </w:rPr>
+        <w:t>3#</w:t>
       </w:r>
       <w:r>
         <w:rPr>
@@ -1237,6 +1780,7 @@
           <w:b/>
           <w:bCs/>
         </w:rPr>
+        <w:lastRenderedPageBreak/>
         <w:t>1.8 VGS</w:t>
       </w:r>
     </w:p>
@@ -1264,9 +1808,295 @@
         <w:t>1.05VS</w:t>
       </w:r>
     </w:p>
+    <w:p>
+      <w:pPr>
+        <w:spacing w:line="480" w:lineRule="auto"/>
+        <w:jc w:val="both"/>
+        <w:rPr>
+          <w:rFonts w:ascii="Times New Roman" w:hAnsi="Times New Roman" w:cs="Times New Roman"/>
+          <w:b/>
+          <w:bCs/>
+        </w:rPr>
+      </w:pPr>
+    </w:p>
+    <w:p>
+      <w:pPr>
+        <w:spacing w:line="480" w:lineRule="auto"/>
+        <w:jc w:val="both"/>
+        <w:rPr>
+          <w:rFonts w:ascii="Times New Roman" w:hAnsi="Times New Roman" w:cs="Times New Roman"/>
+          <w:b/>
+          <w:bCs/>
+        </w:rPr>
+      </w:pPr>
+      <w:r>
+        <w:rPr>
+          <w:rFonts w:ascii="Times New Roman" w:hAnsi="Times New Roman" w:cs="Times New Roman"/>
+          <w:b/>
+          <w:bCs/>
+          <w:highlight w:val="yellow"/>
+        </w:rPr>
+        <w:t>RANDOM</w:t>
+      </w:r>
+    </w:p>
+    <w:p>
+      <w:pPr>
+        <w:spacing w:line="480" w:lineRule="auto"/>
+        <w:jc w:val="both"/>
+        <w:rPr>
+          <w:rFonts w:ascii="Times New Roman" w:hAnsi="Times New Roman" w:cs="Times New Roman"/>
+          <w:b/>
+          <w:bCs/>
+        </w:rPr>
+      </w:pPr>
+      <w:r>
+        <w:rPr>
+          <w:rFonts w:ascii="Times New Roman" w:hAnsi="Times New Roman" w:cs="Times New Roman"/>
+          <w:b/>
+          <w:bCs/>
+        </w:rPr>
+        <w:t>SIO (EC) Input Signals</w:t>
+      </w:r>
+    </w:p>
+    <w:p>
+      <w:pPr>
+        <w:spacing w:after="0" w:line="240" w:lineRule="auto"/>
+        <w:jc w:val="both"/>
+        <w:rPr>
+          <w:rFonts w:ascii="Courier New" w:hAnsi="Courier New" w:cs="Courier New"/>
+          <w:b/>
+          <w:bCs/>
+        </w:rPr>
+      </w:pPr>
+      <w:r>
+        <w:rPr>
+          <w:rFonts w:ascii="Courier New" w:hAnsi="Courier New" w:cs="Courier New"/>
+          <w:b/>
+          <w:bCs/>
+        </w:rPr>
+        <w:t>1. VCC (EC_VDD / VSTBY0 / +3VALW_EC)</w:t>
+      </w:r>
+    </w:p>
+    <w:p>
+      <w:pPr>
+        <w:spacing w:line="240" w:lineRule="auto"/>
+        <w:jc w:val="both"/>
+        <w:rPr>
+          <w:rFonts w:ascii="Courier New" w:hAnsi="Courier New" w:cs="Courier New"/>
+          <w:b/>
+          <w:bCs/>
+        </w:rPr>
+      </w:pPr>
+      <w:r>
+        <w:rPr>
+          <w:rFonts w:ascii="Courier New" w:hAnsi="Courier New" w:cs="Courier New"/>
+          <w:b/>
+          <w:bCs/>
+        </w:rPr>
+        <w:t xml:space="preserve">   → Standby 3.3V supply to wake up SIO.</w:t>
+      </w:r>
+    </w:p>
+    <w:p>
+      <w:pPr>
+        <w:spacing w:line="240" w:lineRule="auto"/>
+        <w:jc w:val="both"/>
+        <w:rPr>
+          <w:rFonts w:ascii="Courier New" w:hAnsi="Courier New" w:cs="Courier New"/>
+          <w:b/>
+          <w:bCs/>
+        </w:rPr>
+      </w:pPr>
+      <w:r>
+        <w:rPr>
+          <w:rFonts w:ascii="Courier New" w:hAnsi="Courier New" w:cs="Courier New"/>
+          <w:b/>
+          <w:bCs/>
+        </w:rPr>
+        <w:t>2. EC_RST#</w:t>
+      </w:r>
+    </w:p>
+    <w:p>
+      <w:pPr>
+        <w:spacing w:line="240" w:lineRule="auto"/>
+        <w:jc w:val="both"/>
+        <w:rPr>
+          <w:rFonts w:ascii="Courier New" w:hAnsi="Courier New" w:cs="Courier New"/>
+          <w:b/>
+          <w:bCs/>
+        </w:rPr>
+      </w:pPr>
+      <w:r>
+        <w:rPr>
+          <w:rFonts w:ascii="Courier New" w:hAnsi="Courier New" w:cs="Courier New"/>
+          <w:b/>
+          <w:bCs/>
+        </w:rPr>
+        <w:t xml:space="preserve">   → Reset signal released after 3VALW becomes stable.</w:t>
+      </w:r>
+    </w:p>
+    <w:p>
+      <w:pPr>
+        <w:spacing w:line="240" w:lineRule="auto"/>
+        <w:jc w:val="both"/>
+        <w:rPr>
+          <w:rFonts w:ascii="Courier New" w:hAnsi="Courier New" w:cs="Courier New"/>
+          <w:b/>
+          <w:bCs/>
+        </w:rPr>
+      </w:pPr>
+      <w:r>
+        <w:rPr>
+          <w:rFonts w:ascii="Courier New" w:hAnsi="Courier New" w:cs="Courier New"/>
+          <w:b/>
+          <w:bCs/>
+        </w:rPr>
+        <w:t xml:space="preserve">   → Starts EC firmware execution.</w:t>
+      </w:r>
+    </w:p>
+    <w:p>
+      <w:pPr>
+        <w:spacing w:line="240" w:lineRule="auto"/>
+        <w:jc w:val="both"/>
+        <w:rPr>
+          <w:rFonts w:ascii="Courier New" w:hAnsi="Courier New" w:cs="Courier New"/>
+          <w:b/>
+          <w:bCs/>
+        </w:rPr>
+      </w:pPr>
+      <w:r>
+        <w:rPr>
+          <w:rFonts w:ascii="Courier New" w:hAnsi="Courier New" w:cs="Courier New"/>
+          <w:b/>
+          <w:bCs/>
+        </w:rPr>
+        <w:t>3. ACIN#</w:t>
+      </w:r>
+    </w:p>
+    <w:p>
+      <w:pPr>
+        <w:spacing w:line="240" w:lineRule="auto"/>
+        <w:jc w:val="both"/>
+        <w:rPr>
+          <w:rFonts w:ascii="Courier New" w:hAnsi="Courier New" w:cs="Courier New"/>
+          <w:b/>
+          <w:bCs/>
+        </w:rPr>
+      </w:pPr>
+      <w:r>
+        <w:rPr>
+          <w:rFonts w:ascii="Courier New" w:hAnsi="Courier New" w:cs="Courier New"/>
+          <w:b/>
+          <w:bCs/>
+        </w:rPr>
+        <w:t xml:space="preserve">   → Detects AC adapter connection.</w:t>
+      </w:r>
+    </w:p>
+    <w:p>
+      <w:pPr>
+        <w:spacing w:line="240" w:lineRule="auto"/>
+        <w:jc w:val="both"/>
+        <w:rPr>
+          <w:rFonts w:ascii="Courier New" w:hAnsi="Courier New" w:cs="Courier New"/>
+          <w:b/>
+          <w:bCs/>
+        </w:rPr>
+      </w:pPr>
+      <w:r>
+        <w:rPr>
+          <w:rFonts w:ascii="Courier New" w:hAnsi="Courier New" w:cs="Courier New"/>
+          <w:b/>
+          <w:bCs/>
+        </w:rPr>
+        <w:t>4. LID_SW#</w:t>
+      </w:r>
+    </w:p>
+    <w:p>
+      <w:pPr>
+        <w:spacing w:line="240" w:lineRule="auto"/>
+        <w:jc w:val="both"/>
+        <w:rPr>
+          <w:rFonts w:ascii="Courier New" w:hAnsi="Courier New" w:cs="Courier New"/>
+          <w:b/>
+          <w:bCs/>
+        </w:rPr>
+      </w:pPr>
+      <w:r>
+        <w:rPr>
+          <w:rFonts w:ascii="Courier New" w:hAnsi="Courier New" w:cs="Courier New"/>
+          <w:b/>
+          <w:bCs/>
+        </w:rPr>
+        <w:t xml:space="preserve">   → Detects whether </w:t>
+      </w:r>
+      <w:r>
+        <w:rPr>
+          <w:rFonts w:ascii="Courier New" w:hAnsi="Courier New" w:cs="Courier New"/>
+          <w:b/>
+          <w:bCs/>
+        </w:rPr>
+        <w:t xml:space="preserve">the </w:t>
+      </w:r>
+      <w:r>
+        <w:rPr>
+          <w:rFonts w:ascii="Courier New" w:hAnsi="Courier New" w:cs="Courier New"/>
+          <w:b/>
+          <w:bCs/>
+        </w:rPr>
+        <w:t>laptop lid is open or closed.</w:t>
+      </w:r>
+    </w:p>
+    <w:p>
+      <w:pPr>
+        <w:spacing w:line="240" w:lineRule="auto"/>
+        <w:jc w:val="both"/>
+        <w:rPr>
+          <w:rFonts w:ascii="Courier New" w:hAnsi="Courier New" w:cs="Courier New"/>
+          <w:b/>
+          <w:bCs/>
+        </w:rPr>
+      </w:pPr>
+      <w:r>
+        <w:rPr>
+          <w:rFonts w:ascii="Courier New" w:hAnsi="Courier New" w:cs="Courier New"/>
+          <w:b/>
+          <w:bCs/>
+        </w:rPr>
+        <w:t>5. VCIN0_PH1</w:t>
+      </w:r>
+    </w:p>
+    <w:p>
+      <w:pPr>
+        <w:spacing w:line="240" w:lineRule="auto"/>
+        <w:jc w:val="both"/>
+        <w:rPr>
+          <w:rFonts w:ascii="Courier New" w:hAnsi="Courier New" w:cs="Courier New"/>
+          <w:b/>
+          <w:bCs/>
+        </w:rPr>
+      </w:pPr>
+      <w:r>
+        <w:rPr>
+          <w:rFonts w:ascii="Courier New" w:hAnsi="Courier New" w:cs="Courier New"/>
+          <w:b/>
+          <w:bCs/>
+        </w:rPr>
+        <w:t xml:space="preserve">   → Analog voltage input (through voltage divider) used for thermal/power monitoring (~2.7V, board dependent).</w:t>
+      </w:r>
+    </w:p>
+    <w:p>
+      <w:pPr>
+        <w:spacing w:line="240" w:lineRule="auto"/>
+        <w:jc w:val="both"/>
+        <w:rPr>
+          <w:rFonts w:ascii="Courier New" w:hAnsi="Courier New" w:cs="Courier New"/>
+          <w:b/>
+          <w:bCs/>
+        </w:rPr>
+      </w:pPr>
+    </w:p>
     <w:sectPr>
       <w:pgSz w:w="12240" w:h="15840"/>
-      <w:pgMar w:top="1008" w:right="1008" w:bottom="1008" w:left="1008" w:header="720" w:footer="720" w:gutter="0"/>
+      <w:pgMar w:top="709" w:right="1008" w:bottom="284" w:left="1008" w:header="720" w:footer="720" w:gutter="0"/>
       <w:cols w:space="720"/>
       <w:titlePg/>
       <w:docGrid w:linePitch="360"/>
@@ -1276,7 +2106,7 @@
 </file>
 
 <file path=word/numbering.xml><?xml version="1.0" encoding="utf-8"?>
-<w:numbering xmlns:wpc="http://schemas.microsoft.com/office/word/2010/wordprocessingCanvas" xmlns:cx="http://schemas.microsoft.com/office/drawing/2014/chartex" xmlns:cx1="http://schemas.microsoft.com/office/drawing/2015/9/8/chartex" xmlns:cx2="http://schemas.microsoft.com/office/drawing/2015/10/21/chartex" xmlns:cx3="http://schemas.microsoft.com/office/drawing/2016/5/9/chartex" xmlns:cx4="http://schemas.microsoft.com/office/drawing/2016/5/10/chartex" xmlns:cx5="http://schemas.microsoft.com/office/drawing/2016/5/11/chartex" xmlns:cx6="http://schemas.microsoft.com/office/drawing/2016/5/12/chartex" xmlns:cx7="http://schemas.microsoft.com/office/drawing/2016/5/13/chartex" xmlns:cx8="http://schemas.microsoft.com/office/drawing/2016/5/14/chartex" xmlns:mc="http://schemas.openxmlformats.org/markup-compatibility/2006" xmlns:aink="http://schemas.microsoft.com/office/drawing/2016/ink" xmlns:am3d="http://schemas.microsoft.com/office/drawing/2017/model3d" xmlns:o="urn:schemas-microsoft-com:office:office" xmlns:oel="http://schemas.microsoft.com/office/2019/extlst" xmlns:r="http://schemas.openxmlformats.org/officeDocument/2006/relationships" xmlns:m="http://schemas.openxmlformats.org/officeDocument/2006/math" xmlns:v="urn:schemas-microsoft-com:vml" xmlns:wp14="http://schemas.microsoft.com/office/word/2010/wordprocessingDrawing" xmlns:wp="http://schemas.openxmlformats.org/drawingml/2006/wordprocessingDrawing" xmlns:w10="urn:schemas-microsoft-com:office:word" xmlns:w="http://schemas.openxmlformats.org/wordprocessingml/2006/main" xmlns:w14="http://schemas.microsoft.com/office/word/2010/wordml" xmlns:w15="http://schemas.microsoft.com/office/word/2012/wordml" xmlns:w16cex="http://schemas.microsoft.com/office/word/2018/wordml/cex" xmlns:w16cid="http://schemas.microsoft.com/office/word/2016/wordml/cid" xmlns:w16="http://schemas.microsoft.com/office/word/2018/wordml" xmlns:w16sdtdh="http://schemas.microsoft.com/office/word/2020/wordml/sdtdatahash" xmlns:w16se="http://schemas.microsoft.com/office/word/2015/wordml/symex" xmlns:wpg="http://schemas.microsoft.com/office/word/2010/wordprocessingGroup" xmlns:wpi="http://schemas.microsoft.com/office/word/2010/wordprocessingInk" xmlns:wne="http://schemas.microsoft.com/office/word/2006/wordml" xmlns:wps="http://schemas.microsoft.com/office/word/2010/wordprocessingShape" mc:Ignorable="w14 w15 w16se w16cid w16 w16cex w16sdtdh wp14">
+<w:numbering xmlns:wpc="http://schemas.microsoft.com/office/word/2010/wordprocessingCanvas" xmlns:cx="http://schemas.microsoft.com/office/drawing/2014/chartex" xmlns:cx1="http://schemas.microsoft.com/office/drawing/2015/9/8/chartex" xmlns:cx2="http://schemas.microsoft.com/office/drawing/2015/10/21/chartex" xmlns:cx3="http://schemas.microsoft.com/office/drawing/2016/5/9/chartex" xmlns:cx4="http://schemas.microsoft.com/office/drawing/2016/5/10/chartex" xmlns:cx5="http://schemas.microsoft.com/office/drawing/2016/5/11/chartex" xmlns:cx6="http://schemas.microsoft.com/office/drawing/2016/5/12/chartex" xmlns:cx7="http://schemas.microsoft.com/office/drawing/2016/5/13/chartex" xmlns:cx8="http://schemas.microsoft.com/office/drawing/2016/5/14/chartex" xmlns:mc="http://schemas.openxmlformats.org/markup-compatibility/2006" xmlns:aink="http://schemas.microsoft.com/office/drawing/2016/ink" xmlns:am3d="http://schemas.microsoft.com/office/drawing/2017/model3d" xmlns:o="urn:schemas-microsoft-com:office:office" xmlns:r="http://schemas.openxmlformats.org/officeDocument/2006/relationships" xmlns:m="http://schemas.openxmlformats.org/officeDocument/2006/math" xmlns:v="urn:schemas-microsoft-com:vml" xmlns:wp14="http://schemas.microsoft.com/office/word/2010/wordprocessingDrawing" xmlns:wp="http://schemas.openxmlformats.org/drawingml/2006/wordprocessingDrawing" xmlns:w10="urn:schemas-microsoft-com:office:word" xmlns:w="http://schemas.openxmlformats.org/wordprocessingml/2006/main" xmlns:w14="http://schemas.microsoft.com/office/word/2010/wordml" xmlns:w15="http://schemas.microsoft.com/office/word/2012/wordml" xmlns:w16cex="http://schemas.microsoft.com/office/word/2018/wordml/cex" xmlns:w16cid="http://schemas.microsoft.com/office/word/2016/wordml/cid" xmlns:w16="http://schemas.microsoft.com/office/word/2018/wordml" xmlns:w16sdtdh="http://schemas.microsoft.com/office/word/2020/wordml/sdtdatahash" xmlns:w16se="http://schemas.microsoft.com/office/word/2015/wordml/symex" xmlns:wpg="http://schemas.microsoft.com/office/word/2010/wordprocessingGroup" xmlns:wpi="http://schemas.microsoft.com/office/word/2010/wordprocessingInk" xmlns:wne="http://schemas.microsoft.com/office/word/2006/wordml" xmlns:wps="http://schemas.microsoft.com/office/word/2010/wordprocessingShape" mc:Ignorable="w14 w15 w16se w16cid w16 w16cex w16sdtdh wp14">
   <w:abstractNum w:abstractNumId="0" w15:restartNumberingAfterBreak="0">
     <w:nsid w:val="0FD764CB"/>
     <w:multiLevelType w:val="multilevel"/>
@@ -1516,6 +2346,304 @@
     </w:lvl>
   </w:abstractNum>
   <w:abstractNum w:abstractNumId="2" w15:restartNumberingAfterBreak="0">
+    <w:nsid w:val="127F4660"/>
+    <w:multiLevelType w:val="multilevel"/>
+    <w:tmpl w:val="1A941A72"/>
+    <w:lvl w:ilvl="0">
+      <w:start w:val="1"/>
+      <w:numFmt w:val="bullet"/>
+      <w:lvlText w:val=""/>
+      <w:lvlJc w:val="left"/>
+      <w:pPr>
+        <w:tabs>
+          <w:tab w:val="num" w:pos="720"/>
+        </w:tabs>
+        <w:ind w:left="720" w:hanging="360"/>
+      </w:pPr>
+      <w:rPr>
+        <w:rFonts w:ascii="Symbol" w:hAnsi="Symbol" w:hint="default"/>
+        <w:sz w:val="20"/>
+      </w:rPr>
+    </w:lvl>
+    <w:lvl w:ilvl="1" w:tentative="1">
+      <w:start w:val="1"/>
+      <w:numFmt w:val="bullet"/>
+      <w:lvlText w:val="o"/>
+      <w:lvlJc w:val="left"/>
+      <w:pPr>
+        <w:tabs>
+          <w:tab w:val="num" w:pos="1440"/>
+        </w:tabs>
+        <w:ind w:left="1440" w:hanging="360"/>
+      </w:pPr>
+      <w:rPr>
+        <w:rFonts w:ascii="Courier New" w:hAnsi="Courier New" w:hint="default"/>
+        <w:sz w:val="20"/>
+      </w:rPr>
+    </w:lvl>
+    <w:lvl w:ilvl="2" w:tentative="1">
+      <w:start w:val="1"/>
+      <w:numFmt w:val="bullet"/>
+      <w:lvlText w:val=""/>
+      <w:lvlJc w:val="left"/>
+      <w:pPr>
+        <w:tabs>
+          <w:tab w:val="num" w:pos="2160"/>
+        </w:tabs>
+        <w:ind w:left="2160" w:hanging="360"/>
+      </w:pPr>
+      <w:rPr>
+        <w:rFonts w:ascii="Wingdings" w:hAnsi="Wingdings" w:hint="default"/>
+        <w:sz w:val="20"/>
+      </w:rPr>
+    </w:lvl>
+    <w:lvl w:ilvl="3" w:tentative="1">
+      <w:start w:val="1"/>
+      <w:numFmt w:val="bullet"/>
+      <w:lvlText w:val=""/>
+      <w:lvlJc w:val="left"/>
+      <w:pPr>
+        <w:tabs>
+          <w:tab w:val="num" w:pos="2880"/>
+        </w:tabs>
+        <w:ind w:left="2880" w:hanging="360"/>
+      </w:pPr>
+      <w:rPr>
+        <w:rFonts w:ascii="Wingdings" w:hAnsi="Wingdings" w:hint="default"/>
+        <w:sz w:val="20"/>
+      </w:rPr>
+    </w:lvl>
+    <w:lvl w:ilvl="4" w:tentative="1">
+      <w:start w:val="1"/>
+      <w:numFmt w:val="bullet"/>
+      <w:lvlText w:val=""/>
+      <w:lvlJc w:val="left"/>
+      <w:pPr>
+        <w:tabs>
+          <w:tab w:val="num" w:pos="3600"/>
+        </w:tabs>
+        <w:ind w:left="3600" w:hanging="360"/>
+      </w:pPr>
+      <w:rPr>
+        <w:rFonts w:ascii="Wingdings" w:hAnsi="Wingdings" w:hint="default"/>
+        <w:sz w:val="20"/>
+      </w:rPr>
+    </w:lvl>
+    <w:lvl w:ilvl="5" w:tentative="1">
+      <w:start w:val="1"/>
+      <w:numFmt w:val="bullet"/>
+      <w:lvlText w:val=""/>
+      <w:lvlJc w:val="left"/>
+      <w:pPr>
+        <w:tabs>
+          <w:tab w:val="num" w:pos="4320"/>
+        </w:tabs>
+        <w:ind w:left="4320" w:hanging="360"/>
+      </w:pPr>
+      <w:rPr>
+        <w:rFonts w:ascii="Wingdings" w:hAnsi="Wingdings" w:hint="default"/>
+        <w:sz w:val="20"/>
+      </w:rPr>
+    </w:lvl>
+    <w:lvl w:ilvl="6" w:tentative="1">
+      <w:start w:val="1"/>
+      <w:numFmt w:val="bullet"/>
+      <w:lvlText w:val=""/>
+      <w:lvlJc w:val="left"/>
+      <w:pPr>
+        <w:tabs>
+          <w:tab w:val="num" w:pos="5040"/>
+        </w:tabs>
+        <w:ind w:left="5040" w:hanging="360"/>
+      </w:pPr>
+      <w:rPr>
+        <w:rFonts w:ascii="Wingdings" w:hAnsi="Wingdings" w:hint="default"/>
+        <w:sz w:val="20"/>
+      </w:rPr>
+    </w:lvl>
+    <w:lvl w:ilvl="7" w:tentative="1">
+      <w:start w:val="1"/>
+      <w:numFmt w:val="bullet"/>
+      <w:lvlText w:val=""/>
+      <w:lvlJc w:val="left"/>
+      <w:pPr>
+        <w:tabs>
+          <w:tab w:val="num" w:pos="5760"/>
+        </w:tabs>
+        <w:ind w:left="5760" w:hanging="360"/>
+      </w:pPr>
+      <w:rPr>
+        <w:rFonts w:ascii="Wingdings" w:hAnsi="Wingdings" w:hint="default"/>
+        <w:sz w:val="20"/>
+      </w:rPr>
+    </w:lvl>
+    <w:lvl w:ilvl="8" w:tentative="1">
+      <w:start w:val="1"/>
+      <w:numFmt w:val="bullet"/>
+      <w:lvlText w:val=""/>
+      <w:lvlJc w:val="left"/>
+      <w:pPr>
+        <w:tabs>
+          <w:tab w:val="num" w:pos="6480"/>
+        </w:tabs>
+        <w:ind w:left="6480" w:hanging="360"/>
+      </w:pPr>
+      <w:rPr>
+        <w:rFonts w:ascii="Wingdings" w:hAnsi="Wingdings" w:hint="default"/>
+        <w:sz w:val="20"/>
+      </w:rPr>
+    </w:lvl>
+  </w:abstractNum>
+  <w:abstractNum w:abstractNumId="3" w15:restartNumberingAfterBreak="0">
+    <w:nsid w:val="26A96DBC"/>
+    <w:multiLevelType w:val="multilevel"/>
+    <w:tmpl w:val="108AC42C"/>
+    <w:lvl w:ilvl="0">
+      <w:start w:val="1"/>
+      <w:numFmt w:val="bullet"/>
+      <w:lvlText w:val=""/>
+      <w:lvlJc w:val="left"/>
+      <w:pPr>
+        <w:tabs>
+          <w:tab w:val="num" w:pos="720"/>
+        </w:tabs>
+        <w:ind w:left="720" w:hanging="360"/>
+      </w:pPr>
+      <w:rPr>
+        <w:rFonts w:ascii="Symbol" w:hAnsi="Symbol" w:hint="default"/>
+        <w:sz w:val="20"/>
+      </w:rPr>
+    </w:lvl>
+    <w:lvl w:ilvl="1" w:tentative="1">
+      <w:start w:val="1"/>
+      <w:numFmt w:val="bullet"/>
+      <w:lvlText w:val="o"/>
+      <w:lvlJc w:val="left"/>
+      <w:pPr>
+        <w:tabs>
+          <w:tab w:val="num" w:pos="1440"/>
+        </w:tabs>
+        <w:ind w:left="1440" w:hanging="360"/>
+      </w:pPr>
+      <w:rPr>
+        <w:rFonts w:ascii="Courier New" w:hAnsi="Courier New" w:hint="default"/>
+        <w:sz w:val="20"/>
+      </w:rPr>
+    </w:lvl>
+    <w:lvl w:ilvl="2" w:tentative="1">
+      <w:start w:val="1"/>
+      <w:numFmt w:val="bullet"/>
+      <w:lvlText w:val=""/>
+      <w:lvlJc w:val="left"/>
+      <w:pPr>
+        <w:tabs>
+          <w:tab w:val="num" w:pos="2160"/>
+        </w:tabs>
+        <w:ind w:left="2160" w:hanging="360"/>
+      </w:pPr>
+      <w:rPr>
+        <w:rFonts w:ascii="Wingdings" w:hAnsi="Wingdings" w:hint="default"/>
+        <w:sz w:val="20"/>
+      </w:rPr>
+    </w:lvl>
+    <w:lvl w:ilvl="3" w:tentative="1">
+      <w:start w:val="1"/>
+      <w:numFmt w:val="bullet"/>
+      <w:lvlText w:val=""/>
+      <w:lvlJc w:val="left"/>
+      <w:pPr>
+        <w:tabs>
+          <w:tab w:val="num" w:pos="2880"/>
+        </w:tabs>
+        <w:ind w:left="2880" w:hanging="360"/>
+      </w:pPr>
+      <w:rPr>
+        <w:rFonts w:ascii="Wingdings" w:hAnsi="Wingdings" w:hint="default"/>
+        <w:sz w:val="20"/>
+      </w:rPr>
+    </w:lvl>
+    <w:lvl w:ilvl="4" w:tentative="1">
+      <w:start w:val="1"/>
+      <w:numFmt w:val="bullet"/>
+      <w:lvlText w:val=""/>
+      <w:lvlJc w:val="left"/>
+      <w:pPr>
+        <w:tabs>
+          <w:tab w:val="num" w:pos="3600"/>
+        </w:tabs>
+        <w:ind w:left="3600" w:hanging="360"/>
+      </w:pPr>
+      <w:rPr>
+        <w:rFonts w:ascii="Wingdings" w:hAnsi="Wingdings" w:hint="default"/>
+        <w:sz w:val="20"/>
+      </w:rPr>
+    </w:lvl>
+    <w:lvl w:ilvl="5" w:tentative="1">
+      <w:start w:val="1"/>
+      <w:numFmt w:val="bullet"/>
+      <w:lvlText w:val=""/>
+      <w:lvlJc w:val="left"/>
+      <w:pPr>
+        <w:tabs>
+          <w:tab w:val="num" w:pos="4320"/>
+        </w:tabs>
+        <w:ind w:left="4320" w:hanging="360"/>
+      </w:pPr>
+      <w:rPr>
+        <w:rFonts w:ascii="Wingdings" w:hAnsi="Wingdings" w:hint="default"/>
+        <w:sz w:val="20"/>
+      </w:rPr>
+    </w:lvl>
+    <w:lvl w:ilvl="6" w:tentative="1">
+      <w:start w:val="1"/>
+      <w:numFmt w:val="bullet"/>
+      <w:lvlText w:val=""/>
+      <w:lvlJc w:val="left"/>
+      <w:pPr>
+        <w:tabs>
+          <w:tab w:val="num" w:pos="5040"/>
+        </w:tabs>
+        <w:ind w:left="5040" w:hanging="360"/>
+      </w:pPr>
+      <w:rPr>
+        <w:rFonts w:ascii="Wingdings" w:hAnsi="Wingdings" w:hint="default"/>
+        <w:sz w:val="20"/>
+      </w:rPr>
+    </w:lvl>
+    <w:lvl w:ilvl="7" w:tentative="1">
+      <w:start w:val="1"/>
+      <w:numFmt w:val="bullet"/>
+      <w:lvlText w:val=""/>
+      <w:lvlJc w:val="left"/>
+      <w:pPr>
+        <w:tabs>
+          <w:tab w:val="num" w:pos="5760"/>
+        </w:tabs>
+        <w:ind w:left="5760" w:hanging="360"/>
+      </w:pPr>
+      <w:rPr>
+        <w:rFonts w:ascii="Wingdings" w:hAnsi="Wingdings" w:hint="default"/>
+        <w:sz w:val="20"/>
+      </w:rPr>
+    </w:lvl>
+    <w:lvl w:ilvl="8" w:tentative="1">
+      <w:start w:val="1"/>
+      <w:numFmt w:val="bullet"/>
+      <w:lvlText w:val=""/>
+      <w:lvlJc w:val="left"/>
+      <w:pPr>
+        <w:tabs>
+          <w:tab w:val="num" w:pos="6480"/>
+        </w:tabs>
+        <w:ind w:left="6480" w:hanging="360"/>
+      </w:pPr>
+      <w:rPr>
+        <w:rFonts w:ascii="Wingdings" w:hAnsi="Wingdings" w:hint="default"/>
+        <w:sz w:val="20"/>
+      </w:rPr>
+    </w:lvl>
+  </w:abstractNum>
+  <w:abstractNum w:abstractNumId="4" w15:restartNumberingAfterBreak="0">
     <w:nsid w:val="27A22367"/>
     <w:multiLevelType w:val="hybridMultilevel"/>
     <w:tmpl w:val="4C2C9F68"/>
@@ -1604,7 +2732,7 @@
       </w:pPr>
     </w:lvl>
   </w:abstractNum>
-  <w:abstractNum w:abstractNumId="3" w15:restartNumberingAfterBreak="0">
+  <w:abstractNum w:abstractNumId="5" w15:restartNumberingAfterBreak="0">
     <w:nsid w:val="306E3ADD"/>
     <w:multiLevelType w:val="hybridMultilevel"/>
     <w:tmpl w:val="A8C8B5C4"/>
@@ -1693,7 +2821,156 @@
       </w:pPr>
     </w:lvl>
   </w:abstractNum>
-  <w:abstractNum w:abstractNumId="4" w15:restartNumberingAfterBreak="0">
+  <w:abstractNum w:abstractNumId="6" w15:restartNumberingAfterBreak="0">
+    <w:nsid w:val="49515D61"/>
+    <w:multiLevelType w:val="multilevel"/>
+    <w:tmpl w:val="5DC84182"/>
+    <w:lvl w:ilvl="0">
+      <w:start w:val="1"/>
+      <w:numFmt w:val="bullet"/>
+      <w:lvlText w:val=""/>
+      <w:lvlJc w:val="left"/>
+      <w:pPr>
+        <w:tabs>
+          <w:tab w:val="num" w:pos="720"/>
+        </w:tabs>
+        <w:ind w:left="720" w:hanging="360"/>
+      </w:pPr>
+      <w:rPr>
+        <w:rFonts w:ascii="Symbol" w:hAnsi="Symbol" w:hint="default"/>
+        <w:sz w:val="20"/>
+      </w:rPr>
+    </w:lvl>
+    <w:lvl w:ilvl="1" w:tentative="1">
+      <w:start w:val="1"/>
+      <w:numFmt w:val="bullet"/>
+      <w:lvlText w:val="o"/>
+      <w:lvlJc w:val="left"/>
+      <w:pPr>
+        <w:tabs>
+          <w:tab w:val="num" w:pos="1440"/>
+        </w:tabs>
+        <w:ind w:left="1440" w:hanging="360"/>
+      </w:pPr>
+      <w:rPr>
+        <w:rFonts w:ascii="Courier New" w:hAnsi="Courier New" w:hint="default"/>
+        <w:sz w:val="20"/>
+      </w:rPr>
+    </w:lvl>
+    <w:lvl w:ilvl="2" w:tentative="1">
+      <w:start w:val="1"/>
+      <w:numFmt w:val="bullet"/>
+      <w:lvlText w:val=""/>
+      <w:lvlJc w:val="left"/>
+      <w:pPr>
+        <w:tabs>
+          <w:tab w:val="num" w:pos="2160"/>
+        </w:tabs>
+        <w:ind w:left="2160" w:hanging="360"/>
+      </w:pPr>
+      <w:rPr>
+        <w:rFonts w:ascii="Wingdings" w:hAnsi="Wingdings" w:hint="default"/>
+        <w:sz w:val="20"/>
+      </w:rPr>
+    </w:lvl>
+    <w:lvl w:ilvl="3" w:tentative="1">
+      <w:start w:val="1"/>
+      <w:numFmt w:val="bullet"/>
+      <w:lvlText w:val=""/>
+      <w:lvlJc w:val="left"/>
+      <w:pPr>
+        <w:tabs>
+          <w:tab w:val="num" w:pos="2880"/>
+        </w:tabs>
+        <w:ind w:left="2880" w:hanging="360"/>
+      </w:pPr>
+      <w:rPr>
+        <w:rFonts w:ascii="Wingdings" w:hAnsi="Wingdings" w:hint="default"/>
+        <w:sz w:val="20"/>
+      </w:rPr>
+    </w:lvl>
+    <w:lvl w:ilvl="4" w:tentative="1">
+      <w:start w:val="1"/>
+      <w:numFmt w:val="bullet"/>
+      <w:lvlText w:val=""/>
+      <w:lvlJc w:val="left"/>
+      <w:pPr>
+        <w:tabs>
+          <w:tab w:val="num" w:pos="3600"/>
+        </w:tabs>
+        <w:ind w:left="3600" w:hanging="360"/>
+      </w:pPr>
+      <w:rPr>
+        <w:rFonts w:ascii="Wingdings" w:hAnsi="Wingdings" w:hint="default"/>
+        <w:sz w:val="20"/>
+      </w:rPr>
+    </w:lvl>
+    <w:lvl w:ilvl="5" w:tentative="1">
+      <w:start w:val="1"/>
+      <w:numFmt w:val="bullet"/>
+      <w:lvlText w:val=""/>
+      <w:lvlJc w:val="left"/>
+      <w:pPr>
+        <w:tabs>
+          <w:tab w:val="num" w:pos="4320"/>
+        </w:tabs>
+        <w:ind w:left="4320" w:hanging="360"/>
+      </w:pPr>
+      <w:rPr>
+        <w:rFonts w:ascii="Wingdings" w:hAnsi="Wingdings" w:hint="default"/>
+        <w:sz w:val="20"/>
+      </w:rPr>
+    </w:lvl>
+    <w:lvl w:ilvl="6" w:tentative="1">
+      <w:start w:val="1"/>
+      <w:numFmt w:val="bullet"/>
+      <w:lvlText w:val=""/>
+      <w:lvlJc w:val="left"/>
+      <w:pPr>
+        <w:tabs>
+          <w:tab w:val="num" w:pos="5040"/>
+        </w:tabs>
+        <w:ind w:left="5040" w:hanging="360"/>
+      </w:pPr>
+      <w:rPr>
+        <w:rFonts w:ascii="Wingdings" w:hAnsi="Wingdings" w:hint="default"/>
+        <w:sz w:val="20"/>
+      </w:rPr>
+    </w:lvl>
+    <w:lvl w:ilvl="7" w:tentative="1">
+      <w:start w:val="1"/>
+      <w:numFmt w:val="bullet"/>
+      <w:lvlText w:val=""/>
+      <w:lvlJc w:val="left"/>
+      <w:pPr>
+        <w:tabs>
+          <w:tab w:val="num" w:pos="5760"/>
+        </w:tabs>
+        <w:ind w:left="5760" w:hanging="360"/>
+      </w:pPr>
+      <w:rPr>
+        <w:rFonts w:ascii="Wingdings" w:hAnsi="Wingdings" w:hint="default"/>
+        <w:sz w:val="20"/>
+      </w:rPr>
+    </w:lvl>
+    <w:lvl w:ilvl="8" w:tentative="1">
+      <w:start w:val="1"/>
+      <w:numFmt w:val="bullet"/>
+      <w:lvlText w:val=""/>
+      <w:lvlJc w:val="left"/>
+      <w:pPr>
+        <w:tabs>
+          <w:tab w:val="num" w:pos="6480"/>
+        </w:tabs>
+        <w:ind w:left="6480" w:hanging="360"/>
+      </w:pPr>
+      <w:rPr>
+        <w:rFonts w:ascii="Wingdings" w:hAnsi="Wingdings" w:hint="default"/>
+        <w:sz w:val="20"/>
+      </w:rPr>
+    </w:lvl>
+  </w:abstractNum>
+  <w:abstractNum w:abstractNumId="7" w15:restartNumberingAfterBreak="0">
     <w:nsid w:val="4A7D5004"/>
     <w:multiLevelType w:val="hybridMultilevel"/>
     <w:tmpl w:val="22B25E16"/>
@@ -1782,7 +3059,305 @@
       </w:pPr>
     </w:lvl>
   </w:abstractNum>
-  <w:abstractNum w:abstractNumId="5" w15:restartNumberingAfterBreak="0">
+  <w:abstractNum w:abstractNumId="8" w15:restartNumberingAfterBreak="0">
+    <w:nsid w:val="50E94DD8"/>
+    <w:multiLevelType w:val="multilevel"/>
+    <w:tmpl w:val="14F6A096"/>
+    <w:lvl w:ilvl="0">
+      <w:start w:val="1"/>
+      <w:numFmt w:val="bullet"/>
+      <w:lvlText w:val=""/>
+      <w:lvlJc w:val="left"/>
+      <w:pPr>
+        <w:tabs>
+          <w:tab w:val="num" w:pos="720"/>
+        </w:tabs>
+        <w:ind w:left="720" w:hanging="360"/>
+      </w:pPr>
+      <w:rPr>
+        <w:rFonts w:ascii="Symbol" w:hAnsi="Symbol" w:hint="default"/>
+        <w:sz w:val="20"/>
+      </w:rPr>
+    </w:lvl>
+    <w:lvl w:ilvl="1" w:tentative="1">
+      <w:start w:val="1"/>
+      <w:numFmt w:val="bullet"/>
+      <w:lvlText w:val="o"/>
+      <w:lvlJc w:val="left"/>
+      <w:pPr>
+        <w:tabs>
+          <w:tab w:val="num" w:pos="1440"/>
+        </w:tabs>
+        <w:ind w:left="1440" w:hanging="360"/>
+      </w:pPr>
+      <w:rPr>
+        <w:rFonts w:ascii="Courier New" w:hAnsi="Courier New" w:hint="default"/>
+        <w:sz w:val="20"/>
+      </w:rPr>
+    </w:lvl>
+    <w:lvl w:ilvl="2" w:tentative="1">
+      <w:start w:val="1"/>
+      <w:numFmt w:val="bullet"/>
+      <w:lvlText w:val=""/>
+      <w:lvlJc w:val="left"/>
+      <w:pPr>
+        <w:tabs>
+          <w:tab w:val="num" w:pos="2160"/>
+        </w:tabs>
+        <w:ind w:left="2160" w:hanging="360"/>
+      </w:pPr>
+      <w:rPr>
+        <w:rFonts w:ascii="Wingdings" w:hAnsi="Wingdings" w:hint="default"/>
+        <w:sz w:val="20"/>
+      </w:rPr>
+    </w:lvl>
+    <w:lvl w:ilvl="3" w:tentative="1">
+      <w:start w:val="1"/>
+      <w:numFmt w:val="bullet"/>
+      <w:lvlText w:val=""/>
+      <w:lvlJc w:val="left"/>
+      <w:pPr>
+        <w:tabs>
+          <w:tab w:val="num" w:pos="2880"/>
+        </w:tabs>
+        <w:ind w:left="2880" w:hanging="360"/>
+      </w:pPr>
+      <w:rPr>
+        <w:rFonts w:ascii="Wingdings" w:hAnsi="Wingdings" w:hint="default"/>
+        <w:sz w:val="20"/>
+      </w:rPr>
+    </w:lvl>
+    <w:lvl w:ilvl="4" w:tentative="1">
+      <w:start w:val="1"/>
+      <w:numFmt w:val="bullet"/>
+      <w:lvlText w:val=""/>
+      <w:lvlJc w:val="left"/>
+      <w:pPr>
+        <w:tabs>
+          <w:tab w:val="num" w:pos="3600"/>
+        </w:tabs>
+        <w:ind w:left="3600" w:hanging="360"/>
+      </w:pPr>
+      <w:rPr>
+        <w:rFonts w:ascii="Wingdings" w:hAnsi="Wingdings" w:hint="default"/>
+        <w:sz w:val="20"/>
+      </w:rPr>
+    </w:lvl>
+    <w:lvl w:ilvl="5" w:tentative="1">
+      <w:start w:val="1"/>
+      <w:numFmt w:val="bullet"/>
+      <w:lvlText w:val=""/>
+      <w:lvlJc w:val="left"/>
+      <w:pPr>
+        <w:tabs>
+          <w:tab w:val="num" w:pos="4320"/>
+        </w:tabs>
+        <w:ind w:left="4320" w:hanging="360"/>
+      </w:pPr>
+      <w:rPr>
+        <w:rFonts w:ascii="Wingdings" w:hAnsi="Wingdings" w:hint="default"/>
+        <w:sz w:val="20"/>
+      </w:rPr>
+    </w:lvl>
+    <w:lvl w:ilvl="6" w:tentative="1">
+      <w:start w:val="1"/>
+      <w:numFmt w:val="bullet"/>
+      <w:lvlText w:val=""/>
+      <w:lvlJc w:val="left"/>
+      <w:pPr>
+        <w:tabs>
+          <w:tab w:val="num" w:pos="5040"/>
+        </w:tabs>
+        <w:ind w:left="5040" w:hanging="360"/>
+      </w:pPr>
+      <w:rPr>
+        <w:rFonts w:ascii="Wingdings" w:hAnsi="Wingdings" w:hint="default"/>
+        <w:sz w:val="20"/>
+      </w:rPr>
+    </w:lvl>
+    <w:lvl w:ilvl="7" w:tentative="1">
+      <w:start w:val="1"/>
+      <w:numFmt w:val="bullet"/>
+      <w:lvlText w:val=""/>
+      <w:lvlJc w:val="left"/>
+      <w:pPr>
+        <w:tabs>
+          <w:tab w:val="num" w:pos="5760"/>
+        </w:tabs>
+        <w:ind w:left="5760" w:hanging="360"/>
+      </w:pPr>
+      <w:rPr>
+        <w:rFonts w:ascii="Wingdings" w:hAnsi="Wingdings" w:hint="default"/>
+        <w:sz w:val="20"/>
+      </w:rPr>
+    </w:lvl>
+    <w:lvl w:ilvl="8" w:tentative="1">
+      <w:start w:val="1"/>
+      <w:numFmt w:val="bullet"/>
+      <w:lvlText w:val=""/>
+      <w:lvlJc w:val="left"/>
+      <w:pPr>
+        <w:tabs>
+          <w:tab w:val="num" w:pos="6480"/>
+        </w:tabs>
+        <w:ind w:left="6480" w:hanging="360"/>
+      </w:pPr>
+      <w:rPr>
+        <w:rFonts w:ascii="Wingdings" w:hAnsi="Wingdings" w:hint="default"/>
+        <w:sz w:val="20"/>
+      </w:rPr>
+    </w:lvl>
+  </w:abstractNum>
+  <w:abstractNum w:abstractNumId="9" w15:restartNumberingAfterBreak="0">
+    <w:nsid w:val="5B336FA6"/>
+    <w:multiLevelType w:val="multilevel"/>
+    <w:tmpl w:val="0D5AA95C"/>
+    <w:lvl w:ilvl="0">
+      <w:start w:val="1"/>
+      <w:numFmt w:val="bullet"/>
+      <w:lvlText w:val=""/>
+      <w:lvlJc w:val="left"/>
+      <w:pPr>
+        <w:tabs>
+          <w:tab w:val="num" w:pos="720"/>
+        </w:tabs>
+        <w:ind w:left="720" w:hanging="360"/>
+      </w:pPr>
+      <w:rPr>
+        <w:rFonts w:ascii="Symbol" w:hAnsi="Symbol" w:hint="default"/>
+        <w:sz w:val="20"/>
+      </w:rPr>
+    </w:lvl>
+    <w:lvl w:ilvl="1" w:tentative="1">
+      <w:start w:val="1"/>
+      <w:numFmt w:val="bullet"/>
+      <w:lvlText w:val="o"/>
+      <w:lvlJc w:val="left"/>
+      <w:pPr>
+        <w:tabs>
+          <w:tab w:val="num" w:pos="1440"/>
+        </w:tabs>
+        <w:ind w:left="1440" w:hanging="360"/>
+      </w:pPr>
+      <w:rPr>
+        <w:rFonts w:ascii="Courier New" w:hAnsi="Courier New" w:hint="default"/>
+        <w:sz w:val="20"/>
+      </w:rPr>
+    </w:lvl>
+    <w:lvl w:ilvl="2" w:tentative="1">
+      <w:start w:val="1"/>
+      <w:numFmt w:val="bullet"/>
+      <w:lvlText w:val=""/>
+      <w:lvlJc w:val="left"/>
+      <w:pPr>
+        <w:tabs>
+          <w:tab w:val="num" w:pos="2160"/>
+        </w:tabs>
+        <w:ind w:left="2160" w:hanging="360"/>
+      </w:pPr>
+      <w:rPr>
+        <w:rFonts w:ascii="Wingdings" w:hAnsi="Wingdings" w:hint="default"/>
+        <w:sz w:val="20"/>
+      </w:rPr>
+    </w:lvl>
+    <w:lvl w:ilvl="3" w:tentative="1">
+      <w:start w:val="1"/>
+      <w:numFmt w:val="bullet"/>
+      <w:lvlText w:val=""/>
+      <w:lvlJc w:val="left"/>
+      <w:pPr>
+        <w:tabs>
+          <w:tab w:val="num" w:pos="2880"/>
+        </w:tabs>
+        <w:ind w:left="2880" w:hanging="360"/>
+      </w:pPr>
+      <w:rPr>
+        <w:rFonts w:ascii="Wingdings" w:hAnsi="Wingdings" w:hint="default"/>
+        <w:sz w:val="20"/>
+      </w:rPr>
+    </w:lvl>
+    <w:lvl w:ilvl="4" w:tentative="1">
+      <w:start w:val="1"/>
+      <w:numFmt w:val="bullet"/>
+      <w:lvlText w:val=""/>
+      <w:lvlJc w:val="left"/>
+      <w:pPr>
+        <w:tabs>
+          <w:tab w:val="num" w:pos="3600"/>
+        </w:tabs>
+        <w:ind w:left="3600" w:hanging="360"/>
+      </w:pPr>
+      <w:rPr>
+        <w:rFonts w:ascii="Wingdings" w:hAnsi="Wingdings" w:hint="default"/>
+        <w:sz w:val="20"/>
+      </w:rPr>
+    </w:lvl>
+    <w:lvl w:ilvl="5" w:tentative="1">
+      <w:start w:val="1"/>
+      <w:numFmt w:val="bullet"/>
+      <w:lvlText w:val=""/>
+      <w:lvlJc w:val="left"/>
+      <w:pPr>
+        <w:tabs>
+          <w:tab w:val="num" w:pos="4320"/>
+        </w:tabs>
+        <w:ind w:left="4320" w:hanging="360"/>
+      </w:pPr>
+      <w:rPr>
+        <w:rFonts w:ascii="Wingdings" w:hAnsi="Wingdings" w:hint="default"/>
+        <w:sz w:val="20"/>
+      </w:rPr>
+    </w:lvl>
+    <w:lvl w:ilvl="6" w:tentative="1">
+      <w:start w:val="1"/>
+      <w:numFmt w:val="bullet"/>
+      <w:lvlText w:val=""/>
+      <w:lvlJc w:val="left"/>
+      <w:pPr>
+        <w:tabs>
+          <w:tab w:val="num" w:pos="5040"/>
+        </w:tabs>
+        <w:ind w:left="5040" w:hanging="360"/>
+      </w:pPr>
+      <w:rPr>
+        <w:rFonts w:ascii="Wingdings" w:hAnsi="Wingdings" w:hint="default"/>
+        <w:sz w:val="20"/>
+      </w:rPr>
+    </w:lvl>
+    <w:lvl w:ilvl="7" w:tentative="1">
+      <w:start w:val="1"/>
+      <w:numFmt w:val="bullet"/>
+      <w:lvlText w:val=""/>
+      <w:lvlJc w:val="left"/>
+      <w:pPr>
+        <w:tabs>
+          <w:tab w:val="num" w:pos="5760"/>
+        </w:tabs>
+        <w:ind w:left="5760" w:hanging="360"/>
+      </w:pPr>
+      <w:rPr>
+        <w:rFonts w:ascii="Wingdings" w:hAnsi="Wingdings" w:hint="default"/>
+        <w:sz w:val="20"/>
+      </w:rPr>
+    </w:lvl>
+    <w:lvl w:ilvl="8" w:tentative="1">
+      <w:start w:val="1"/>
+      <w:numFmt w:val="bullet"/>
+      <w:lvlText w:val=""/>
+      <w:lvlJc w:val="left"/>
+      <w:pPr>
+        <w:tabs>
+          <w:tab w:val="num" w:pos="6480"/>
+        </w:tabs>
+        <w:ind w:left="6480" w:hanging="360"/>
+      </w:pPr>
+      <w:rPr>
+        <w:rFonts w:ascii="Wingdings" w:hAnsi="Wingdings" w:hint="default"/>
+        <w:sz w:val="20"/>
+      </w:rPr>
+    </w:lvl>
+  </w:abstractNum>
+  <w:abstractNum w:abstractNumId="10" w15:restartNumberingAfterBreak="0">
     <w:nsid w:val="76D92DFA"/>
     <w:multiLevelType w:val="hybridMultilevel"/>
     <w:tmpl w:val="B8EA8890"/>
@@ -1871,7 +3446,7 @@
       </w:pPr>
     </w:lvl>
   </w:abstractNum>
-  <w:abstractNum w:abstractNumId="6" w15:restartNumberingAfterBreak="0">
+  <w:abstractNum w:abstractNumId="11" w15:restartNumberingAfterBreak="0">
     <w:nsid w:val="7FA8220D"/>
     <w:multiLevelType w:val="hybridMultilevel"/>
     <w:tmpl w:val="5BD8E8D2"/>
@@ -1960,26 +3535,41 @@
       </w:pPr>
     </w:lvl>
   </w:abstractNum>
-  <w:num w:numId="1" w16cid:durableId="109668009">
+  <w:num w:numId="1">
     <w:abstractNumId w:val="1"/>
   </w:num>
-  <w:num w:numId="2" w16cid:durableId="916211466">
+  <w:num w:numId="2">
+    <w:abstractNumId w:val="4"/>
+  </w:num>
+  <w:num w:numId="3">
+    <w:abstractNumId w:val="7"/>
+  </w:num>
+  <w:num w:numId="4">
+    <w:abstractNumId w:val="10"/>
+  </w:num>
+  <w:num w:numId="5">
+    <w:abstractNumId w:val="5"/>
+  </w:num>
+  <w:num w:numId="6">
+    <w:abstractNumId w:val="11"/>
+  </w:num>
+  <w:num w:numId="7">
+    <w:abstractNumId w:val="0"/>
+  </w:num>
+  <w:num w:numId="8">
     <w:abstractNumId w:val="2"/>
   </w:num>
-  <w:num w:numId="3" w16cid:durableId="2130391712">
-    <w:abstractNumId w:val="4"/>
+  <w:num w:numId="9">
+    <w:abstractNumId w:val="6"/>
   </w:num>
-  <w:num w:numId="4" w16cid:durableId="1162893245">
-    <w:abstractNumId w:val="5"/>
+  <w:num w:numId="10">
+    <w:abstractNumId w:val="8"/>
   </w:num>
-  <w:num w:numId="5" w16cid:durableId="430048282">
+  <w:num w:numId="11">
     <w:abstractNumId w:val="3"/>
   </w:num>
-  <w:num w:numId="6" w16cid:durableId="706294338">
-    <w:abstractNumId w:val="6"/>
-  </w:num>
-  <w:num w:numId="7" w16cid:durableId="1907836227">
-    <w:abstractNumId w:val="0"/>
+  <w:num w:numId="12">
+    <w:abstractNumId w:val="9"/>
   </w:num>
 </w:numbering>
 </file>
@@ -2456,7 +4046,6 @@
     <w:next w:val="Normal"/>
     <w:link w:val="Heading4Char"/>
     <w:uiPriority w:val="9"/>
-    <w:semiHidden/>
     <w:unhideWhenUsed/>
     <w:qFormat/>
     <w:rsid w:val="000222E0"/>
@@ -2655,7 +4244,6 @@
     <w:basedOn w:val="DefaultParagraphFont"/>
     <w:link w:val="Heading4"/>
     <w:uiPriority w:val="9"/>
-    <w:semiHidden/>
     <w:rsid w:val="000222E0"/>
     <w:rPr>
       <w:rFonts w:eastAsiaTheme="majorEastAsia" w:cstheme="majorBidi"/>
@@ -2920,6 +4508,46 @@
     <w:rPr>
       <w:color w:val="605E5C"/>
       <w:shd w:val="clear" w:color="auto" w:fill="E1DFDD"/>
+    </w:rPr>
+  </w:style>
+  <w:style w:type="character" w:styleId="Strong">
+    <w:name w:val="Strong"/>
+    <w:basedOn w:val="DefaultParagraphFont"/>
+    <w:uiPriority w:val="22"/>
+    <w:qFormat/>
+    <w:rsid w:val="00F5640A"/>
+    <w:rPr>
+      <w:b/>
+      <w:bCs/>
+    </w:rPr>
+  </w:style>
+  <w:style w:type="paragraph" w:styleId="NormalWeb">
+    <w:name w:val="Normal (Web)"/>
+    <w:basedOn w:val="Normal"/>
+    <w:uiPriority w:val="99"/>
+    <w:semiHidden/>
+    <w:unhideWhenUsed/>
+    <w:rsid w:val="00B51DB2"/>
+    <w:pPr>
+      <w:spacing w:before="100" w:beforeAutospacing="1" w:after="100" w:afterAutospacing="1" w:line="240" w:lineRule="auto"/>
+    </w:pPr>
+    <w:rPr>
+      <w:rFonts w:ascii="Times New Roman" w:eastAsia="Times New Roman" w:hAnsi="Times New Roman" w:cs="Times New Roman"/>
+      <w:sz w:val="24"/>
+      <w:szCs w:val="24"/>
+    </w:rPr>
+  </w:style>
+  <w:style w:type="paragraph" w:customStyle="1" w:styleId="pdq2pgselectionanchorcontainer">
+    <w:name w:val="pdq2pg_selectionanchorcontainer"/>
+    <w:basedOn w:val="Normal"/>
+    <w:rsid w:val="00B51DB2"/>
+    <w:pPr>
+      <w:spacing w:before="100" w:beforeAutospacing="1" w:after="100" w:afterAutospacing="1" w:line="240" w:lineRule="auto"/>
+    </w:pPr>
+    <w:rPr>
+      <w:rFonts w:ascii="Times New Roman" w:eastAsia="Times New Roman" w:hAnsi="Times New Roman" w:cs="Times New Roman"/>
+      <w:sz w:val="24"/>
+      <w:szCs w:val="24"/>
     </w:rPr>
   </w:style>
 </w:styles>

--- a/Nitya_Laptop/MB Section/5- SIO -EC Requirement and Post Power Btn Pressed/1- Input- SIO Requirement Before Power Button Pressed.docx
+++ b/Nitya_Laptop/MB Section/5- SIO -EC Requirement and Post Power Btn Pressed/1- Input- SIO Requirement Before Power Button Pressed.docx
@@ -458,6 +458,15 @@
         </w:rPr>
         <w:t xml:space="preserve"> </w:t>
       </w:r>
+      <w:r>
+        <w:rPr>
+          <w:b/>
+          <w:bCs/>
+          <w:i w:val="0"/>
+          <w:iCs w:val="0"/>
+        </w:rPr>
+        <w:t>by Pull-up</w:t>
+      </w:r>
     </w:p>
     <w:p>
       <w:pPr>
@@ -533,7 +542,13 @@
         <w:spacing w:after="0" w:line="240" w:lineRule="auto"/>
       </w:pPr>
       <w:r>
-        <w:t xml:space="preserve">Adapter detect signal. </w:t>
+        <w:t xml:space="preserve">Adapter </w:t>
+      </w:r>
+      <w:r>
+        <w:t>detects</w:t>
+      </w:r>
+      <w:r>
+        <w:t xml:space="preserve"> signal. </w:t>
       </w:r>
     </w:p>
     <w:p>
@@ -949,7 +964,13 @@
         <w:spacing w:before="100" w:beforeAutospacing="1" w:after="100" w:afterAutospacing="1" w:line="240" w:lineRule="auto"/>
       </w:pPr>
       <w:r>
-        <w:t xml:space="preserve">EC ka Analog Input hota hai. </w:t>
+        <w:t xml:space="preserve">EC ka </w:t>
+      </w:r>
+      <w:r>
+        <w:t>Analogue</w:t>
+      </w:r>
+      <w:r>
+        <w:t xml:space="preserve"> Input hota hai. </w:t>
       </w:r>
     </w:p>
     <w:p>

--- a/Nitya_Laptop/MB Section/5- SIO -EC Requirement and Post Power Btn Pressed/1- Input- SIO Requirement Before Power Button Pressed.docx
+++ b/Nitya_Laptop/MB Section/5- SIO -EC Requirement and Post Power Btn Pressed/1- Input- SIO Requirement Before Power Button Pressed.docx
@@ -1222,6 +1222,30 @@
         </w:rPr>
         <w:t>PCH INPUT</w:t>
       </w:r>
+      <w:r>
+        <w:rPr>
+          <w:rFonts w:ascii="Times New Roman" w:hAnsi="Times New Roman" w:cs="Times New Roman"/>
+          <w:b/>
+          <w:bCs/>
+        </w:rPr>
+        <w:t xml:space="preserve"> </w:t>
+      </w:r>
+      <w:r>
+        <w:rPr>
+          <w:rFonts w:ascii="Times New Roman" w:hAnsi="Times New Roman" w:cs="Times New Roman"/>
+          <w:b/>
+          <w:bCs/>
+        </w:rPr>
+        <w:t>(System Power Management Section )</w:t>
+      </w:r>
+      <w:r>
+        <w:rPr>
+          <w:rFonts w:ascii="Times New Roman" w:hAnsi="Times New Roman" w:cs="Times New Roman"/>
+          <w:b/>
+          <w:bCs/>
+        </w:rPr>
+        <w:t>For DDR3</w:t>
+      </w:r>
     </w:p>
     <w:p>
       <w:pPr>
@@ -1531,6 +1555,14 @@
         </w:rPr>
         <w:t>SUSCLK</w:t>
       </w:r>
+      <w:r>
+        <w:rPr>
+          <w:rFonts w:ascii="Times New Roman" w:hAnsi="Times New Roman" w:cs="Times New Roman"/>
+          <w:b/>
+          <w:bCs/>
+        </w:rPr>
+        <w:t>- send to SIO</w:t>
+      </w:r>
     </w:p>
     <w:p>
       <w:pPr>
@@ -2087,6 +2119,9 @@
     </w:p>
     <w:p>
       <w:pPr>
+        <w:pBdr>
+          <w:bottom w:val="single" w:sz="6" w:space="1" w:color="auto"/>
+        </w:pBdr>
         <w:spacing w:line="240" w:lineRule="auto"/>
         <w:jc w:val="both"/>
         <w:rPr>
@@ -2106,6 +2141,9 @@
     </w:p>
     <w:p>
       <w:pPr>
+        <w:pBdr>
+          <w:bottom w:val="single" w:sz="6" w:space="1" w:color="auto"/>
+        </w:pBdr>
         <w:spacing w:line="240" w:lineRule="auto"/>
         <w:jc w:val="both"/>
         <w:rPr>
@@ -2114,6 +2152,158 @@
           <w:bCs/>
         </w:rPr>
       </w:pPr>
+    </w:p>
+    <w:p>
+      <w:pPr>
+        <w:spacing w:line="240" w:lineRule="auto"/>
+        <w:jc w:val="both"/>
+        <w:rPr>
+          <w:rFonts w:ascii="Courier New" w:hAnsi="Courier New" w:cs="Courier New"/>
+          <w:b/>
+          <w:bCs/>
+        </w:rPr>
+      </w:pPr>
+      <w:r>
+        <w:rPr>
+          <w:rFonts w:ascii="Courier New" w:hAnsi="Courier New" w:cs="Courier New"/>
+          <w:b/>
+          <w:bCs/>
+        </w:rPr>
+        <w:t>SYSON, SUSP, CPU Core se pehle banane wali sabhi supply ko control krte hai</w:t>
+      </w:r>
+    </w:p>
+    <w:p>
+      <w:pPr>
+        <w:spacing w:line="240" w:lineRule="auto"/>
+        <w:jc w:val="both"/>
+        <w:rPr>
+          <w:rFonts w:ascii="Courier New" w:hAnsi="Courier New" w:cs="Courier New"/>
+          <w:b/>
+          <w:bCs/>
+        </w:rPr>
+      </w:pPr>
+      <w:r>
+        <w:rPr>
+          <w:rFonts w:ascii="Courier New" w:hAnsi="Courier New" w:cs="Courier New"/>
+          <w:b/>
+          <w:bCs/>
+        </w:rPr>
+        <w:t>RAM 1.8 V</w:t>
+      </w:r>
+    </w:p>
+    <w:p>
+      <w:pPr>
+        <w:spacing w:line="240" w:lineRule="auto"/>
+        <w:jc w:val="both"/>
+        <w:rPr>
+          <w:rFonts w:ascii="Courier New" w:hAnsi="Courier New" w:cs="Courier New"/>
+          <w:b/>
+          <w:bCs/>
+        </w:rPr>
+      </w:pPr>
+      <w:r>
+        <w:rPr>
+          <w:rFonts w:ascii="Courier New" w:hAnsi="Courier New" w:cs="Courier New"/>
+          <w:b/>
+          <w:bCs/>
+        </w:rPr>
+        <w:t>PCH Supply 1.05V</w:t>
+      </w:r>
+    </w:p>
+    <w:p>
+      <w:pPr>
+        <w:spacing w:line="240" w:lineRule="auto"/>
+        <w:jc w:val="both"/>
+        <w:rPr>
+          <w:rFonts w:ascii="Courier New" w:hAnsi="Courier New" w:cs="Courier New"/>
+          <w:b/>
+          <w:bCs/>
+        </w:rPr>
+      </w:pPr>
+      <w:r>
+        <w:rPr>
+          <w:rFonts w:ascii="Courier New" w:hAnsi="Courier New" w:cs="Courier New"/>
+          <w:b/>
+          <w:bCs/>
+        </w:rPr>
+        <w:t>1.8V</w:t>
+      </w:r>
+    </w:p>
+    <w:p>
+      <w:pPr>
+        <w:spacing w:line="240" w:lineRule="auto"/>
+        <w:jc w:val="both"/>
+        <w:rPr>
+          <w:rFonts w:ascii="Courier New" w:hAnsi="Courier New" w:cs="Courier New"/>
+          <w:b/>
+          <w:bCs/>
+        </w:rPr>
+      </w:pPr>
+      <w:r>
+        <w:rPr>
+          <w:rFonts w:ascii="Courier New" w:hAnsi="Courier New" w:cs="Courier New"/>
+          <w:b/>
+          <w:bCs/>
+        </w:rPr>
+        <w:t>2.5V</w:t>
+      </w:r>
+    </w:p>
+    <w:p>
+      <w:pPr>
+        <w:spacing w:line="240" w:lineRule="auto"/>
+        <w:jc w:val="both"/>
+        <w:rPr>
+          <w:rFonts w:ascii="Courier New" w:hAnsi="Courier New" w:cs="Courier New"/>
+          <w:b/>
+          <w:bCs/>
+        </w:rPr>
+      </w:pPr>
+      <w:r>
+        <w:rPr>
+          <w:rFonts w:ascii="Courier New" w:hAnsi="Courier New" w:cs="Courier New"/>
+          <w:b/>
+          <w:bCs/>
+        </w:rPr>
+        <w:t>3/5 DC to DC</w:t>
+      </w:r>
+    </w:p>
+    <w:p>
+      <w:pPr>
+        <w:spacing w:line="240" w:lineRule="auto"/>
+        <w:jc w:val="both"/>
+        <w:rPr>
+          <w:rFonts w:ascii="Courier New" w:hAnsi="Courier New" w:cs="Courier New"/>
+          <w:b/>
+          <w:bCs/>
+        </w:rPr>
+      </w:pPr>
+      <w:r>
+        <w:rPr>
+          <w:rFonts w:ascii="Courier New" w:hAnsi="Courier New" w:cs="Courier New"/>
+          <w:b/>
+          <w:bCs/>
+        </w:rPr>
+        <w:t>Wistron me syson susp nhi hota hai</w:t>
+      </w:r>
+    </w:p>
+    <w:p>
+      <w:pPr>
+        <w:spacing w:line="240" w:lineRule="auto"/>
+        <w:jc w:val="both"/>
+        <w:rPr>
+          <w:rFonts w:ascii="Courier New" w:hAnsi="Courier New" w:cs="Courier New"/>
+          <w:b/>
+          <w:bCs/>
+        </w:rPr>
+      </w:pPr>
+      <w:r>
+        <w:rPr>
+          <w:rFonts w:ascii="Courier New" w:hAnsi="Courier New" w:cs="Courier New"/>
+          <w:b/>
+          <w:bCs/>
+        </w:rPr>
+        <w:t>Direct SLPS4, SLPS3 PCH se release hokar supply on krte hai.</w:t>
+      </w:r>
     </w:p>
     <w:sectPr>
       <w:pgSz w:w="12240" w:h="15840"/>

--- a/Nitya_Laptop/MB Section/5- SIO -EC Requirement and Post Power Btn Pressed/1- Input- SIO Requirement Before Power Button Pressed.docx
+++ b/Nitya_Laptop/MB Section/5- SIO -EC Requirement and Post Power Btn Pressed/1- Input- SIO Requirement Before Power Button Pressed.docx
@@ -1,6 +1,6 @@
 
 <file path=word/document.xml><?xml version="1.0" encoding="utf-8"?>
-<w:document xmlns:wpc="http://schemas.microsoft.com/office/word/2010/wordprocessingCanvas" xmlns:cx="http://schemas.microsoft.com/office/drawing/2014/chartex" xmlns:cx1="http://schemas.microsoft.com/office/drawing/2015/9/8/chartex" xmlns:cx2="http://schemas.microsoft.com/office/drawing/2015/10/21/chartex" xmlns:cx3="http://schemas.microsoft.com/office/drawing/2016/5/9/chartex" xmlns:cx4="http://schemas.microsoft.com/office/drawing/2016/5/10/chartex" xmlns:cx5="http://schemas.microsoft.com/office/drawing/2016/5/11/chartex" xmlns:cx6="http://schemas.microsoft.com/office/drawing/2016/5/12/chartex" xmlns:cx7="http://schemas.microsoft.com/office/drawing/2016/5/13/chartex" xmlns:cx8="http://schemas.microsoft.com/office/drawing/2016/5/14/chartex" xmlns:mc="http://schemas.openxmlformats.org/markup-compatibility/2006" xmlns:aink="http://schemas.microsoft.com/office/drawing/2016/ink" xmlns:am3d="http://schemas.microsoft.com/office/drawing/2017/model3d" xmlns:o="urn:schemas-microsoft-com:office:office" xmlns:r="http://schemas.openxmlformats.org/officeDocument/2006/relationships" xmlns:m="http://schemas.openxmlformats.org/officeDocument/2006/math" xmlns:v="urn:schemas-microsoft-com:vml" xmlns:wp14="http://schemas.microsoft.com/office/word/2010/wordprocessingDrawing" xmlns:wp="http://schemas.openxmlformats.org/drawingml/2006/wordprocessingDrawing" xmlns:w10="urn:schemas-microsoft-com:office:word" xmlns:w="http://schemas.openxmlformats.org/wordprocessingml/2006/main" xmlns:w14="http://schemas.microsoft.com/office/word/2010/wordml" xmlns:w15="http://schemas.microsoft.com/office/word/2012/wordml" xmlns:w16cex="http://schemas.microsoft.com/office/word/2018/wordml/cex" xmlns:w16cid="http://schemas.microsoft.com/office/word/2016/wordml/cid" xmlns:w16="http://schemas.microsoft.com/office/word/2018/wordml" xmlns:w16sdtdh="http://schemas.microsoft.com/office/word/2020/wordml/sdtdatahash" xmlns:w16se="http://schemas.microsoft.com/office/word/2015/wordml/symex" xmlns:wpg="http://schemas.microsoft.com/office/word/2010/wordprocessingGroup" xmlns:wpi="http://schemas.microsoft.com/office/word/2010/wordprocessingInk" xmlns:wne="http://schemas.microsoft.com/office/word/2006/wordml" xmlns:wps="http://schemas.microsoft.com/office/word/2010/wordprocessingShape" mc:Ignorable="w14 w15 w16se w16cid w16 w16cex w16sdtdh wp14">
+<w:document xmlns:wpc="http://schemas.microsoft.com/office/word/2010/wordprocessingCanvas" xmlns:cx="http://schemas.microsoft.com/office/drawing/2014/chartex" xmlns:cx1="http://schemas.microsoft.com/office/drawing/2015/9/8/chartex" xmlns:cx2="http://schemas.microsoft.com/office/drawing/2015/10/21/chartex" xmlns:cx3="http://schemas.microsoft.com/office/drawing/2016/5/9/chartex" xmlns:cx4="http://schemas.microsoft.com/office/drawing/2016/5/10/chartex" xmlns:cx5="http://schemas.microsoft.com/office/drawing/2016/5/11/chartex" xmlns:cx6="http://schemas.microsoft.com/office/drawing/2016/5/12/chartex" xmlns:cx7="http://schemas.microsoft.com/office/drawing/2016/5/13/chartex" xmlns:cx8="http://schemas.microsoft.com/office/drawing/2016/5/14/chartex" xmlns:mc="http://schemas.openxmlformats.org/markup-compatibility/2006" xmlns:aink="http://schemas.microsoft.com/office/drawing/2016/ink" xmlns:am3d="http://schemas.microsoft.com/office/drawing/2017/model3d" xmlns:o="urn:schemas-microsoft-com:office:office" xmlns:oel="http://schemas.microsoft.com/office/2019/extlst" xmlns:r="http://schemas.openxmlformats.org/officeDocument/2006/relationships" xmlns:m="http://schemas.openxmlformats.org/officeDocument/2006/math" xmlns:v="urn:schemas-microsoft-com:vml" xmlns:wp14="http://schemas.microsoft.com/office/word/2010/wordprocessingDrawing" xmlns:wp="http://schemas.openxmlformats.org/drawingml/2006/wordprocessingDrawing" xmlns:w10="urn:schemas-microsoft-com:office:word" xmlns:w="http://schemas.openxmlformats.org/wordprocessingml/2006/main" xmlns:w14="http://schemas.microsoft.com/office/word/2010/wordml" xmlns:w15="http://schemas.microsoft.com/office/word/2012/wordml" xmlns:w16cex="http://schemas.microsoft.com/office/word/2018/wordml/cex" xmlns:w16cid="http://schemas.microsoft.com/office/word/2016/wordml/cid" xmlns:w16="http://schemas.microsoft.com/office/word/2018/wordml" xmlns:w16sdtdh="http://schemas.microsoft.com/office/word/2020/wordml/sdtdatahash" xmlns:w16se="http://schemas.microsoft.com/office/word/2015/wordml/symex" xmlns:wpg="http://schemas.microsoft.com/office/word/2010/wordprocessingGroup" xmlns:wpi="http://schemas.microsoft.com/office/word/2010/wordprocessingInk" xmlns:wne="http://schemas.microsoft.com/office/word/2006/wordml" xmlns:wps="http://schemas.microsoft.com/office/word/2010/wordprocessingShape" mc:Ignorable="w14 w15 w16se w16cid w16 w16cex w16sdtdh wp14">
   <w:body>
     <w:p>
       <w:pPr>
@@ -2277,6 +2277,17 @@
           <w:bCs/>
         </w:rPr>
       </w:pPr>
+    </w:p>
+    <w:p>
+      <w:pPr>
+        <w:spacing w:line="240" w:lineRule="auto"/>
+        <w:jc w:val="both"/>
+        <w:rPr>
+          <w:rFonts w:ascii="Courier New" w:hAnsi="Courier New" w:cs="Courier New"/>
+          <w:b/>
+          <w:bCs/>
+        </w:rPr>
+      </w:pPr>
       <w:r>
         <w:rPr>
           <w:rFonts w:ascii="Courier New" w:hAnsi="Courier New" w:cs="Courier New"/>
@@ -2317,7 +2328,7 @@
 </file>
 
 <file path=word/numbering.xml><?xml version="1.0" encoding="utf-8"?>
-<w:numbering xmlns:wpc="http://schemas.microsoft.com/office/word/2010/wordprocessingCanvas" xmlns:cx="http://schemas.microsoft.com/office/drawing/2014/chartex" xmlns:cx1="http://schemas.microsoft.com/office/drawing/2015/9/8/chartex" xmlns:cx2="http://schemas.microsoft.com/office/drawing/2015/10/21/chartex" xmlns:cx3="http://schemas.microsoft.com/office/drawing/2016/5/9/chartex" xmlns:cx4="http://schemas.microsoft.com/office/drawing/2016/5/10/chartex" xmlns:cx5="http://schemas.microsoft.com/office/drawing/2016/5/11/chartex" xmlns:cx6="http://schemas.microsoft.com/office/drawing/2016/5/12/chartex" xmlns:cx7="http://schemas.microsoft.com/office/drawing/2016/5/13/chartex" xmlns:cx8="http://schemas.microsoft.com/office/drawing/2016/5/14/chartex" xmlns:mc="http://schemas.openxmlformats.org/markup-compatibility/2006" xmlns:aink="http://schemas.microsoft.com/office/drawing/2016/ink" xmlns:am3d="http://schemas.microsoft.com/office/drawing/2017/model3d" xmlns:o="urn:schemas-microsoft-com:office:office" xmlns:r="http://schemas.openxmlformats.org/officeDocument/2006/relationships" xmlns:m="http://schemas.openxmlformats.org/officeDocument/2006/math" xmlns:v="urn:schemas-microsoft-com:vml" xmlns:wp14="http://schemas.microsoft.com/office/word/2010/wordprocessingDrawing" xmlns:wp="http://schemas.openxmlformats.org/drawingml/2006/wordprocessingDrawing" xmlns:w10="urn:schemas-microsoft-com:office:word" xmlns:w="http://schemas.openxmlformats.org/wordprocessingml/2006/main" xmlns:w14="http://schemas.microsoft.com/office/word/2010/wordml" xmlns:w15="http://schemas.microsoft.com/office/word/2012/wordml" xmlns:w16cex="http://schemas.microsoft.com/office/word/2018/wordml/cex" xmlns:w16cid="http://schemas.microsoft.com/office/word/2016/wordml/cid" xmlns:w16="http://schemas.microsoft.com/office/word/2018/wordml" xmlns:w16sdtdh="http://schemas.microsoft.com/office/word/2020/wordml/sdtdatahash" xmlns:w16se="http://schemas.microsoft.com/office/word/2015/wordml/symex" xmlns:wpg="http://schemas.microsoft.com/office/word/2010/wordprocessingGroup" xmlns:wpi="http://schemas.microsoft.com/office/word/2010/wordprocessingInk" xmlns:wne="http://schemas.microsoft.com/office/word/2006/wordml" xmlns:wps="http://schemas.microsoft.com/office/word/2010/wordprocessingShape" mc:Ignorable="w14 w15 w16se w16cid w16 w16cex w16sdtdh wp14">
+<w:numbering xmlns:wpc="http://schemas.microsoft.com/office/word/2010/wordprocessingCanvas" xmlns:cx="http://schemas.microsoft.com/office/drawing/2014/chartex" xmlns:cx1="http://schemas.microsoft.com/office/drawing/2015/9/8/chartex" xmlns:cx2="http://schemas.microsoft.com/office/drawing/2015/10/21/chartex" xmlns:cx3="http://schemas.microsoft.com/office/drawing/2016/5/9/chartex" xmlns:cx4="http://schemas.microsoft.com/office/drawing/2016/5/10/chartex" xmlns:cx5="http://schemas.microsoft.com/office/drawing/2016/5/11/chartex" xmlns:cx6="http://schemas.microsoft.com/office/drawing/2016/5/12/chartex" xmlns:cx7="http://schemas.microsoft.com/office/drawing/2016/5/13/chartex" xmlns:cx8="http://schemas.microsoft.com/office/drawing/2016/5/14/chartex" xmlns:mc="http://schemas.openxmlformats.org/markup-compatibility/2006" xmlns:aink="http://schemas.microsoft.com/office/drawing/2016/ink" xmlns:am3d="http://schemas.microsoft.com/office/drawing/2017/model3d" xmlns:o="urn:schemas-microsoft-com:office:office" xmlns:oel="http://schemas.microsoft.com/office/2019/extlst" xmlns:r="http://schemas.openxmlformats.org/officeDocument/2006/relationships" xmlns:m="http://schemas.openxmlformats.org/officeDocument/2006/math" xmlns:v="urn:schemas-microsoft-com:vml" xmlns:wp14="http://schemas.microsoft.com/office/word/2010/wordprocessingDrawing" xmlns:wp="http://schemas.openxmlformats.org/drawingml/2006/wordprocessingDrawing" xmlns:w10="urn:schemas-microsoft-com:office:word" xmlns:w="http://schemas.openxmlformats.org/wordprocessingml/2006/main" xmlns:w14="http://schemas.microsoft.com/office/word/2010/wordml" xmlns:w15="http://schemas.microsoft.com/office/word/2012/wordml" xmlns:w16cex="http://schemas.microsoft.com/office/word/2018/wordml/cex" xmlns:w16cid="http://schemas.microsoft.com/office/word/2016/wordml/cid" xmlns:w16="http://schemas.microsoft.com/office/word/2018/wordml" xmlns:w16sdtdh="http://schemas.microsoft.com/office/word/2020/wordml/sdtdatahash" xmlns:w16se="http://schemas.microsoft.com/office/word/2015/wordml/symex" xmlns:wpg="http://schemas.microsoft.com/office/word/2010/wordprocessingGroup" xmlns:wpi="http://schemas.microsoft.com/office/word/2010/wordprocessingInk" xmlns:wne="http://schemas.microsoft.com/office/word/2006/wordml" xmlns:wps="http://schemas.microsoft.com/office/word/2010/wordprocessingShape" mc:Ignorable="w14 w15 w16se w16cid w16 w16cex w16sdtdh wp14">
   <w:abstractNum w:abstractNumId="0" w15:restartNumberingAfterBreak="0">
     <w:nsid w:val="0FD764CB"/>
     <w:multiLevelType w:val="multilevel"/>
@@ -3746,40 +3757,40 @@
       </w:pPr>
     </w:lvl>
   </w:abstractNum>
-  <w:num w:numId="1">
+  <w:num w:numId="1" w16cid:durableId="1037314554">
     <w:abstractNumId w:val="1"/>
   </w:num>
-  <w:num w:numId="2">
+  <w:num w:numId="2" w16cid:durableId="1946376002">
     <w:abstractNumId w:val="4"/>
   </w:num>
-  <w:num w:numId="3">
+  <w:num w:numId="3" w16cid:durableId="1453984740">
     <w:abstractNumId w:val="7"/>
   </w:num>
-  <w:num w:numId="4">
+  <w:num w:numId="4" w16cid:durableId="1976988069">
     <w:abstractNumId w:val="10"/>
   </w:num>
-  <w:num w:numId="5">
+  <w:num w:numId="5" w16cid:durableId="1143619611">
     <w:abstractNumId w:val="5"/>
   </w:num>
-  <w:num w:numId="6">
+  <w:num w:numId="6" w16cid:durableId="1735539588">
     <w:abstractNumId w:val="11"/>
   </w:num>
-  <w:num w:numId="7">
+  <w:num w:numId="7" w16cid:durableId="2061904118">
     <w:abstractNumId w:val="0"/>
   </w:num>
-  <w:num w:numId="8">
+  <w:num w:numId="8" w16cid:durableId="1109352797">
     <w:abstractNumId w:val="2"/>
   </w:num>
-  <w:num w:numId="9">
+  <w:num w:numId="9" w16cid:durableId="987322751">
     <w:abstractNumId w:val="6"/>
   </w:num>
-  <w:num w:numId="10">
+  <w:num w:numId="10" w16cid:durableId="287900037">
     <w:abstractNumId w:val="8"/>
   </w:num>
-  <w:num w:numId="11">
+  <w:num w:numId="11" w16cid:durableId="1899199318">
     <w:abstractNumId w:val="3"/>
   </w:num>
-  <w:num w:numId="12">
+  <w:num w:numId="12" w16cid:durableId="431627585">
     <w:abstractNumId w:val="9"/>
   </w:num>
 </w:numbering>

--- a/Nitya_Laptop/MB Section/5- SIO -EC Requirement and Post Power Btn Pressed/1- Input- SIO Requirement Before Power Button Pressed.docx
+++ b/Nitya_Laptop/MB Section/5- SIO -EC Requirement and Post Power Btn Pressed/1- Input- SIO Requirement Before Power Button Pressed.docx
@@ -2169,7 +2169,39 @@
           <w:b/>
           <w:bCs/>
         </w:rPr>
-        <w:t>SYSON, SUSP, CPU Core se pehle banane wali sabhi supply ko control krte hai</w:t>
+        <w:t xml:space="preserve">SYSON, </w:t>
+      </w:r>
+      <w:r>
+        <w:rPr>
+          <w:rFonts w:ascii="Courier New" w:hAnsi="Courier New" w:cs="Courier New"/>
+          <w:b/>
+          <w:bCs/>
+        </w:rPr>
+        <w:t xml:space="preserve">&amp; </w:t>
+      </w:r>
+      <w:r>
+        <w:rPr>
+          <w:rFonts w:ascii="Courier New" w:hAnsi="Courier New" w:cs="Courier New"/>
+          <w:b/>
+          <w:bCs/>
+        </w:rPr>
+        <w:t>SUSP</w:t>
+      </w:r>
+      <w:r>
+        <w:rPr>
+          <w:rFonts w:ascii="Courier New" w:hAnsi="Courier New" w:cs="Courier New"/>
+          <w:b/>
+          <w:bCs/>
+        </w:rPr>
+        <w:t xml:space="preserve"> -</w:t>
+      </w:r>
+      <w:r>
+        <w:rPr>
+          <w:rFonts w:ascii="Courier New" w:hAnsi="Courier New" w:cs="Courier New"/>
+          <w:b/>
+          <w:bCs/>
+        </w:rPr>
+        <w:t xml:space="preserve"> CPU Core se pehle banane wali sabhi supply ko control krte hai</w:t>
       </w:r>
     </w:p>
     <w:p>
@@ -2206,6 +2238,7 @@
           <w:rFonts w:ascii="Courier New" w:hAnsi="Courier New" w:cs="Courier New"/>
           <w:b/>
           <w:bCs/>
+          <w:highlight w:val="yellow"/>
         </w:rPr>
         <w:t>PCH Supply 1.05V</w:t>
       </w:r>

--- a/Nitya_Laptop/MB Section/5- SIO -EC Requirement and Post Power Btn Pressed/1- Input- SIO Requirement Before Power Button Pressed.docx
+++ b/Nitya_Laptop/MB Section/5- SIO -EC Requirement and Post Power Btn Pressed/1- Input- SIO Requirement Before Power Button Pressed.docx
@@ -1704,12 +1704,46 @@
           <w:bCs/>
         </w:rPr>
       </w:pPr>
-      <w:r>
-        <w:rPr>
-          <w:rFonts w:ascii="Times New Roman" w:hAnsi="Times New Roman" w:cs="Times New Roman"/>
-          <w:b/>
-          <w:bCs/>
-        </w:rPr>
+    </w:p>
+    <w:p>
+      <w:pPr>
+        <w:spacing w:line="480" w:lineRule="auto"/>
+        <w:jc w:val="both"/>
+        <w:rPr>
+          <w:rFonts w:ascii="Times New Roman" w:hAnsi="Times New Roman" w:cs="Times New Roman"/>
+          <w:b/>
+          <w:bCs/>
+        </w:rPr>
+      </w:pPr>
+    </w:p>
+    <w:p>
+      <w:pPr>
+        <w:spacing w:line="480" w:lineRule="auto"/>
+        <w:jc w:val="both"/>
+        <w:rPr>
+          <w:rFonts w:ascii="Times New Roman" w:hAnsi="Times New Roman" w:cs="Times New Roman"/>
+          <w:b/>
+          <w:bCs/>
+        </w:rPr>
+      </w:pPr>
+    </w:p>
+    <w:p>
+      <w:pPr>
+        <w:spacing w:line="480" w:lineRule="auto"/>
+        <w:jc w:val="both"/>
+        <w:rPr>
+          <w:rFonts w:ascii="Times New Roman" w:hAnsi="Times New Roman" w:cs="Times New Roman"/>
+          <w:b/>
+          <w:bCs/>
+        </w:rPr>
+      </w:pPr>
+      <w:r>
+        <w:rPr>
+          <w:rFonts w:ascii="Times New Roman" w:hAnsi="Times New Roman" w:cs="Times New Roman"/>
+          <w:b/>
+          <w:bCs/>
+        </w:rPr>
+        <w:lastRenderedPageBreak/>
         <w:t>SYSON# - AS EN Ram Regulator IC and release VDDQ as per DDR3</w:t>
       </w:r>
       <w:r>
@@ -1833,7 +1867,6 @@
           <w:b/>
           <w:bCs/>
         </w:rPr>
-        <w:lastRenderedPageBreak/>
         <w:t>1.8 VGS</w:t>
       </w:r>
     </w:p>

--- a/Nitya_Laptop/MB Section/5- SIO -EC Requirement and Post Power Btn Pressed/1- Input- SIO Requirement Before Power Button Pressed.docx
+++ b/Nitya_Laptop/MB Section/5- SIO -EC Requirement and Post Power Btn Pressed/1- Input- SIO Requirement Before Power Button Pressed.docx
@@ -1,6 +1,6 @@
 
 <file path=word/document.xml><?xml version="1.0" encoding="utf-8"?>
-<w:document xmlns:wpc="http://schemas.microsoft.com/office/word/2010/wordprocessingCanvas" xmlns:cx="http://schemas.microsoft.com/office/drawing/2014/chartex" xmlns:cx1="http://schemas.microsoft.com/office/drawing/2015/9/8/chartex" xmlns:cx2="http://schemas.microsoft.com/office/drawing/2015/10/21/chartex" xmlns:cx3="http://schemas.microsoft.com/office/drawing/2016/5/9/chartex" xmlns:cx4="http://schemas.microsoft.com/office/drawing/2016/5/10/chartex" xmlns:cx5="http://schemas.microsoft.com/office/drawing/2016/5/11/chartex" xmlns:cx6="http://schemas.microsoft.com/office/drawing/2016/5/12/chartex" xmlns:cx7="http://schemas.microsoft.com/office/drawing/2016/5/13/chartex" xmlns:cx8="http://schemas.microsoft.com/office/drawing/2016/5/14/chartex" xmlns:mc="http://schemas.openxmlformats.org/markup-compatibility/2006" xmlns:aink="http://schemas.microsoft.com/office/drawing/2016/ink" xmlns:am3d="http://schemas.microsoft.com/office/drawing/2017/model3d" xmlns:o="urn:schemas-microsoft-com:office:office" xmlns:oel="http://schemas.microsoft.com/office/2019/extlst" xmlns:r="http://schemas.openxmlformats.org/officeDocument/2006/relationships" xmlns:m="http://schemas.openxmlformats.org/officeDocument/2006/math" xmlns:v="urn:schemas-microsoft-com:vml" xmlns:wp14="http://schemas.microsoft.com/office/word/2010/wordprocessingDrawing" xmlns:wp="http://schemas.openxmlformats.org/drawingml/2006/wordprocessingDrawing" xmlns:w10="urn:schemas-microsoft-com:office:word" xmlns:w="http://schemas.openxmlformats.org/wordprocessingml/2006/main" xmlns:w14="http://schemas.microsoft.com/office/word/2010/wordml" xmlns:w15="http://schemas.microsoft.com/office/word/2012/wordml" xmlns:w16cex="http://schemas.microsoft.com/office/word/2018/wordml/cex" xmlns:w16cid="http://schemas.microsoft.com/office/word/2016/wordml/cid" xmlns:w16="http://schemas.microsoft.com/office/word/2018/wordml" xmlns:w16sdtdh="http://schemas.microsoft.com/office/word/2020/wordml/sdtdatahash" xmlns:w16se="http://schemas.microsoft.com/office/word/2015/wordml/symex" xmlns:wpg="http://schemas.microsoft.com/office/word/2010/wordprocessingGroup" xmlns:wpi="http://schemas.microsoft.com/office/word/2010/wordprocessingInk" xmlns:wne="http://schemas.microsoft.com/office/word/2006/wordml" xmlns:wps="http://schemas.microsoft.com/office/word/2010/wordprocessingShape" mc:Ignorable="w14 w15 w16se w16cid w16 w16cex w16sdtdh wp14">
+<w:document xmlns:wpc="http://schemas.microsoft.com/office/word/2010/wordprocessingCanvas" xmlns:cx="http://schemas.microsoft.com/office/drawing/2014/chartex" xmlns:cx1="http://schemas.microsoft.com/office/drawing/2015/9/8/chartex" xmlns:cx2="http://schemas.microsoft.com/office/drawing/2015/10/21/chartex" xmlns:cx3="http://schemas.microsoft.com/office/drawing/2016/5/9/chartex" xmlns:cx4="http://schemas.microsoft.com/office/drawing/2016/5/10/chartex" xmlns:cx5="http://schemas.microsoft.com/office/drawing/2016/5/11/chartex" xmlns:cx6="http://schemas.microsoft.com/office/drawing/2016/5/12/chartex" xmlns:cx7="http://schemas.microsoft.com/office/drawing/2016/5/13/chartex" xmlns:cx8="http://schemas.microsoft.com/office/drawing/2016/5/14/chartex" xmlns:mc="http://schemas.openxmlformats.org/markup-compatibility/2006" xmlns:aink="http://schemas.microsoft.com/office/drawing/2016/ink" xmlns:am3d="http://schemas.microsoft.com/office/drawing/2017/model3d" xmlns:o="urn:schemas-microsoft-com:office:office" xmlns:r="http://schemas.openxmlformats.org/officeDocument/2006/relationships" xmlns:m="http://schemas.openxmlformats.org/officeDocument/2006/math" xmlns:v="urn:schemas-microsoft-com:vml" xmlns:wp14="http://schemas.microsoft.com/office/word/2010/wordprocessingDrawing" xmlns:wp="http://schemas.openxmlformats.org/drawingml/2006/wordprocessingDrawing" xmlns:w10="urn:schemas-microsoft-com:office:word" xmlns:w="http://schemas.openxmlformats.org/wordprocessingml/2006/main" xmlns:w14="http://schemas.microsoft.com/office/word/2010/wordml" xmlns:w15="http://schemas.microsoft.com/office/word/2012/wordml" xmlns:w16cex="http://schemas.microsoft.com/office/word/2018/wordml/cex" xmlns:w16cid="http://schemas.microsoft.com/office/word/2016/wordml/cid" xmlns:w16="http://schemas.microsoft.com/office/word/2018/wordml" xmlns:w16sdtdh="http://schemas.microsoft.com/office/word/2020/wordml/sdtdatahash" xmlns:w16se="http://schemas.microsoft.com/office/word/2015/wordml/symex" xmlns:wpg="http://schemas.microsoft.com/office/word/2010/wordprocessingGroup" xmlns:wpi="http://schemas.microsoft.com/office/word/2010/wordprocessingInk" xmlns:wne="http://schemas.microsoft.com/office/word/2006/wordml" xmlns:wps="http://schemas.microsoft.com/office/word/2010/wordprocessingShape" mc:Ignorable="w14 w15 w16se w16cid w16 w16cex w16sdtdh wp14">
   <w:body>
     <w:p>
       <w:pPr>
@@ -1744,7 +1744,23 @@
           <w:bCs/>
         </w:rPr>
         <w:lastRenderedPageBreak/>
-        <w:t>SYSON# - AS EN Ram Regulator IC and release VDDQ as per DDR3</w:t>
+        <w:t xml:space="preserve">SYSON# - AS EN </w:t>
+      </w:r>
+      <w:r>
+        <w:rPr>
+          <w:rFonts w:ascii="Times New Roman" w:hAnsi="Times New Roman" w:cs="Times New Roman"/>
+          <w:b/>
+          <w:bCs/>
+        </w:rPr>
+        <w:t>RAM</w:t>
+      </w:r>
+      <w:r>
+        <w:rPr>
+          <w:rFonts w:ascii="Times New Roman" w:hAnsi="Times New Roman" w:cs="Times New Roman"/>
+          <w:b/>
+          <w:bCs/>
+        </w:rPr>
+        <w:t xml:space="preserve"> Regulator IC and release VDDQ as per DDR3</w:t>
       </w:r>
       <w:r>
         <w:rPr>
@@ -1809,15 +1825,11 @@
         <w:jc w:val="both"/>
         <w:rPr>
           <w:rFonts w:ascii="Times New Roman" w:hAnsi="Times New Roman" w:cs="Times New Roman"/>
-          <w:b/>
-          <w:bCs/>
-        </w:rPr>
-      </w:pPr>
-      <w:r>
-        <w:rPr>
-          <w:rFonts w:ascii="Times New Roman" w:hAnsi="Times New Roman" w:cs="Times New Roman"/>
-          <w:b/>
-          <w:bCs/>
+        </w:rPr>
+      </w:pPr>
+      <w:r>
+        <w:rPr>
+          <w:rFonts w:ascii="Times New Roman" w:hAnsi="Times New Roman" w:cs="Times New Roman"/>
         </w:rPr>
         <w:t>AS EN Ram Regulator IC and Release VTT = VDDQ/2</w:t>
       </w:r>
@@ -1833,15 +1845,11 @@
         <w:jc w:val="both"/>
         <w:rPr>
           <w:rFonts w:ascii="Times New Roman" w:hAnsi="Times New Roman" w:cs="Times New Roman"/>
-          <w:b/>
-          <w:bCs/>
-        </w:rPr>
-      </w:pPr>
-      <w:r>
-        <w:rPr>
-          <w:rFonts w:ascii="Times New Roman" w:hAnsi="Times New Roman" w:cs="Times New Roman"/>
-          <w:b/>
-          <w:bCs/>
+        </w:rPr>
+      </w:pPr>
+      <w:r>
+        <w:rPr>
+          <w:rFonts w:ascii="Times New Roman" w:hAnsi="Times New Roman" w:cs="Times New Roman"/>
         </w:rPr>
         <w:t>Ram Regulator – 1.5 VSP</w:t>
       </w:r>
@@ -1857,15 +1865,11 @@
         <w:jc w:val="both"/>
         <w:rPr>
           <w:rFonts w:ascii="Times New Roman" w:hAnsi="Times New Roman" w:cs="Times New Roman"/>
-          <w:b/>
-          <w:bCs/>
-        </w:rPr>
-      </w:pPr>
-      <w:r>
-        <w:rPr>
-          <w:rFonts w:ascii="Times New Roman" w:hAnsi="Times New Roman" w:cs="Times New Roman"/>
-          <w:b/>
-          <w:bCs/>
+        </w:rPr>
+      </w:pPr>
+      <w:r>
+        <w:rPr>
+          <w:rFonts w:ascii="Times New Roman" w:hAnsi="Times New Roman" w:cs="Times New Roman"/>
         </w:rPr>
         <w:t>1.8 VGS</w:t>
       </w:r>
@@ -1881,29 +1885,14 @@
         <w:jc w:val="both"/>
         <w:rPr>
           <w:rFonts w:ascii="Times New Roman" w:hAnsi="Times New Roman" w:cs="Times New Roman"/>
-          <w:b/>
-          <w:bCs/>
-        </w:rPr>
-      </w:pPr>
-      <w:r>
-        <w:rPr>
-          <w:rFonts w:ascii="Times New Roman" w:hAnsi="Times New Roman" w:cs="Times New Roman"/>
-          <w:b/>
-          <w:bCs/>
+        </w:rPr>
+      </w:pPr>
+      <w:r>
+        <w:rPr>
+          <w:rFonts w:ascii="Times New Roman" w:hAnsi="Times New Roman" w:cs="Times New Roman"/>
         </w:rPr>
         <w:t>1.05VS</w:t>
       </w:r>
-    </w:p>
-    <w:p>
-      <w:pPr>
-        <w:spacing w:line="480" w:lineRule="auto"/>
-        <w:jc w:val="both"/>
-        <w:rPr>
-          <w:rFonts w:ascii="Times New Roman" w:hAnsi="Times New Roman" w:cs="Times New Roman"/>
-          <w:b/>
-          <w:bCs/>
-        </w:rPr>
-      </w:pPr>
     </w:p>
     <w:p>
       <w:pPr>
@@ -2185,9 +2174,28 @@
           <w:bCs/>
         </w:rPr>
       </w:pPr>
-    </w:p>
-    <w:p>
-      <w:pPr>
+      <w:r>
+        <w:rPr>
+          <w:rFonts w:ascii="Courier New" w:hAnsi="Courier New" w:cs="Courier New"/>
+          <w:b/>
+          <w:bCs/>
+        </w:rPr>
+        <w:t>6. ON/OFF</w:t>
+      </w:r>
+      <w:r>
+        <w:rPr>
+          <w:rFonts w:ascii="Courier New" w:hAnsi="Courier New" w:cs="Courier New"/>
+          <w:b/>
+          <w:bCs/>
+        </w:rPr>
+        <w:t xml:space="preserve"> Signal</w:t>
+      </w:r>
+    </w:p>
+    <w:p>
+      <w:pPr>
+        <w:pBdr>
+          <w:bottom w:val="single" w:sz="6" w:space="1" w:color="auto"/>
+        </w:pBdr>
         <w:spacing w:line="240" w:lineRule="auto"/>
         <w:jc w:val="both"/>
         <w:rPr>
@@ -2196,64 +2204,26 @@
           <w:bCs/>
         </w:rPr>
       </w:pPr>
-      <w:r>
-        <w:rPr>
-          <w:rFonts w:ascii="Courier New" w:hAnsi="Courier New" w:cs="Courier New"/>
-          <w:b/>
-          <w:bCs/>
-        </w:rPr>
-        <w:t xml:space="preserve">SYSON, </w:t>
-      </w:r>
-      <w:r>
-        <w:rPr>
-          <w:rFonts w:ascii="Courier New" w:hAnsi="Courier New" w:cs="Courier New"/>
-          <w:b/>
-          <w:bCs/>
-        </w:rPr>
-        <w:t xml:space="preserve">&amp; </w:t>
-      </w:r>
-      <w:r>
-        <w:rPr>
-          <w:rFonts w:ascii="Courier New" w:hAnsi="Courier New" w:cs="Courier New"/>
-          <w:b/>
-          <w:bCs/>
-        </w:rPr>
-        <w:t>SUSP</w:t>
-      </w:r>
-      <w:r>
-        <w:rPr>
-          <w:rFonts w:ascii="Courier New" w:hAnsi="Courier New" w:cs="Courier New"/>
-          <w:b/>
-          <w:bCs/>
-        </w:rPr>
-        <w:t xml:space="preserve"> -</w:t>
-      </w:r>
-      <w:r>
-        <w:rPr>
-          <w:rFonts w:ascii="Courier New" w:hAnsi="Courier New" w:cs="Courier New"/>
-          <w:b/>
-          <w:bCs/>
-        </w:rPr>
-        <w:t xml:space="preserve"> CPU Core se pehle banane wali sabhi supply ko control krte hai</w:t>
-      </w:r>
     </w:p>
     <w:p>
       <w:pPr>
         <w:spacing w:line="240" w:lineRule="auto"/>
         <w:jc w:val="both"/>
         <w:rPr>
-          <w:rFonts w:ascii="Courier New" w:hAnsi="Courier New" w:cs="Courier New"/>
-          <w:b/>
-          <w:bCs/>
-        </w:rPr>
-      </w:pPr>
-      <w:r>
-        <w:rPr>
-          <w:rFonts w:ascii="Courier New" w:hAnsi="Courier New" w:cs="Courier New"/>
-          <w:b/>
-          <w:bCs/>
-        </w:rPr>
-        <w:t>RAM 1.8 V</w:t>
+          <w:rFonts w:ascii="Georgia" w:hAnsi="Georgia" w:cs="Courier New"/>
+          <w:b/>
+          <w:bCs/>
+          <w:highlight w:val="yellow"/>
+        </w:rPr>
+      </w:pPr>
+      <w:r>
+        <w:rPr>
+          <w:rFonts w:ascii="Georgia" w:hAnsi="Georgia" w:cs="Courier New"/>
+          <w:b/>
+          <w:bCs/>
+          <w:highlight w:val="yellow"/>
+        </w:rPr>
+        <w:t>Important Note</w:t>
       </w:r>
     </w:p>
     <w:p>
@@ -2271,9 +2241,81 @@
           <w:rFonts w:ascii="Courier New" w:hAnsi="Courier New" w:cs="Courier New"/>
           <w:b/>
           <w:bCs/>
-          <w:highlight w:val="yellow"/>
-        </w:rPr>
-        <w:t>PCH Supply 1.05V</w:t>
+          <w:highlight w:val="green"/>
+        </w:rPr>
+        <w:t xml:space="preserve">SYSON, </w:t>
+      </w:r>
+      <w:r>
+        <w:rPr>
+          <w:rFonts w:ascii="Courier New" w:hAnsi="Courier New" w:cs="Courier New"/>
+          <w:b/>
+          <w:bCs/>
+          <w:highlight w:val="green"/>
+        </w:rPr>
+        <w:t xml:space="preserve">&amp; </w:t>
+      </w:r>
+      <w:r>
+        <w:rPr>
+          <w:rFonts w:ascii="Courier New" w:hAnsi="Courier New" w:cs="Courier New"/>
+          <w:b/>
+          <w:bCs/>
+          <w:highlight w:val="green"/>
+        </w:rPr>
+        <w:t>SUSP</w:t>
+      </w:r>
+      <w:r>
+        <w:rPr>
+          <w:rFonts w:ascii="Courier New" w:hAnsi="Courier New" w:cs="Courier New"/>
+          <w:b/>
+          <w:bCs/>
+          <w:highlight w:val="green"/>
+        </w:rPr>
+        <w:t xml:space="preserve"> -</w:t>
+      </w:r>
+      <w:r>
+        <w:rPr>
+          <w:rFonts w:ascii="Courier New" w:hAnsi="Courier New" w:cs="Courier New"/>
+          <w:b/>
+          <w:bCs/>
+          <w:highlight w:val="green"/>
+        </w:rPr>
+        <w:t xml:space="preserve"> CPU Core se pehle banane wali sabhi </w:t>
+      </w:r>
+      <w:r>
+        <w:rPr>
+          <w:rFonts w:ascii="Courier New" w:hAnsi="Courier New" w:cs="Courier New"/>
+          <w:b/>
+          <w:bCs/>
+          <w:highlight w:val="green"/>
+        </w:rPr>
+        <w:t xml:space="preserve">regulator </w:t>
+      </w:r>
+      <w:r>
+        <w:rPr>
+          <w:rFonts w:ascii="Courier New" w:hAnsi="Courier New" w:cs="Courier New"/>
+          <w:b/>
+          <w:bCs/>
+          <w:highlight w:val="green"/>
+        </w:rPr>
+        <w:t>supply ko control</w:t>
+      </w:r>
+      <w:r>
+        <w:rPr>
+          <w:rFonts w:ascii="Courier New" w:hAnsi="Courier New" w:cs="Courier New"/>
+          <w:b/>
+          <w:bCs/>
+          <w:highlight w:val="green"/>
+        </w:rPr>
+        <w:t>/on</w:t>
+      </w:r>
+      <w:r>
+        <w:rPr>
+          <w:rFonts w:ascii="Courier New" w:hAnsi="Courier New" w:cs="Courier New"/>
+          <w:b/>
+          <w:bCs/>
+          <w:highlight w:val="green"/>
+        </w:rPr>
+        <w:t xml:space="preserve"> krte hai</w:t>
       </w:r>
     </w:p>
     <w:p>
@@ -2292,7 +2334,7 @@
           <w:b/>
           <w:bCs/>
         </w:rPr>
-        <w:t>1.8V</w:t>
+        <w:t>RAM 1.8V</w:t>
       </w:r>
     </w:p>
     <w:p>
@@ -2310,8 +2352,9 @@
           <w:rFonts w:ascii="Courier New" w:hAnsi="Courier New" w:cs="Courier New"/>
           <w:b/>
           <w:bCs/>
-        </w:rPr>
-        <w:t>2.5V</w:t>
+          <w:highlight w:val="yellow"/>
+        </w:rPr>
+        <w:t>PCH Supply 1.05V</w:t>
       </w:r>
     </w:p>
     <w:p>
@@ -2330,7 +2373,7 @@
           <w:b/>
           <w:bCs/>
         </w:rPr>
-        <w:t>3/5 DC to DC</w:t>
+        <w:t>1.8V</w:t>
       </w:r>
     </w:p>
     <w:p>
@@ -2343,6 +2386,14 @@
           <w:bCs/>
         </w:rPr>
       </w:pPr>
+      <w:r>
+        <w:rPr>
+          <w:rFonts w:ascii="Courier New" w:hAnsi="Courier New" w:cs="Courier New"/>
+          <w:b/>
+          <w:bCs/>
+        </w:rPr>
+        <w:t>2.5V</w:t>
+      </w:r>
     </w:p>
     <w:p>
       <w:pPr>
@@ -2360,7 +2411,7 @@
           <w:b/>
           <w:bCs/>
         </w:rPr>
-        <w:t>Wistron me syson susp nhi hota hai</w:t>
+        <w:t>3/5 DC to DC</w:t>
       </w:r>
     </w:p>
     <w:p>
@@ -2373,6 +2424,36 @@
           <w:bCs/>
         </w:rPr>
       </w:pPr>
+    </w:p>
+    <w:p>
+      <w:pPr>
+        <w:spacing w:line="240" w:lineRule="auto"/>
+        <w:jc w:val="both"/>
+        <w:rPr>
+          <w:rFonts w:ascii="Courier New" w:hAnsi="Courier New" w:cs="Courier New"/>
+          <w:b/>
+          <w:bCs/>
+        </w:rPr>
+      </w:pPr>
+      <w:r>
+        <w:rPr>
+          <w:rFonts w:ascii="Courier New" w:hAnsi="Courier New" w:cs="Courier New"/>
+          <w:b/>
+          <w:bCs/>
+        </w:rPr>
+        <w:t>Wistron me syson susp nhi hota hai</w:t>
+      </w:r>
+    </w:p>
+    <w:p>
+      <w:pPr>
+        <w:spacing w:line="240" w:lineRule="auto"/>
+        <w:jc w:val="both"/>
+        <w:rPr>
+          <w:rFonts w:ascii="Courier New" w:hAnsi="Courier New" w:cs="Courier New"/>
+          <w:b/>
+          <w:bCs/>
+        </w:rPr>
+      </w:pPr>
       <w:r>
         <w:rPr>
           <w:rFonts w:ascii="Courier New" w:hAnsi="Courier New" w:cs="Courier New"/>
@@ -2380,6 +2461,83 @@
           <w:bCs/>
         </w:rPr>
         <w:t>Direct SLPS4, SLPS3 PCH se release hokar supply on krte hai.</w:t>
+      </w:r>
+    </w:p>
+    <w:p>
+      <w:pPr>
+        <w:spacing w:line="480" w:lineRule="auto"/>
+        <w:jc w:val="both"/>
+        <w:rPr>
+          <w:rFonts w:ascii="Courier New" w:hAnsi="Courier New" w:cs="Courier New"/>
+          <w:b/>
+          <w:bCs/>
+        </w:rPr>
+      </w:pPr>
+    </w:p>
+    <w:p>
+      <w:pPr>
+        <w:spacing w:after="0" w:line="480" w:lineRule="auto"/>
+        <w:jc w:val="both"/>
+        <w:rPr>
+          <w:rFonts w:ascii="Times New Roman" w:hAnsi="Times New Roman" w:cs="Times New Roman"/>
+        </w:rPr>
+      </w:pPr>
+      <w:r>
+        <w:rPr>
+          <w:rFonts w:ascii="Times New Roman" w:hAnsi="Times New Roman" w:cs="Times New Roman"/>
+          <w:b/>
+          <w:bCs/>
+        </w:rPr>
+        <w:t xml:space="preserve">Note </w:t>
+      </w:r>
+      <w:r>
+        <w:rPr>
+          <w:rFonts w:ascii="Courier New" w:hAnsi="Courier New" w:cs="Courier New"/>
+          <w:b/>
+          <w:bCs/>
+        </w:rPr>
+        <w:br/>
+      </w:r>
+      <w:r>
+        <w:rPr>
+          <w:rFonts w:ascii="Times New Roman" w:hAnsi="Times New Roman" w:cs="Times New Roman"/>
+        </w:rPr>
+        <w:t xml:space="preserve">Agar </w:t>
+      </w:r>
+      <w:r>
+        <w:rPr>
+          <w:rFonts w:ascii="Times New Roman" w:hAnsi="Times New Roman" w:cs="Times New Roman"/>
+        </w:rPr>
+        <w:t xml:space="preserve">SLP_S4, SLP_S3 nhi ban rhe hai to – </w:t>
+      </w:r>
+      <w:r>
+        <w:rPr>
+          <w:rFonts w:ascii="Times New Roman" w:hAnsi="Times New Roman" w:cs="Times New Roman"/>
+          <w:highlight w:val="yellow"/>
+        </w:rPr>
+        <w:t>Dead Condition</w:t>
+      </w:r>
+    </w:p>
+    <w:p>
+      <w:pPr>
+        <w:spacing w:line="240" w:lineRule="auto"/>
+        <w:jc w:val="both"/>
+        <w:rPr>
+          <w:rFonts w:ascii="Times New Roman" w:hAnsi="Times New Roman" w:cs="Times New Roman"/>
+        </w:rPr>
+      </w:pPr>
+      <w:r>
+        <w:rPr>
+          <w:rFonts w:ascii="Times New Roman" w:hAnsi="Times New Roman" w:cs="Times New Roman"/>
+        </w:rPr>
+        <w:t xml:space="preserve">Agar SLP_S4, SLP_S3 ban rhe hai to – </w:t>
+      </w:r>
+      <w:r>
+        <w:rPr>
+          <w:rFonts w:ascii="Times New Roman" w:hAnsi="Times New Roman" w:cs="Times New Roman"/>
+          <w:highlight w:val="yellow"/>
+        </w:rPr>
+        <w:t>No Display Condition</w:t>
       </w:r>
     </w:p>
     <w:sectPr>
@@ -2394,7 +2552,7 @@
 </file>
 
 <file path=word/numbering.xml><?xml version="1.0" encoding="utf-8"?>
-<w:numbering xmlns:wpc="http://schemas.microsoft.com/office/word/2010/wordprocessingCanvas" xmlns:cx="http://schemas.microsoft.com/office/drawing/2014/chartex" xmlns:cx1="http://schemas.microsoft.com/office/drawing/2015/9/8/chartex" xmlns:cx2="http://schemas.microsoft.com/office/drawing/2015/10/21/chartex" xmlns:cx3="http://schemas.microsoft.com/office/drawing/2016/5/9/chartex" xmlns:cx4="http://schemas.microsoft.com/office/drawing/2016/5/10/chartex" xmlns:cx5="http://schemas.microsoft.com/office/drawing/2016/5/11/chartex" xmlns:cx6="http://schemas.microsoft.com/office/drawing/2016/5/12/chartex" xmlns:cx7="http://schemas.microsoft.com/office/drawing/2016/5/13/chartex" xmlns:cx8="http://schemas.microsoft.com/office/drawing/2016/5/14/chartex" xmlns:mc="http://schemas.openxmlformats.org/markup-compatibility/2006" xmlns:aink="http://schemas.microsoft.com/office/drawing/2016/ink" xmlns:am3d="http://schemas.microsoft.com/office/drawing/2017/model3d" xmlns:o="urn:schemas-microsoft-com:office:office" xmlns:oel="http://schemas.microsoft.com/office/2019/extlst" xmlns:r="http://schemas.openxmlformats.org/officeDocument/2006/relationships" xmlns:m="http://schemas.openxmlformats.org/officeDocument/2006/math" xmlns:v="urn:schemas-microsoft-com:vml" xmlns:wp14="http://schemas.microsoft.com/office/word/2010/wordprocessingDrawing" xmlns:wp="http://schemas.openxmlformats.org/drawingml/2006/wordprocessingDrawing" xmlns:w10="urn:schemas-microsoft-com:office:word" xmlns:w="http://schemas.openxmlformats.org/wordprocessingml/2006/main" xmlns:w14="http://schemas.microsoft.com/office/word/2010/wordml" xmlns:w15="http://schemas.microsoft.com/office/word/2012/wordml" xmlns:w16cex="http://schemas.microsoft.com/office/word/2018/wordml/cex" xmlns:w16cid="http://schemas.microsoft.com/office/word/2016/wordml/cid" xmlns:w16="http://schemas.microsoft.com/office/word/2018/wordml" xmlns:w16sdtdh="http://schemas.microsoft.com/office/word/2020/wordml/sdtdatahash" xmlns:w16se="http://schemas.microsoft.com/office/word/2015/wordml/symex" xmlns:wpg="http://schemas.microsoft.com/office/word/2010/wordprocessingGroup" xmlns:wpi="http://schemas.microsoft.com/office/word/2010/wordprocessingInk" xmlns:wne="http://schemas.microsoft.com/office/word/2006/wordml" xmlns:wps="http://schemas.microsoft.com/office/word/2010/wordprocessingShape" mc:Ignorable="w14 w15 w16se w16cid w16 w16cex w16sdtdh wp14">
+<w:numbering xmlns:wpc="http://schemas.microsoft.com/office/word/2010/wordprocessingCanvas" xmlns:cx="http://schemas.microsoft.com/office/drawing/2014/chartex" xmlns:cx1="http://schemas.microsoft.com/office/drawing/2015/9/8/chartex" xmlns:cx2="http://schemas.microsoft.com/office/drawing/2015/10/21/chartex" xmlns:cx3="http://schemas.microsoft.com/office/drawing/2016/5/9/chartex" xmlns:cx4="http://schemas.microsoft.com/office/drawing/2016/5/10/chartex" xmlns:cx5="http://schemas.microsoft.com/office/drawing/2016/5/11/chartex" xmlns:cx6="http://schemas.microsoft.com/office/drawing/2016/5/12/chartex" xmlns:cx7="http://schemas.microsoft.com/office/drawing/2016/5/13/chartex" xmlns:cx8="http://schemas.microsoft.com/office/drawing/2016/5/14/chartex" xmlns:mc="http://schemas.openxmlformats.org/markup-compatibility/2006" xmlns:aink="http://schemas.microsoft.com/office/drawing/2016/ink" xmlns:am3d="http://schemas.microsoft.com/office/drawing/2017/model3d" xmlns:o="urn:schemas-microsoft-com:office:office" xmlns:r="http://schemas.openxmlformats.org/officeDocument/2006/relationships" xmlns:m="http://schemas.openxmlformats.org/officeDocument/2006/math" xmlns:v="urn:schemas-microsoft-com:vml" xmlns:wp14="http://schemas.microsoft.com/office/word/2010/wordprocessingDrawing" xmlns:wp="http://schemas.openxmlformats.org/drawingml/2006/wordprocessingDrawing" xmlns:w10="urn:schemas-microsoft-com:office:word" xmlns:w="http://schemas.openxmlformats.org/wordprocessingml/2006/main" xmlns:w14="http://schemas.microsoft.com/office/word/2010/wordml" xmlns:w15="http://schemas.microsoft.com/office/word/2012/wordml" xmlns:w16cex="http://schemas.microsoft.com/office/word/2018/wordml/cex" xmlns:w16cid="http://schemas.microsoft.com/office/word/2016/wordml/cid" xmlns:w16="http://schemas.microsoft.com/office/word/2018/wordml" xmlns:w16sdtdh="http://schemas.microsoft.com/office/word/2020/wordml/sdtdatahash" xmlns:w16se="http://schemas.microsoft.com/office/word/2015/wordml/symex" xmlns:wpg="http://schemas.microsoft.com/office/word/2010/wordprocessingGroup" xmlns:wpi="http://schemas.microsoft.com/office/word/2010/wordprocessingInk" xmlns:wne="http://schemas.microsoft.com/office/word/2006/wordml" xmlns:wps="http://schemas.microsoft.com/office/word/2010/wordprocessingShape" mc:Ignorable="w14 w15 w16se w16cid w16 w16cex w16sdtdh wp14">
   <w:abstractNum w:abstractNumId="0" w15:restartNumberingAfterBreak="0">
     <w:nsid w:val="0FD764CB"/>
     <w:multiLevelType w:val="multilevel"/>
@@ -3823,40 +3981,40 @@
       </w:pPr>
     </w:lvl>
   </w:abstractNum>
-  <w:num w:numId="1" w16cid:durableId="1037314554">
+  <w:num w:numId="1">
     <w:abstractNumId w:val="1"/>
   </w:num>
-  <w:num w:numId="2" w16cid:durableId="1946376002">
+  <w:num w:numId="2">
     <w:abstractNumId w:val="4"/>
   </w:num>
-  <w:num w:numId="3" w16cid:durableId="1453984740">
+  <w:num w:numId="3">
     <w:abstractNumId w:val="7"/>
   </w:num>
-  <w:num w:numId="4" w16cid:durableId="1976988069">
+  <w:num w:numId="4">
     <w:abstractNumId w:val="10"/>
   </w:num>
-  <w:num w:numId="5" w16cid:durableId="1143619611">
+  <w:num w:numId="5">
     <w:abstractNumId w:val="5"/>
   </w:num>
-  <w:num w:numId="6" w16cid:durableId="1735539588">
+  <w:num w:numId="6">
     <w:abstractNumId w:val="11"/>
   </w:num>
-  <w:num w:numId="7" w16cid:durableId="2061904118">
+  <w:num w:numId="7">
     <w:abstractNumId w:val="0"/>
   </w:num>
-  <w:num w:numId="8" w16cid:durableId="1109352797">
+  <w:num w:numId="8">
     <w:abstractNumId w:val="2"/>
   </w:num>
-  <w:num w:numId="9" w16cid:durableId="987322751">
+  <w:num w:numId="9">
     <w:abstractNumId w:val="6"/>
   </w:num>
-  <w:num w:numId="10" w16cid:durableId="287900037">
+  <w:num w:numId="10">
     <w:abstractNumId w:val="8"/>
   </w:num>
-  <w:num w:numId="11" w16cid:durableId="1899199318">
+  <w:num w:numId="11">
     <w:abstractNumId w:val="3"/>
   </w:num>
-  <w:num w:numId="12" w16cid:durableId="431627585">
+  <w:num w:numId="12">
     <w:abstractNumId w:val="9"/>
   </w:num>
 </w:numbering>
